--- a/sistema_informatico/tareasPropuestas-UD3-AdriánTirado.docx
+++ b/sistema_informatico/tareasPropuestas-UD3-AdriánTirado.docx
@@ -1,6 +1,6 @@
 
 <file path=word/document.xml><?xml version="1.0" encoding="utf-8"?>
-<w:document xmlns:wpc="http://schemas.microsoft.com/office/word/2010/wordprocessingCanvas" xmlns:cx="http://schemas.microsoft.com/office/drawing/2014/chartex" xmlns:cx1="http://schemas.microsoft.com/office/drawing/2015/9/8/chartex" xmlns:cx2="http://schemas.microsoft.com/office/drawing/2015/10/21/chartex" xmlns:cx3="http://schemas.microsoft.com/office/drawing/2016/5/9/chartex" xmlns:cx4="http://schemas.microsoft.com/office/drawing/2016/5/10/chartex" xmlns:cx5="http://schemas.microsoft.com/office/drawing/2016/5/11/chartex" xmlns:cx6="http://schemas.microsoft.com/office/drawing/2016/5/12/chartex" xmlns:cx7="http://schemas.microsoft.com/office/drawing/2016/5/13/chartex" xmlns:cx8="http://schemas.microsoft.com/office/drawing/2016/5/14/chartex" xmlns:mc="http://schemas.openxmlformats.org/markup-compatibility/2006" xmlns:aink="http://schemas.microsoft.com/office/drawing/2016/ink" xmlns:am3d="http://schemas.microsoft.com/office/drawing/2017/model3d" xmlns:o="urn:schemas-microsoft-com:office:office" xmlns:r="http://schemas.openxmlformats.org/officeDocument/2006/relationships" xmlns:m="http://schemas.openxmlformats.org/officeDocument/2006/math" xmlns:v="urn:schemas-microsoft-com:vml" xmlns:wp14="http://schemas.microsoft.com/office/word/2010/wordprocessingDrawing" xmlns:wp="http://schemas.openxmlformats.org/drawingml/2006/wordprocessingDrawing" xmlns:w10="urn:schemas-microsoft-com:office:word" xmlns:w="http://schemas.openxmlformats.org/wordprocessingml/2006/main" xmlns:w14="http://schemas.microsoft.com/office/word/2010/wordml" xmlns:w15="http://schemas.microsoft.com/office/word/2012/wordml" xmlns:w16cid="http://schemas.microsoft.com/office/word/2016/wordml/cid" xmlns:w16se="http://schemas.microsoft.com/office/word/2015/wordml/symex" xmlns:wpg="http://schemas.microsoft.com/office/word/2010/wordprocessingGroup" xmlns:wpi="http://schemas.microsoft.com/office/word/2010/wordprocessingInk" xmlns:wne="http://schemas.microsoft.com/office/word/2006/wordml" xmlns:wps="http://schemas.microsoft.com/office/word/2010/wordprocessingShape" mc:Ignorable="w14 w15 w16se w16cid wp14">
+<w:document xmlns:wpc="http://schemas.microsoft.com/office/word/2010/wordprocessingCanvas" xmlns:cx="http://schemas.microsoft.com/office/drawing/2014/chartex" xmlns:cx1="http://schemas.microsoft.com/office/drawing/2015/9/8/chartex" xmlns:cx2="http://schemas.microsoft.com/office/drawing/2015/10/21/chartex" xmlns:cx3="http://schemas.microsoft.com/office/drawing/2016/5/9/chartex" xmlns:cx4="http://schemas.microsoft.com/office/drawing/2016/5/10/chartex" xmlns:cx5="http://schemas.microsoft.com/office/drawing/2016/5/11/chartex" xmlns:cx6="http://schemas.microsoft.com/office/drawing/2016/5/12/chartex" xmlns:cx7="http://schemas.microsoft.com/office/drawing/2016/5/13/chartex" xmlns:cx8="http://schemas.microsoft.com/office/drawing/2016/5/14/chartex" xmlns:mc="http://schemas.openxmlformats.org/markup-compatibility/2006" xmlns:aink="http://schemas.microsoft.com/office/drawing/2016/ink" xmlns:am3d="http://schemas.microsoft.com/office/drawing/2017/model3d" xmlns:o="urn:schemas-microsoft-com:office:office" xmlns:oel="http://schemas.microsoft.com/office/2019/extlst" xmlns:r="http://schemas.openxmlformats.org/officeDocument/2006/relationships" xmlns:m="http://schemas.openxmlformats.org/officeDocument/2006/math" xmlns:v="urn:schemas-microsoft-com:vml" xmlns:wp14="http://schemas.microsoft.com/office/word/2010/wordprocessingDrawing" xmlns:wp="http://schemas.openxmlformats.org/drawingml/2006/wordprocessingDrawing" xmlns:w10="urn:schemas-microsoft-com:office:word" xmlns:w="http://schemas.openxmlformats.org/wordprocessingml/2006/main" xmlns:w14="http://schemas.microsoft.com/office/word/2010/wordml" xmlns:w15="http://schemas.microsoft.com/office/word/2012/wordml" xmlns:w16cex="http://schemas.microsoft.com/office/word/2018/wordml/cex" xmlns:w16cid="http://schemas.microsoft.com/office/word/2016/wordml/cid" xmlns:w16="http://schemas.microsoft.com/office/word/2018/wordml" xmlns:w16sdtdh="http://schemas.microsoft.com/office/word/2020/wordml/sdtdatahash" xmlns:w16se="http://schemas.microsoft.com/office/word/2015/wordml/symex" xmlns:wpg="http://schemas.microsoft.com/office/word/2010/wordprocessingGroup" xmlns:wpi="http://schemas.microsoft.com/office/word/2010/wordprocessingInk" xmlns:wne="http://schemas.microsoft.com/office/word/2006/wordml" xmlns:wps="http://schemas.microsoft.com/office/word/2010/wordprocessingShape" mc:Ignorable="w14 w15 w16se w16cid w16 w16cex w16sdtdh wp14">
   <w:body>
     <w:p>
       <w:r>
@@ -14,7 +14,7 @@
         <mc:AlternateContent>
           <mc:Choice Requires="wps">
             <w:drawing>
-              <wp:anchor distT="0" distB="0" distL="114300" distR="114300" simplePos="0" relativeHeight="251666432" behindDoc="1" locked="0" layoutInCell="1" allowOverlap="1" wp14:anchorId="2934EC10" wp14:editId="6E50E818">
+              <wp:anchor distT="0" distB="0" distL="114300" distR="114300" simplePos="0" relativeHeight="251666432" behindDoc="1" locked="0" layoutInCell="1" allowOverlap="1" wp14:anchorId="0DBDCD64" wp14:editId="457D279B">
                 <wp:simplePos x="0" y="0"/>
                 <wp:positionH relativeFrom="margin">
                   <wp:posOffset>2763672</wp:posOffset>
@@ -98,11 +98,11 @@
           </mc:Choice>
           <mc:Fallback>
             <w:pict>
-              <v:shapetype w14:anchorId="2934EC10" id="_x0000_t202" coordsize="21600,21600" o:spt="202" path="m,l,21600r21600,l21600,xe">
+              <v:shapetype w14:anchorId="0DBDCD64" id="_x0000_t202" coordsize="21600,21600" o:spt="202" path="m,l,21600r21600,l21600,xe">
                 <v:stroke joinstyle="miter"/>
                 <v:path gradientshapeok="t" o:connecttype="rect"/>
               </v:shapetype>
-              <v:shape id="Cuadro de texto 1" o:spid="_x0000_s1026" type="#_x0000_t202" style="position:absolute;margin-left:217.6pt;margin-top:-.55pt;width:246.15pt;height:42.8pt;z-index:-251650048;visibility:visible;mso-wrap-style:square;mso-wrap-distance-left:9pt;mso-wrap-distance-top:0;mso-wrap-distance-right:9pt;mso-wrap-distance-bottom:0;mso-position-horizontal:absolute;mso-position-horizontal-relative:margin;mso-position-vertical:absolute;mso-position-vertical-relative:text;v-text-anchor:top" o:gfxdata="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" filled="f" stroked="f">
+              <v:shape id="Cuadro de texto 1" o:spid="_x0000_s1026" type="#_x0000_t202" style="position:absolute;margin-left:217.6pt;margin-top:-.55pt;width:246.15pt;height:42.8pt;z-index:-251650048;visibility:visible;mso-wrap-style:square;mso-wrap-distance-left:9pt;mso-wrap-distance-top:0;mso-wrap-distance-right:9pt;mso-wrap-distance-bottom:0;mso-position-horizontal:absolute;mso-position-horizontal-relative:margin;mso-position-vertical:absolute;mso-position-vertical-relative:text;v-text-anchor:top" o:gfxdata="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" filled="f" stroked="f">
                 <v:textbox>
                   <w:txbxContent>
                     <w:p>
@@ -146,7 +146,7 @@
         <mc:AlternateContent>
           <mc:Choice Requires="wps">
             <w:drawing>
-              <wp:anchor distT="0" distB="0" distL="114300" distR="114300" simplePos="0" relativeHeight="251664384" behindDoc="1" locked="0" layoutInCell="1" allowOverlap="1" wp14:anchorId="632A3BAC" wp14:editId="2D86327E">
+              <wp:anchor distT="0" distB="0" distL="114300" distR="114300" simplePos="0" relativeHeight="251664384" behindDoc="1" locked="0" layoutInCell="1" allowOverlap="1" wp14:anchorId="6D653A93" wp14:editId="5F850E5D">
                 <wp:simplePos x="0" y="0"/>
                 <wp:positionH relativeFrom="margin">
                   <wp:align>left</wp:align>
@@ -193,15 +193,6 @@
                       <wps:txbx>
                         <w:txbxContent>
                           <w:p>
-                            <w:pPr>
-                              <w:rPr>
-                                <w:b/>
-                                <w:color w:val="FFFFFF" w:themeColor="background1"/>
-                                <w:sz w:val="48"/>
-                                <w:szCs w:val="48"/>
-                                <w:u w:val="single"/>
-                              </w:rPr>
-                            </w:pPr>
                             <w:r>
                               <w:rPr>
                                 <w:b/>
@@ -210,10 +201,9 @@
                                 <w:szCs w:val="48"/>
                                 <w:u w:val="single"/>
                               </w:rPr>
-                              <w:t>Asignatura</w:t>
+                              <w:t>Sistemas Informáticos</w:t>
                             </w:r>
                           </w:p>
-                          <w:p/>
                         </w:txbxContent>
                       </wps:txbx>
                       <wps:bodyPr rot="0" spcFirstLastPara="0" vertOverflow="overflow" horzOverflow="overflow" vert="horz" wrap="square" lIns="91440" tIns="45720" rIns="91440" bIns="45720" numCol="1" spcCol="0" rtlCol="0" fromWordArt="0" anchor="t" anchorCtr="0" forceAA="0" compatLnSpc="1">
@@ -230,19 +220,10 @@
           </mc:Choice>
           <mc:Fallback>
             <w:pict>
-              <v:shape w14:anchorId="632A3BAC" id="Cuadro de texto 3" o:spid="_x0000_s1027" type="#_x0000_t202" style="position:absolute;margin-left:0;margin-top:561.85pt;width:246.15pt;height:42.8pt;z-index:-251652096;visibility:visible;mso-wrap-style:square;mso-wrap-distance-left:9pt;mso-wrap-distance-top:0;mso-wrap-distance-right:9pt;mso-wrap-distance-bottom:0;mso-position-horizontal:left;mso-position-horizontal-relative:margin;mso-position-vertical:absolute;mso-position-vertical-relative:text;v-text-anchor:top" o:gfxdata="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" filled="f" stroked="f">
+              <v:shape w14:anchorId="6D653A93" id="Cuadro de texto 3" o:spid="_x0000_s1027" type="#_x0000_t202" style="position:absolute;margin-left:0;margin-top:561.85pt;width:246.15pt;height:42.8pt;z-index:-251652096;visibility:visible;mso-wrap-style:square;mso-wrap-distance-left:9pt;mso-wrap-distance-top:0;mso-wrap-distance-right:9pt;mso-wrap-distance-bottom:0;mso-position-horizontal:left;mso-position-horizontal-relative:margin;mso-position-vertical:absolute;mso-position-vertical-relative:text;v-text-anchor:top" o:gfxdata="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" filled="f" stroked="f">
                 <v:textbox>
                   <w:txbxContent>
                     <w:p>
-                      <w:pPr>
-                        <w:rPr>
-                          <w:b/>
-                          <w:color w:val="FFFFFF" w:themeColor="background1"/>
-                          <w:sz w:val="48"/>
-                          <w:szCs w:val="48"/>
-                          <w:u w:val="single"/>
-                        </w:rPr>
-                      </w:pPr>
                       <w:r>
                         <w:rPr>
                           <w:b/>
@@ -251,10 +232,9 @@
                           <w:szCs w:val="48"/>
                           <w:u w:val="single"/>
                         </w:rPr>
-                        <w:t>Asignatura</w:t>
+                        <w:t>Sistemas Informáticos</w:t>
                       </w:r>
                     </w:p>
-                    <w:p/>
                   </w:txbxContent>
                 </v:textbox>
                 <w10:wrap anchorx="margin"/>
@@ -274,7 +254,7 @@
         <mc:AlternateContent>
           <mc:Choice Requires="wps">
             <w:drawing>
-              <wp:anchor distT="0" distB="0" distL="114300" distR="114300" simplePos="0" relativeHeight="251662336" behindDoc="1" locked="0" layoutInCell="1" allowOverlap="1" wp14:anchorId="6640182A" wp14:editId="7BE22592">
+              <wp:anchor distT="0" distB="0" distL="114300" distR="114300" simplePos="0" relativeHeight="251662336" behindDoc="1" locked="0" layoutInCell="1" allowOverlap="1" wp14:anchorId="0E84F475" wp14:editId="1DA2EAD9">
                 <wp:simplePos x="0" y="0"/>
                 <wp:positionH relativeFrom="margin">
                   <wp:posOffset>2717851</wp:posOffset>
@@ -358,7 +338,7 @@
           </mc:Choice>
           <mc:Fallback>
             <w:pict>
-              <v:shape w14:anchorId="6640182A" id="Cuadro de texto 2" o:spid="_x0000_s1028" type="#_x0000_t202" style="position:absolute;margin-left:214pt;margin-top:46.15pt;width:246.15pt;height:42.8pt;z-index:-251654144;visibility:visible;mso-wrap-style:square;mso-wrap-distance-left:9pt;mso-wrap-distance-top:0;mso-wrap-distance-right:9pt;mso-wrap-distance-bottom:0;mso-position-horizontal:absolute;mso-position-horizontal-relative:margin;mso-position-vertical:absolute;mso-position-vertical-relative:text;v-text-anchor:top" o:gfxdata="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" filled="f" stroked="f">
+              <v:shape w14:anchorId="0E84F475" id="Cuadro de texto 2" o:spid="_x0000_s1028" type="#_x0000_t202" style="position:absolute;margin-left:214pt;margin-top:46.15pt;width:246.15pt;height:42.8pt;z-index:-251654144;visibility:visible;mso-wrap-style:square;mso-wrap-distance-left:9pt;mso-wrap-distance-top:0;mso-wrap-distance-right:9pt;mso-wrap-distance-bottom:0;mso-position-horizontal:absolute;mso-position-horizontal-relative:margin;mso-position-vertical:absolute;mso-position-vertical-relative:text;v-text-anchor:top" o:gfxdata="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" filled="f" stroked="f">
                 <v:textbox>
                   <w:txbxContent>
                     <w:p>
@@ -399,7 +379,6 @@
             <w:docPartUnique/>
           </w:docPartObj>
         </w:sdtPr>
-        <w:sdtEndPr/>
         <w:sdtContent>
           <w:r>
             <w:rPr>
@@ -408,7 +387,7 @@
             <mc:AlternateContent>
               <mc:Choice Requires="wpg">
                 <w:drawing>
-                  <wp:anchor distT="0" distB="0" distL="114300" distR="114300" simplePos="0" relativeHeight="251659264" behindDoc="1" locked="0" layoutInCell="1" allowOverlap="1" wp14:anchorId="43EBE590">
+                  <wp:anchor distT="0" distB="0" distL="114300" distR="114300" simplePos="0" relativeHeight="251659264" behindDoc="1" locked="0" layoutInCell="1" allowOverlap="1" wp14:anchorId="0E183F1B" wp14:editId="5339B218">
                     <wp:simplePos x="0" y="0"/>
                     <wp:positionH relativeFrom="page">
                       <wp:align>center</wp:align>
@@ -1015,49 +994,6 @@
                             </wps:style>
                             <wps:txbx>
                               <w:txbxContent>
-                                <w:sdt>
-                                  <w:sdtPr>
-                                    <w:rPr>
-                                      <w:rFonts w:asciiTheme="majorHAnsi" w:eastAsiaTheme="majorEastAsia" w:hAnsiTheme="majorHAnsi" w:cstheme="majorBidi"/>
-                                      <w:caps/>
-                                      <w:color w:val="FFFFFF" w:themeColor="background1"/>
-                                      <w:sz w:val="64"/>
-                                      <w:szCs w:val="64"/>
-                                    </w:rPr>
-                                    <w:alias w:val="Título"/>
-                                    <w:tag w:val=""/>
-                                    <w:id w:val="1841046763"/>
-                                    <w:showingPlcHdr/>
-                                    <w:dataBinding w:prefixMappings="xmlns:ns0='http://purl.org/dc/elements/1.1/' xmlns:ns1='http://schemas.openxmlformats.org/package/2006/metadata/core-properties' " w:xpath="/ns1:coreProperties[1]/ns0:title[1]" w:storeItemID="{6C3C8BC8-F283-45AE-878A-BAB7291924A1}"/>
-                                    <w:text/>
-                                  </w:sdtPr>
-                                  <w:sdtEndPr/>
-                                  <w:sdtContent>
-                                    <w:p>
-                                      <w:pPr>
-                                        <w:pStyle w:val="Sinespaciado"/>
-                                        <w:rPr>
-                                          <w:rFonts w:asciiTheme="majorHAnsi" w:eastAsiaTheme="majorEastAsia" w:hAnsiTheme="majorHAnsi" w:cstheme="majorBidi"/>
-                                          <w:caps/>
-                                          <w:color w:val="FFFFFF" w:themeColor="background1"/>
-                                          <w:sz w:val="64"/>
-                                          <w:szCs w:val="64"/>
-                                        </w:rPr>
-                                      </w:pPr>
-                                      <w:r>
-                                        <w:rPr>
-                                          <w:rFonts w:asciiTheme="majorHAnsi" w:eastAsiaTheme="majorEastAsia" w:hAnsiTheme="majorHAnsi" w:cstheme="majorBidi"/>
-                                          <w:b/>
-                                          <w:caps/>
-                                          <w:color w:val="FFFFFF" w:themeColor="background1"/>
-                                          <w:sz w:val="64"/>
-                                          <w:szCs w:val="64"/>
-                                        </w:rPr>
-                                        <w:t>[Título del documento]</w:t>
-                                      </w:r>
-                                    </w:p>
-                                  </w:sdtContent>
-                                </w:sdt>
                                 <w:p>
                                   <w:pPr>
                                     <w:pStyle w:val="Sinespaciado"/>
@@ -1068,6 +1004,16 @@
                                       <w:szCs w:val="36"/>
                                     </w:rPr>
                                   </w:pPr>
+                                  <w:r>
+                                    <w:rPr>
+                                      <w:rFonts w:asciiTheme="majorHAnsi" w:eastAsiaTheme="majorEastAsia" w:hAnsiTheme="majorHAnsi" w:cstheme="majorBidi"/>
+                                      <w:caps/>
+                                      <w:color w:val="FFFFFF" w:themeColor="background1"/>
+                                      <w:sz w:val="64"/>
+                                      <w:szCs w:val="64"/>
+                                    </w:rPr>
+                                    <w:t>Tareas propuestas UD3</w:t>
+                                  </w:r>
                                 </w:p>
                               </w:txbxContent>
                             </wps:txbx>
@@ -1092,7 +1038,7 @@
               </mc:Choice>
               <mc:Fallback>
                 <w:pict>
-                  <v:group w14:anchorId="43EBE590" id="Grupo 48" o:spid="_x0000_s1029" style="position:absolute;margin-left:0;margin-top:0;width:540pt;height:10in;z-index:-251657216;mso-width-percent:882;mso-height-percent:909;mso-position-horizontal:center;mso-position-horizontal-relative:page;mso-position-vertical:center;mso-position-vertical-relative:page;mso-width-percent:882;mso-height-percent:909" coordsize="68580,91440" o:gfxdata="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">
+                  <v:group w14:anchorId="0E183F1B" id="Grupo 48" o:spid="_x0000_s1029" style="position:absolute;margin-left:0;margin-top:0;width:540pt;height:10in;z-index:-251657216;mso-width-percent:882;mso-height-percent:909;mso-position-horizontal:center;mso-position-horizontal-relative:page;mso-position-vertical:center;mso-position-vertical-relative:page;mso-width-percent:882;mso-height-percent:909" coordsize="68580,91440" o:gfxdata="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">
                     <v:group id="Grupo 49" o:spid="_x0000_s1030" style="position:absolute;width:68580;height:91440" coordsize="68580,91440" o:gfxdata="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">
                       <v:rect id="Rectángulo 54" o:spid="_x0000_s1031" style="position:absolute;width:68580;height:91440;visibility:visible;mso-wrap-style:square;v-text-anchor:top" o:gfxdata="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" fillcolor="#485870 [3122]" stroked="f" strokeweight="1pt">
                         <v:fill color2="#3d4b5f [2882]" angle="348" colors="0 #88acbb;6554f #88acbb" focus="100%" type="gradient"/>
@@ -1147,49 +1093,6 @@
                     <v:shape id="Cuadro de texto 61" o:spid="_x0000_s1038" type="#_x0000_t202" style="position:absolute;left:95;top:48387;width:68434;height:37897;visibility:visible;mso-wrap-style:square;v-text-anchor:bottom" o:gfxdata="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" filled="f" stroked="f" strokeweight=".5pt">
                       <v:textbox inset="54pt,0,1in,0">
                         <w:txbxContent>
-                          <w:sdt>
-                            <w:sdtPr>
-                              <w:rPr>
-                                <w:rFonts w:asciiTheme="majorHAnsi" w:eastAsiaTheme="majorEastAsia" w:hAnsiTheme="majorHAnsi" w:cstheme="majorBidi"/>
-                                <w:caps/>
-                                <w:color w:val="FFFFFF" w:themeColor="background1"/>
-                                <w:sz w:val="64"/>
-                                <w:szCs w:val="64"/>
-                              </w:rPr>
-                              <w:alias w:val="Título"/>
-                              <w:tag w:val=""/>
-                              <w:id w:val="1841046763"/>
-                              <w:showingPlcHdr/>
-                              <w:dataBinding w:prefixMappings="xmlns:ns0='http://purl.org/dc/elements/1.1/' xmlns:ns1='http://schemas.openxmlformats.org/package/2006/metadata/core-properties' " w:xpath="/ns1:coreProperties[1]/ns0:title[1]" w:storeItemID="{6C3C8BC8-F283-45AE-878A-BAB7291924A1}"/>
-                              <w:text/>
-                            </w:sdtPr>
-                            <w:sdtEndPr/>
-                            <w:sdtContent>
-                              <w:p>
-                                <w:pPr>
-                                  <w:pStyle w:val="Sinespaciado"/>
-                                  <w:rPr>
-                                    <w:rFonts w:asciiTheme="majorHAnsi" w:eastAsiaTheme="majorEastAsia" w:hAnsiTheme="majorHAnsi" w:cstheme="majorBidi"/>
-                                    <w:caps/>
-                                    <w:color w:val="FFFFFF" w:themeColor="background1"/>
-                                    <w:sz w:val="64"/>
-                                    <w:szCs w:val="64"/>
-                                  </w:rPr>
-                                </w:pPr>
-                                <w:r>
-                                  <w:rPr>
-                                    <w:rFonts w:asciiTheme="majorHAnsi" w:eastAsiaTheme="majorEastAsia" w:hAnsiTheme="majorHAnsi" w:cstheme="majorBidi"/>
-                                    <w:b/>
-                                    <w:caps/>
-                                    <w:color w:val="FFFFFF" w:themeColor="background1"/>
-                                    <w:sz w:val="64"/>
-                                    <w:szCs w:val="64"/>
-                                  </w:rPr>
-                                  <w:t>[Título del documento]</w:t>
-                                </w:r>
-                              </w:p>
-                            </w:sdtContent>
-                          </w:sdt>
                           <w:p>
                             <w:pPr>
                               <w:pStyle w:val="Sinespaciado"/>
@@ -1200,6 +1103,16 @@
                                 <w:szCs w:val="36"/>
                               </w:rPr>
                             </w:pPr>
+                            <w:r>
+                              <w:rPr>
+                                <w:rFonts w:asciiTheme="majorHAnsi" w:eastAsiaTheme="majorEastAsia" w:hAnsiTheme="majorHAnsi" w:cstheme="majorBidi"/>
+                                <w:caps/>
+                                <w:color w:val="FFFFFF" w:themeColor="background1"/>
+                                <w:sz w:val="64"/>
+                                <w:szCs w:val="64"/>
+                              </w:rPr>
+                              <w:t>Tareas propuestas UD3</w:t>
+                            </w:r>
                           </w:p>
                         </w:txbxContent>
                       </v:textbox>
@@ -1278,9 +1191,11 @@
           <w:bCs w:val="0"/>
           <w:caps w:val="0"/>
           <w:noProof/>
+          <w:kern w:val="2"/>
           <w:sz w:val="22"/>
           <w:szCs w:val="22"/>
           <w:lang w:eastAsia="es-ES"/>
+          <w14:ligatures w14:val="standardContextual"/>
         </w:rPr>
       </w:pPr>
       <w:r>
@@ -1301,13 +1216,14 @@
         </w:rPr>
         <w:fldChar w:fldCharType="separate"/>
       </w:r>
-      <w:hyperlink w:anchor="_Toc146305052" w:history="1">
+      <w:hyperlink w:anchor="_Toc151713102" w:history="1">
         <w:r>
           <w:rPr>
             <w:rStyle w:val="Hipervnculo"/>
             <w:noProof/>
-          </w:rPr>
-          <w:t>Título 1</w:t>
+            <w:lang w:eastAsia="es-ES"/>
+          </w:rPr>
+          <w:t>Busca imágenes en internet con la estructura de directorios de los sistemas operativos Microsoft Windows y Ubuntu (en sus versiones mas actuales). Compáralos. El escritorio en ambos, es una carpeta que contiene ficheros o directorios. Para un usuario cualquiera, ¿Cuál es la ruta del escritorio en ambos sistemas operativos?</w:t>
         </w:r>
         <w:r>
           <w:rPr>
@@ -1328,7 +1244,7 @@
             <w:noProof/>
             <w:webHidden/>
           </w:rPr>
-          <w:instrText xml:space="preserve"> PAGEREF _Toc146305052 \h </w:instrText>
+          <w:instrText xml:space="preserve"> PAGEREF _Toc151713102 \h </w:instrText>
         </w:r>
         <w:r>
           <w:rPr>
@@ -1348,7 +1264,163 @@
             <w:noProof/>
             <w:webHidden/>
           </w:rPr>
-          <w:t>1</w:t>
+          <w:t>2</w:t>
+        </w:r>
+        <w:r>
+          <w:rPr>
+            <w:noProof/>
+            <w:webHidden/>
+          </w:rPr>
+          <w:fldChar w:fldCharType="end"/>
+        </w:r>
+      </w:hyperlink>
+    </w:p>
+    <w:p>
+      <w:pPr>
+        <w:pStyle w:val="TDC1"/>
+        <w:tabs>
+          <w:tab w:val="right" w:leader="dot" w:pos="8494"/>
+        </w:tabs>
+        <w:rPr>
+          <w:rFonts w:eastAsiaTheme="minorEastAsia" w:cstheme="minorBidi"/>
+          <w:b w:val="0"/>
+          <w:bCs w:val="0"/>
+          <w:caps w:val="0"/>
+          <w:noProof/>
+          <w:kern w:val="2"/>
+          <w:sz w:val="22"/>
+          <w:szCs w:val="22"/>
+          <w:lang w:eastAsia="es-ES"/>
+          <w14:ligatures w14:val="standardContextual"/>
+        </w:rPr>
+      </w:pPr>
+      <w:hyperlink w:anchor="_Toc151713103" w:history="1">
+        <w:r>
+          <w:rPr>
+            <w:rStyle w:val="Hipervnculo"/>
+            <w:noProof/>
+            <w:lang w:eastAsia="es-ES"/>
+          </w:rPr>
+          <w:t>Navega por la estructura de directorios de ubuntu y lista las carpetas aquí estudiadas. Para mayor detalle, puedes hacer uso del comando “man hier” en un terminal de linux, el cual especificara la utilidad de cada carpeta.</w:t>
+        </w:r>
+        <w:r>
+          <w:rPr>
+            <w:noProof/>
+            <w:webHidden/>
+          </w:rPr>
+          <w:tab/>
+        </w:r>
+        <w:r>
+          <w:rPr>
+            <w:noProof/>
+            <w:webHidden/>
+          </w:rPr>
+          <w:fldChar w:fldCharType="begin"/>
+        </w:r>
+        <w:r>
+          <w:rPr>
+            <w:noProof/>
+            <w:webHidden/>
+          </w:rPr>
+          <w:instrText xml:space="preserve"> PAGEREF _Toc151713103 \h </w:instrText>
+        </w:r>
+        <w:r>
+          <w:rPr>
+            <w:noProof/>
+            <w:webHidden/>
+          </w:rPr>
+        </w:r>
+        <w:r>
+          <w:rPr>
+            <w:noProof/>
+            <w:webHidden/>
+          </w:rPr>
+          <w:fldChar w:fldCharType="separate"/>
+        </w:r>
+        <w:r>
+          <w:rPr>
+            <w:noProof/>
+            <w:webHidden/>
+          </w:rPr>
+          <w:t>3</w:t>
+        </w:r>
+        <w:r>
+          <w:rPr>
+            <w:noProof/>
+            <w:webHidden/>
+          </w:rPr>
+          <w:fldChar w:fldCharType="end"/>
+        </w:r>
+      </w:hyperlink>
+    </w:p>
+    <w:p>
+      <w:pPr>
+        <w:pStyle w:val="TDC1"/>
+        <w:tabs>
+          <w:tab w:val="right" w:leader="dot" w:pos="8494"/>
+        </w:tabs>
+        <w:rPr>
+          <w:rFonts w:eastAsiaTheme="minorEastAsia" w:cstheme="minorBidi"/>
+          <w:b w:val="0"/>
+          <w:bCs w:val="0"/>
+          <w:caps w:val="0"/>
+          <w:noProof/>
+          <w:kern w:val="2"/>
+          <w:sz w:val="22"/>
+          <w:szCs w:val="22"/>
+          <w:lang w:eastAsia="es-ES"/>
+          <w14:ligatures w14:val="standardContextual"/>
+        </w:rPr>
+      </w:pPr>
+      <w:hyperlink w:anchor="_Toc151713104" w:history="1">
+        <w:r>
+          <w:rPr>
+            <w:rStyle w:val="Hipervnculo"/>
+            <w:noProof/>
+            <w:lang w:eastAsia="es-ES"/>
+          </w:rPr>
+          <w:t>Navega por la estructura de directorios de Microsoft Windows y lista las carpetas aquí estudiadas, observando su contenido</w:t>
+        </w:r>
+        <w:r>
+          <w:rPr>
+            <w:noProof/>
+            <w:webHidden/>
+          </w:rPr>
+          <w:tab/>
+        </w:r>
+        <w:r>
+          <w:rPr>
+            <w:noProof/>
+            <w:webHidden/>
+          </w:rPr>
+          <w:fldChar w:fldCharType="begin"/>
+        </w:r>
+        <w:r>
+          <w:rPr>
+            <w:noProof/>
+            <w:webHidden/>
+          </w:rPr>
+          <w:instrText xml:space="preserve"> PAGEREF _Toc151713104 \h </w:instrText>
+        </w:r>
+        <w:r>
+          <w:rPr>
+            <w:noProof/>
+            <w:webHidden/>
+          </w:rPr>
+        </w:r>
+        <w:r>
+          <w:rPr>
+            <w:noProof/>
+            <w:webHidden/>
+          </w:rPr>
+          <w:fldChar w:fldCharType="separate"/>
+        </w:r>
+        <w:r>
+          <w:rPr>
+            <w:noProof/>
+            <w:webHidden/>
+          </w:rPr>
+          <w:t>4</w:t>
         </w:r>
         <w:r>
           <w:rPr>
@@ -1369,18 +1441,21 @@
           <w:rFonts w:eastAsiaTheme="minorEastAsia" w:cstheme="minorBidi"/>
           <w:smallCaps w:val="0"/>
           <w:noProof/>
+          <w:kern w:val="2"/>
           <w:sz w:val="22"/>
           <w:szCs w:val="22"/>
           <w:lang w:eastAsia="es-ES"/>
-        </w:rPr>
-      </w:pPr>
-      <w:hyperlink w:anchor="_Toc146305053" w:history="1">
+          <w14:ligatures w14:val="standardContextual"/>
+        </w:rPr>
+      </w:pPr>
+      <w:hyperlink w:anchor="_Toc151713105" w:history="1">
         <w:r>
           <w:rPr>
             <w:rStyle w:val="Hipervnculo"/>
             <w:noProof/>
-          </w:rPr>
-          <w:t>Subtítulo</w:t>
+            <w:lang w:eastAsia="es-ES"/>
+          </w:rPr>
+          <w:t>\Archivos de programa(Program Files):</w:t>
         </w:r>
         <w:r>
           <w:rPr>
@@ -1401,7 +1476,7 @@
             <w:noProof/>
             <w:webHidden/>
           </w:rPr>
-          <w:instrText xml:space="preserve"> PAGEREF _Toc146305053 \h </w:instrText>
+          <w:instrText xml:space="preserve"> PAGEREF _Toc151713105 \h </w:instrText>
         </w:r>
         <w:r>
           <w:rPr>
@@ -1421,7 +1496,7 @@
             <w:noProof/>
             <w:webHidden/>
           </w:rPr>
-          <w:t>1</w:t>
+          <w:t>4</w:t>
         </w:r>
         <w:r>
           <w:rPr>
@@ -1434,6 +1509,1074 @@
     </w:p>
     <w:p>
       <w:pPr>
+        <w:pStyle w:val="TDC2"/>
+        <w:tabs>
+          <w:tab w:val="right" w:leader="dot" w:pos="8494"/>
+        </w:tabs>
+        <w:rPr>
+          <w:rFonts w:eastAsiaTheme="minorEastAsia" w:cstheme="minorBidi"/>
+          <w:smallCaps w:val="0"/>
+          <w:noProof/>
+          <w:kern w:val="2"/>
+          <w:sz w:val="22"/>
+          <w:szCs w:val="22"/>
+          <w:lang w:eastAsia="es-ES"/>
+          <w14:ligatures w14:val="standardContextual"/>
+        </w:rPr>
+      </w:pPr>
+      <w:hyperlink w:anchor="_Toc151713106" w:history="1">
+        <w:r>
+          <w:rPr>
+            <w:rStyle w:val="Hipervnculo"/>
+            <w:noProof/>
+            <w:lang w:eastAsia="es-ES"/>
+          </w:rPr>
+          <w:t>\Archivos de programa(x86):</w:t>
+        </w:r>
+        <w:r>
+          <w:rPr>
+            <w:noProof/>
+            <w:webHidden/>
+          </w:rPr>
+          <w:tab/>
+        </w:r>
+        <w:r>
+          <w:rPr>
+            <w:noProof/>
+            <w:webHidden/>
+          </w:rPr>
+          <w:fldChar w:fldCharType="begin"/>
+        </w:r>
+        <w:r>
+          <w:rPr>
+            <w:noProof/>
+            <w:webHidden/>
+          </w:rPr>
+          <w:instrText xml:space="preserve"> PAGEREF _Toc151713106 \h </w:instrText>
+        </w:r>
+        <w:r>
+          <w:rPr>
+            <w:noProof/>
+            <w:webHidden/>
+          </w:rPr>
+        </w:r>
+        <w:r>
+          <w:rPr>
+            <w:noProof/>
+            <w:webHidden/>
+          </w:rPr>
+          <w:fldChar w:fldCharType="separate"/>
+        </w:r>
+        <w:r>
+          <w:rPr>
+            <w:noProof/>
+            <w:webHidden/>
+          </w:rPr>
+          <w:t>4</w:t>
+        </w:r>
+        <w:r>
+          <w:rPr>
+            <w:noProof/>
+            <w:webHidden/>
+          </w:rPr>
+          <w:fldChar w:fldCharType="end"/>
+        </w:r>
+      </w:hyperlink>
+    </w:p>
+    <w:p>
+      <w:pPr>
+        <w:pStyle w:val="TDC2"/>
+        <w:tabs>
+          <w:tab w:val="right" w:leader="dot" w:pos="8494"/>
+        </w:tabs>
+        <w:rPr>
+          <w:rFonts w:eastAsiaTheme="minorEastAsia" w:cstheme="minorBidi"/>
+          <w:smallCaps w:val="0"/>
+          <w:noProof/>
+          <w:kern w:val="2"/>
+          <w:sz w:val="22"/>
+          <w:szCs w:val="22"/>
+          <w:lang w:eastAsia="es-ES"/>
+          <w14:ligatures w14:val="standardContextual"/>
+        </w:rPr>
+      </w:pPr>
+      <w:hyperlink w:anchor="_Toc151713107" w:history="1">
+        <w:r>
+          <w:rPr>
+            <w:rStyle w:val="Hipervnculo"/>
+            <w:noProof/>
+            <w:lang w:eastAsia="es-ES"/>
+          </w:rPr>
+          <w:t>\Perflogs</w:t>
+        </w:r>
+        <w:r>
+          <w:rPr>
+            <w:noProof/>
+            <w:webHidden/>
+          </w:rPr>
+          <w:tab/>
+        </w:r>
+        <w:r>
+          <w:rPr>
+            <w:noProof/>
+            <w:webHidden/>
+          </w:rPr>
+          <w:fldChar w:fldCharType="begin"/>
+        </w:r>
+        <w:r>
+          <w:rPr>
+            <w:noProof/>
+            <w:webHidden/>
+          </w:rPr>
+          <w:instrText xml:space="preserve"> PAGEREF _Toc151713107 \h </w:instrText>
+        </w:r>
+        <w:r>
+          <w:rPr>
+            <w:noProof/>
+            <w:webHidden/>
+          </w:rPr>
+        </w:r>
+        <w:r>
+          <w:rPr>
+            <w:noProof/>
+            <w:webHidden/>
+          </w:rPr>
+          <w:fldChar w:fldCharType="separate"/>
+        </w:r>
+        <w:r>
+          <w:rPr>
+            <w:noProof/>
+            <w:webHidden/>
+          </w:rPr>
+          <w:t>5</w:t>
+        </w:r>
+        <w:r>
+          <w:rPr>
+            <w:noProof/>
+            <w:webHidden/>
+          </w:rPr>
+          <w:fldChar w:fldCharType="end"/>
+        </w:r>
+      </w:hyperlink>
+    </w:p>
+    <w:p>
+      <w:pPr>
+        <w:pStyle w:val="TDC2"/>
+        <w:tabs>
+          <w:tab w:val="right" w:leader="dot" w:pos="8494"/>
+        </w:tabs>
+        <w:rPr>
+          <w:rFonts w:eastAsiaTheme="minorEastAsia" w:cstheme="minorBidi"/>
+          <w:smallCaps w:val="0"/>
+          <w:noProof/>
+          <w:kern w:val="2"/>
+          <w:sz w:val="22"/>
+          <w:szCs w:val="22"/>
+          <w:lang w:eastAsia="es-ES"/>
+          <w14:ligatures w14:val="standardContextual"/>
+        </w:rPr>
+      </w:pPr>
+      <w:hyperlink w:anchor="_Toc151713108" w:history="1">
+        <w:r>
+          <w:rPr>
+            <w:rStyle w:val="Hipervnculo"/>
+            <w:noProof/>
+            <w:lang w:eastAsia="es-ES"/>
+          </w:rPr>
+          <w:t>\ProgramData</w:t>
+        </w:r>
+        <w:r>
+          <w:rPr>
+            <w:noProof/>
+            <w:webHidden/>
+          </w:rPr>
+          <w:tab/>
+        </w:r>
+        <w:r>
+          <w:rPr>
+            <w:noProof/>
+            <w:webHidden/>
+          </w:rPr>
+          <w:fldChar w:fldCharType="begin"/>
+        </w:r>
+        <w:r>
+          <w:rPr>
+            <w:noProof/>
+            <w:webHidden/>
+          </w:rPr>
+          <w:instrText xml:space="preserve"> PAGEREF _Toc151713108 \h </w:instrText>
+        </w:r>
+        <w:r>
+          <w:rPr>
+            <w:noProof/>
+            <w:webHidden/>
+          </w:rPr>
+        </w:r>
+        <w:r>
+          <w:rPr>
+            <w:noProof/>
+            <w:webHidden/>
+          </w:rPr>
+          <w:fldChar w:fldCharType="separate"/>
+        </w:r>
+        <w:r>
+          <w:rPr>
+            <w:noProof/>
+            <w:webHidden/>
+          </w:rPr>
+          <w:t>5</w:t>
+        </w:r>
+        <w:r>
+          <w:rPr>
+            <w:noProof/>
+            <w:webHidden/>
+          </w:rPr>
+          <w:fldChar w:fldCharType="end"/>
+        </w:r>
+      </w:hyperlink>
+    </w:p>
+    <w:p>
+      <w:pPr>
+        <w:pStyle w:val="TDC2"/>
+        <w:tabs>
+          <w:tab w:val="right" w:leader="dot" w:pos="8494"/>
+        </w:tabs>
+        <w:rPr>
+          <w:rFonts w:eastAsiaTheme="minorEastAsia" w:cstheme="minorBidi"/>
+          <w:smallCaps w:val="0"/>
+          <w:noProof/>
+          <w:kern w:val="2"/>
+          <w:sz w:val="22"/>
+          <w:szCs w:val="22"/>
+          <w:lang w:eastAsia="es-ES"/>
+          <w14:ligatures w14:val="standardContextual"/>
+        </w:rPr>
+      </w:pPr>
+      <w:hyperlink w:anchor="_Toc151713109" w:history="1">
+        <w:r>
+          <w:rPr>
+            <w:rStyle w:val="Hipervnculo"/>
+            <w:noProof/>
+            <w:lang w:eastAsia="es-ES"/>
+          </w:rPr>
+          <w:t>\Usuarios (users)</w:t>
+        </w:r>
+        <w:r>
+          <w:rPr>
+            <w:noProof/>
+            <w:webHidden/>
+          </w:rPr>
+          <w:tab/>
+        </w:r>
+        <w:r>
+          <w:rPr>
+            <w:noProof/>
+            <w:webHidden/>
+          </w:rPr>
+          <w:fldChar w:fldCharType="begin"/>
+        </w:r>
+        <w:r>
+          <w:rPr>
+            <w:noProof/>
+            <w:webHidden/>
+          </w:rPr>
+          <w:instrText xml:space="preserve"> PAGEREF _Toc151713109 \h </w:instrText>
+        </w:r>
+        <w:r>
+          <w:rPr>
+            <w:noProof/>
+            <w:webHidden/>
+          </w:rPr>
+        </w:r>
+        <w:r>
+          <w:rPr>
+            <w:noProof/>
+            <w:webHidden/>
+          </w:rPr>
+          <w:fldChar w:fldCharType="separate"/>
+        </w:r>
+        <w:r>
+          <w:rPr>
+            <w:noProof/>
+            <w:webHidden/>
+          </w:rPr>
+          <w:t>6</w:t>
+        </w:r>
+        <w:r>
+          <w:rPr>
+            <w:noProof/>
+            <w:webHidden/>
+          </w:rPr>
+          <w:fldChar w:fldCharType="end"/>
+        </w:r>
+      </w:hyperlink>
+    </w:p>
+    <w:p>
+      <w:pPr>
+        <w:pStyle w:val="TDC2"/>
+        <w:tabs>
+          <w:tab w:val="right" w:leader="dot" w:pos="8494"/>
+        </w:tabs>
+        <w:rPr>
+          <w:rFonts w:eastAsiaTheme="minorEastAsia" w:cstheme="minorBidi"/>
+          <w:smallCaps w:val="0"/>
+          <w:noProof/>
+          <w:kern w:val="2"/>
+          <w:sz w:val="22"/>
+          <w:szCs w:val="22"/>
+          <w:lang w:eastAsia="es-ES"/>
+          <w14:ligatures w14:val="standardContextual"/>
+        </w:rPr>
+      </w:pPr>
+      <w:hyperlink w:anchor="_Toc151713110" w:history="1">
+        <w:r>
+          <w:rPr>
+            <w:rStyle w:val="Hipervnculo"/>
+            <w:noProof/>
+            <w:lang w:eastAsia="es-ES"/>
+          </w:rPr>
+          <w:t>\Default</w:t>
+        </w:r>
+        <w:r>
+          <w:rPr>
+            <w:noProof/>
+            <w:webHidden/>
+          </w:rPr>
+          <w:tab/>
+        </w:r>
+        <w:r>
+          <w:rPr>
+            <w:noProof/>
+            <w:webHidden/>
+          </w:rPr>
+          <w:fldChar w:fldCharType="begin"/>
+        </w:r>
+        <w:r>
+          <w:rPr>
+            <w:noProof/>
+            <w:webHidden/>
+          </w:rPr>
+          <w:instrText xml:space="preserve"> PAGEREF _Toc151713110 \h </w:instrText>
+        </w:r>
+        <w:r>
+          <w:rPr>
+            <w:noProof/>
+            <w:webHidden/>
+          </w:rPr>
+        </w:r>
+        <w:r>
+          <w:rPr>
+            <w:noProof/>
+            <w:webHidden/>
+          </w:rPr>
+          <w:fldChar w:fldCharType="separate"/>
+        </w:r>
+        <w:r>
+          <w:rPr>
+            <w:noProof/>
+            <w:webHidden/>
+          </w:rPr>
+          <w:t>6</w:t>
+        </w:r>
+        <w:r>
+          <w:rPr>
+            <w:noProof/>
+            <w:webHidden/>
+          </w:rPr>
+          <w:fldChar w:fldCharType="end"/>
+        </w:r>
+      </w:hyperlink>
+    </w:p>
+    <w:p>
+      <w:pPr>
+        <w:pStyle w:val="TDC2"/>
+        <w:tabs>
+          <w:tab w:val="right" w:leader="dot" w:pos="8494"/>
+        </w:tabs>
+        <w:rPr>
+          <w:rFonts w:eastAsiaTheme="minorEastAsia" w:cstheme="minorBidi"/>
+          <w:smallCaps w:val="0"/>
+          <w:noProof/>
+          <w:kern w:val="2"/>
+          <w:sz w:val="22"/>
+          <w:szCs w:val="22"/>
+          <w:lang w:eastAsia="es-ES"/>
+          <w14:ligatures w14:val="standardContextual"/>
+        </w:rPr>
+      </w:pPr>
+      <w:hyperlink w:anchor="_Toc151713111" w:history="1">
+        <w:r>
+          <w:rPr>
+            <w:rStyle w:val="Hipervnculo"/>
+            <w:noProof/>
+            <w:lang w:eastAsia="es-ES"/>
+          </w:rPr>
+          <w:t>\[nombreUsuario]</w:t>
+        </w:r>
+        <w:r>
+          <w:rPr>
+            <w:noProof/>
+            <w:webHidden/>
+          </w:rPr>
+          <w:tab/>
+        </w:r>
+        <w:r>
+          <w:rPr>
+            <w:noProof/>
+            <w:webHidden/>
+          </w:rPr>
+          <w:fldChar w:fldCharType="begin"/>
+        </w:r>
+        <w:r>
+          <w:rPr>
+            <w:noProof/>
+            <w:webHidden/>
+          </w:rPr>
+          <w:instrText xml:space="preserve"> PAGEREF _Toc151713111 \h </w:instrText>
+        </w:r>
+        <w:r>
+          <w:rPr>
+            <w:noProof/>
+            <w:webHidden/>
+          </w:rPr>
+        </w:r>
+        <w:r>
+          <w:rPr>
+            <w:noProof/>
+            <w:webHidden/>
+          </w:rPr>
+          <w:fldChar w:fldCharType="separate"/>
+        </w:r>
+        <w:r>
+          <w:rPr>
+            <w:noProof/>
+            <w:webHidden/>
+          </w:rPr>
+          <w:t>6</w:t>
+        </w:r>
+        <w:r>
+          <w:rPr>
+            <w:noProof/>
+            <w:webHidden/>
+          </w:rPr>
+          <w:fldChar w:fldCharType="end"/>
+        </w:r>
+      </w:hyperlink>
+    </w:p>
+    <w:p>
+      <w:pPr>
+        <w:pStyle w:val="TDC2"/>
+        <w:tabs>
+          <w:tab w:val="right" w:leader="dot" w:pos="8494"/>
+        </w:tabs>
+        <w:rPr>
+          <w:rFonts w:eastAsiaTheme="minorEastAsia" w:cstheme="minorBidi"/>
+          <w:smallCaps w:val="0"/>
+          <w:noProof/>
+          <w:kern w:val="2"/>
+          <w:sz w:val="22"/>
+          <w:szCs w:val="22"/>
+          <w:lang w:eastAsia="es-ES"/>
+          <w14:ligatures w14:val="standardContextual"/>
+        </w:rPr>
+      </w:pPr>
+      <w:hyperlink w:anchor="_Toc151713112" w:history="1">
+        <w:r>
+          <w:rPr>
+            <w:rStyle w:val="Hipervnculo"/>
+            <w:noProof/>
+            <w:lang w:eastAsia="es-ES"/>
+          </w:rPr>
+          <w:t>\System32</w:t>
+        </w:r>
+        <w:r>
+          <w:rPr>
+            <w:noProof/>
+            <w:webHidden/>
+          </w:rPr>
+          <w:tab/>
+        </w:r>
+        <w:r>
+          <w:rPr>
+            <w:noProof/>
+            <w:webHidden/>
+          </w:rPr>
+          <w:fldChar w:fldCharType="begin"/>
+        </w:r>
+        <w:r>
+          <w:rPr>
+            <w:noProof/>
+            <w:webHidden/>
+          </w:rPr>
+          <w:instrText xml:space="preserve"> PAGEREF _Toc151713112 \h </w:instrText>
+        </w:r>
+        <w:r>
+          <w:rPr>
+            <w:noProof/>
+            <w:webHidden/>
+          </w:rPr>
+        </w:r>
+        <w:r>
+          <w:rPr>
+            <w:noProof/>
+            <w:webHidden/>
+          </w:rPr>
+          <w:fldChar w:fldCharType="separate"/>
+        </w:r>
+        <w:r>
+          <w:rPr>
+            <w:noProof/>
+            <w:webHidden/>
+          </w:rPr>
+          <w:t>7</w:t>
+        </w:r>
+        <w:r>
+          <w:rPr>
+            <w:noProof/>
+            <w:webHidden/>
+          </w:rPr>
+          <w:fldChar w:fldCharType="end"/>
+        </w:r>
+      </w:hyperlink>
+    </w:p>
+    <w:p>
+      <w:pPr>
+        <w:pStyle w:val="TDC2"/>
+        <w:tabs>
+          <w:tab w:val="right" w:leader="dot" w:pos="8494"/>
+        </w:tabs>
+        <w:rPr>
+          <w:rFonts w:eastAsiaTheme="minorEastAsia" w:cstheme="minorBidi"/>
+          <w:smallCaps w:val="0"/>
+          <w:noProof/>
+          <w:kern w:val="2"/>
+          <w:sz w:val="22"/>
+          <w:szCs w:val="22"/>
+          <w:lang w:eastAsia="es-ES"/>
+          <w14:ligatures w14:val="standardContextual"/>
+        </w:rPr>
+      </w:pPr>
+      <w:hyperlink w:anchor="_Toc151713113" w:history="1">
+        <w:r>
+          <w:rPr>
+            <w:rStyle w:val="Hipervnculo"/>
+            <w:noProof/>
+            <w:lang w:eastAsia="es-ES"/>
+          </w:rPr>
+          <w:t>\SysWOW64</w:t>
+        </w:r>
+        <w:r>
+          <w:rPr>
+            <w:noProof/>
+            <w:webHidden/>
+          </w:rPr>
+          <w:tab/>
+        </w:r>
+        <w:r>
+          <w:rPr>
+            <w:noProof/>
+            <w:webHidden/>
+          </w:rPr>
+          <w:fldChar w:fldCharType="begin"/>
+        </w:r>
+        <w:r>
+          <w:rPr>
+            <w:noProof/>
+            <w:webHidden/>
+          </w:rPr>
+          <w:instrText xml:space="preserve"> PAGEREF _Toc151713113 \h </w:instrText>
+        </w:r>
+        <w:r>
+          <w:rPr>
+            <w:noProof/>
+            <w:webHidden/>
+          </w:rPr>
+        </w:r>
+        <w:r>
+          <w:rPr>
+            <w:noProof/>
+            <w:webHidden/>
+          </w:rPr>
+          <w:fldChar w:fldCharType="separate"/>
+        </w:r>
+        <w:r>
+          <w:rPr>
+            <w:noProof/>
+            <w:webHidden/>
+          </w:rPr>
+          <w:t>7</w:t>
+        </w:r>
+        <w:r>
+          <w:rPr>
+            <w:noProof/>
+            <w:webHidden/>
+          </w:rPr>
+          <w:fldChar w:fldCharType="end"/>
+        </w:r>
+      </w:hyperlink>
+    </w:p>
+    <w:p>
+      <w:pPr>
+        <w:pStyle w:val="TDC1"/>
+        <w:tabs>
+          <w:tab w:val="right" w:leader="dot" w:pos="8494"/>
+        </w:tabs>
+        <w:rPr>
+          <w:rFonts w:eastAsiaTheme="minorEastAsia" w:cstheme="minorBidi"/>
+          <w:b w:val="0"/>
+          <w:bCs w:val="0"/>
+          <w:caps w:val="0"/>
+          <w:noProof/>
+          <w:kern w:val="2"/>
+          <w:sz w:val="22"/>
+          <w:szCs w:val="22"/>
+          <w:lang w:eastAsia="es-ES"/>
+          <w14:ligatures w14:val="standardContextual"/>
+        </w:rPr>
+      </w:pPr>
+      <w:hyperlink w:anchor="_Toc151713114" w:history="1">
+        <w:r>
+          <w:rPr>
+            <w:rStyle w:val="Hipervnculo"/>
+            <w:noProof/>
+            <w:lang w:eastAsia="es-ES"/>
+          </w:rPr>
+          <w:t>Ejecuta y explica las siguientes instrucciones: “ls /home /usr, ls -l /home, ls -R /home, ls -ltra”</w:t>
+        </w:r>
+        <w:r>
+          <w:rPr>
+            <w:noProof/>
+            <w:webHidden/>
+          </w:rPr>
+          <w:tab/>
+        </w:r>
+        <w:r>
+          <w:rPr>
+            <w:noProof/>
+            <w:webHidden/>
+          </w:rPr>
+          <w:fldChar w:fldCharType="begin"/>
+        </w:r>
+        <w:r>
+          <w:rPr>
+            <w:noProof/>
+            <w:webHidden/>
+          </w:rPr>
+          <w:instrText xml:space="preserve"> PAGEREF _Toc151713114 \h </w:instrText>
+        </w:r>
+        <w:r>
+          <w:rPr>
+            <w:noProof/>
+            <w:webHidden/>
+          </w:rPr>
+        </w:r>
+        <w:r>
+          <w:rPr>
+            <w:noProof/>
+            <w:webHidden/>
+          </w:rPr>
+          <w:fldChar w:fldCharType="separate"/>
+        </w:r>
+        <w:r>
+          <w:rPr>
+            <w:noProof/>
+            <w:webHidden/>
+          </w:rPr>
+          <w:t>9</w:t>
+        </w:r>
+        <w:r>
+          <w:rPr>
+            <w:noProof/>
+            <w:webHidden/>
+          </w:rPr>
+          <w:fldChar w:fldCharType="end"/>
+        </w:r>
+      </w:hyperlink>
+    </w:p>
+    <w:p>
+      <w:pPr>
+        <w:pStyle w:val="TDC2"/>
+        <w:tabs>
+          <w:tab w:val="right" w:leader="dot" w:pos="8494"/>
+        </w:tabs>
+        <w:rPr>
+          <w:rFonts w:eastAsiaTheme="minorEastAsia" w:cstheme="minorBidi"/>
+          <w:smallCaps w:val="0"/>
+          <w:noProof/>
+          <w:kern w:val="2"/>
+          <w:sz w:val="22"/>
+          <w:szCs w:val="22"/>
+          <w:lang w:eastAsia="es-ES"/>
+          <w14:ligatures w14:val="standardContextual"/>
+        </w:rPr>
+      </w:pPr>
+      <w:hyperlink w:anchor="_Toc151713115" w:history="1">
+        <w:r>
+          <w:rPr>
+            <w:rStyle w:val="Hipervnculo"/>
+            <w:noProof/>
+            <w:lang w:eastAsia="es-ES"/>
+          </w:rPr>
+          <w:t>ls /home /usr</w:t>
+        </w:r>
+        <w:r>
+          <w:rPr>
+            <w:noProof/>
+            <w:webHidden/>
+          </w:rPr>
+          <w:tab/>
+        </w:r>
+        <w:r>
+          <w:rPr>
+            <w:noProof/>
+            <w:webHidden/>
+          </w:rPr>
+          <w:fldChar w:fldCharType="begin"/>
+        </w:r>
+        <w:r>
+          <w:rPr>
+            <w:noProof/>
+            <w:webHidden/>
+          </w:rPr>
+          <w:instrText xml:space="preserve"> PAGEREF _Toc151713115 \h </w:instrText>
+        </w:r>
+        <w:r>
+          <w:rPr>
+            <w:noProof/>
+            <w:webHidden/>
+          </w:rPr>
+        </w:r>
+        <w:r>
+          <w:rPr>
+            <w:noProof/>
+            <w:webHidden/>
+          </w:rPr>
+          <w:fldChar w:fldCharType="separate"/>
+        </w:r>
+        <w:r>
+          <w:rPr>
+            <w:noProof/>
+            <w:webHidden/>
+          </w:rPr>
+          <w:t>9</w:t>
+        </w:r>
+        <w:r>
+          <w:rPr>
+            <w:noProof/>
+            <w:webHidden/>
+          </w:rPr>
+          <w:fldChar w:fldCharType="end"/>
+        </w:r>
+      </w:hyperlink>
+    </w:p>
+    <w:p>
+      <w:pPr>
+        <w:pStyle w:val="TDC2"/>
+        <w:tabs>
+          <w:tab w:val="right" w:leader="dot" w:pos="8494"/>
+        </w:tabs>
+        <w:rPr>
+          <w:rFonts w:eastAsiaTheme="minorEastAsia" w:cstheme="minorBidi"/>
+          <w:smallCaps w:val="0"/>
+          <w:noProof/>
+          <w:kern w:val="2"/>
+          <w:sz w:val="22"/>
+          <w:szCs w:val="22"/>
+          <w:lang w:eastAsia="es-ES"/>
+          <w14:ligatures w14:val="standardContextual"/>
+        </w:rPr>
+      </w:pPr>
+      <w:hyperlink w:anchor="_Toc151713116" w:history="1">
+        <w:r>
+          <w:rPr>
+            <w:rStyle w:val="Hipervnculo"/>
+            <w:noProof/>
+            <w:lang w:val="en-US" w:eastAsia="es-ES"/>
+          </w:rPr>
+          <w:t>ls -l /home</w:t>
+        </w:r>
+        <w:r>
+          <w:rPr>
+            <w:noProof/>
+            <w:webHidden/>
+          </w:rPr>
+          <w:tab/>
+        </w:r>
+        <w:r>
+          <w:rPr>
+            <w:noProof/>
+            <w:webHidden/>
+          </w:rPr>
+          <w:fldChar w:fldCharType="begin"/>
+        </w:r>
+        <w:r>
+          <w:rPr>
+            <w:noProof/>
+            <w:webHidden/>
+          </w:rPr>
+          <w:instrText xml:space="preserve"> PAGEREF _Toc151713116 \h </w:instrText>
+        </w:r>
+        <w:r>
+          <w:rPr>
+            <w:noProof/>
+            <w:webHidden/>
+          </w:rPr>
+        </w:r>
+        <w:r>
+          <w:rPr>
+            <w:noProof/>
+            <w:webHidden/>
+          </w:rPr>
+          <w:fldChar w:fldCharType="separate"/>
+        </w:r>
+        <w:r>
+          <w:rPr>
+            <w:noProof/>
+            <w:webHidden/>
+          </w:rPr>
+          <w:t>9</w:t>
+        </w:r>
+        <w:r>
+          <w:rPr>
+            <w:noProof/>
+            <w:webHidden/>
+          </w:rPr>
+          <w:fldChar w:fldCharType="end"/>
+        </w:r>
+      </w:hyperlink>
+    </w:p>
+    <w:p>
+      <w:pPr>
+        <w:pStyle w:val="TDC2"/>
+        <w:tabs>
+          <w:tab w:val="right" w:leader="dot" w:pos="8494"/>
+        </w:tabs>
+        <w:rPr>
+          <w:rFonts w:eastAsiaTheme="minorEastAsia" w:cstheme="minorBidi"/>
+          <w:smallCaps w:val="0"/>
+          <w:noProof/>
+          <w:kern w:val="2"/>
+          <w:sz w:val="22"/>
+          <w:szCs w:val="22"/>
+          <w:lang w:eastAsia="es-ES"/>
+          <w14:ligatures w14:val="standardContextual"/>
+        </w:rPr>
+      </w:pPr>
+      <w:hyperlink w:anchor="_Toc151713117" w:history="1">
+        <w:r>
+          <w:rPr>
+            <w:rStyle w:val="Hipervnculo"/>
+            <w:noProof/>
+            <w:lang w:eastAsia="es-ES"/>
+          </w:rPr>
+          <w:t>ls -R</w:t>
+        </w:r>
+        <w:r>
+          <w:rPr>
+            <w:noProof/>
+            <w:webHidden/>
+          </w:rPr>
+          <w:tab/>
+        </w:r>
+        <w:r>
+          <w:rPr>
+            <w:noProof/>
+            <w:webHidden/>
+          </w:rPr>
+          <w:fldChar w:fldCharType="begin"/>
+        </w:r>
+        <w:r>
+          <w:rPr>
+            <w:noProof/>
+            <w:webHidden/>
+          </w:rPr>
+          <w:instrText xml:space="preserve"> PAGEREF _Toc151713117 \h </w:instrText>
+        </w:r>
+        <w:r>
+          <w:rPr>
+            <w:noProof/>
+            <w:webHidden/>
+          </w:rPr>
+        </w:r>
+        <w:r>
+          <w:rPr>
+            <w:noProof/>
+            <w:webHidden/>
+          </w:rPr>
+          <w:fldChar w:fldCharType="separate"/>
+        </w:r>
+        <w:r>
+          <w:rPr>
+            <w:noProof/>
+            <w:webHidden/>
+          </w:rPr>
+          <w:t>10</w:t>
+        </w:r>
+        <w:r>
+          <w:rPr>
+            <w:noProof/>
+            <w:webHidden/>
+          </w:rPr>
+          <w:fldChar w:fldCharType="end"/>
+        </w:r>
+      </w:hyperlink>
+    </w:p>
+    <w:p>
+      <w:pPr>
+        <w:pStyle w:val="TDC2"/>
+        <w:tabs>
+          <w:tab w:val="right" w:leader="dot" w:pos="8494"/>
+        </w:tabs>
+        <w:rPr>
+          <w:rFonts w:eastAsiaTheme="minorEastAsia" w:cstheme="minorBidi"/>
+          <w:smallCaps w:val="0"/>
+          <w:noProof/>
+          <w:kern w:val="2"/>
+          <w:sz w:val="22"/>
+          <w:szCs w:val="22"/>
+          <w:lang w:eastAsia="es-ES"/>
+          <w14:ligatures w14:val="standardContextual"/>
+        </w:rPr>
+      </w:pPr>
+      <w:hyperlink w:anchor="_Toc151713118" w:history="1">
+        <w:r>
+          <w:rPr>
+            <w:rStyle w:val="Hipervnculo"/>
+            <w:noProof/>
+            <w:lang w:eastAsia="es-ES"/>
+          </w:rPr>
+          <w:t>ls- ltra</w:t>
+        </w:r>
+        <w:r>
+          <w:rPr>
+            <w:noProof/>
+            <w:webHidden/>
+          </w:rPr>
+          <w:tab/>
+        </w:r>
+        <w:r>
+          <w:rPr>
+            <w:noProof/>
+            <w:webHidden/>
+          </w:rPr>
+          <w:fldChar w:fldCharType="begin"/>
+        </w:r>
+        <w:r>
+          <w:rPr>
+            <w:noProof/>
+            <w:webHidden/>
+          </w:rPr>
+          <w:instrText xml:space="preserve"> PAGEREF _Toc151713118 \h </w:instrText>
+        </w:r>
+        <w:r>
+          <w:rPr>
+            <w:noProof/>
+            <w:webHidden/>
+          </w:rPr>
+        </w:r>
+        <w:r>
+          <w:rPr>
+            <w:noProof/>
+            <w:webHidden/>
+          </w:rPr>
+          <w:fldChar w:fldCharType="separate"/>
+        </w:r>
+        <w:r>
+          <w:rPr>
+            <w:noProof/>
+            <w:webHidden/>
+          </w:rPr>
+          <w:t>11</w:t>
+        </w:r>
+        <w:r>
+          <w:rPr>
+            <w:noProof/>
+            <w:webHidden/>
+          </w:rPr>
+          <w:fldChar w:fldCharType="end"/>
+        </w:r>
+      </w:hyperlink>
+    </w:p>
+    <w:p>
+      <w:pPr>
+        <w:pStyle w:val="TDC1"/>
+        <w:tabs>
+          <w:tab w:val="right" w:leader="dot" w:pos="8494"/>
+        </w:tabs>
+        <w:rPr>
+          <w:rFonts w:eastAsiaTheme="minorEastAsia" w:cstheme="minorBidi"/>
+          <w:b w:val="0"/>
+          <w:bCs w:val="0"/>
+          <w:caps w:val="0"/>
+          <w:noProof/>
+          <w:kern w:val="2"/>
+          <w:sz w:val="22"/>
+          <w:szCs w:val="22"/>
+          <w:lang w:eastAsia="es-ES"/>
+          <w14:ligatures w14:val="standardContextual"/>
+        </w:rPr>
+      </w:pPr>
+      <w:hyperlink w:anchor="_Toc151713119" w:history="1">
+        <w:r>
+          <w:rPr>
+            <w:rStyle w:val="Hipervnculo"/>
+            <w:noProof/>
+            <w:lang w:eastAsia="es-ES"/>
+          </w:rPr>
+          <w:t>Empleando caracteres comodín, realiza las siguientes acciones por línea de comando:</w:t>
+        </w:r>
+        <w:r>
+          <w:rPr>
+            <w:noProof/>
+            <w:webHidden/>
+          </w:rPr>
+          <w:tab/>
+        </w:r>
+        <w:r>
+          <w:rPr>
+            <w:noProof/>
+            <w:webHidden/>
+          </w:rPr>
+          <w:fldChar w:fldCharType="begin"/>
+        </w:r>
+        <w:r>
+          <w:rPr>
+            <w:noProof/>
+            <w:webHidden/>
+          </w:rPr>
+          <w:instrText xml:space="preserve"> PAGEREF _Toc151713119 \h </w:instrText>
+        </w:r>
+        <w:r>
+          <w:rPr>
+            <w:noProof/>
+            <w:webHidden/>
+          </w:rPr>
+        </w:r>
+        <w:r>
+          <w:rPr>
+            <w:noProof/>
+            <w:webHidden/>
+          </w:rPr>
+          <w:fldChar w:fldCharType="separate"/>
+        </w:r>
+        <w:r>
+          <w:rPr>
+            <w:noProof/>
+            <w:webHidden/>
+          </w:rPr>
+          <w:t>12</w:t>
+        </w:r>
+        <w:r>
+          <w:rPr>
+            <w:noProof/>
+            <w:webHidden/>
+          </w:rPr>
+          <w:fldChar w:fldCharType="end"/>
+        </w:r>
+      </w:hyperlink>
+    </w:p>
+    <w:p>
+      <w:pPr>
         <w:rPr>
           <w:lang w:eastAsia="es-ES"/>
         </w:rPr>
@@ -1458,6 +2601,7 @@
         </w:rPr>
         <w:br w:type="page"/>
       </w:r>
+      <w:bookmarkStart w:id="0" w:name="_Toc151713102"/>
       <w:r>
         <w:rPr>
           <w:lang w:eastAsia="es-ES"/>
@@ -1465,6 +2609,7 @@
         <w:lastRenderedPageBreak/>
         <w:t>Busca imágenes en internet con la estructura de directorios de los sistemas operativos Microsoft Windows y Ubuntu (en sus versiones mas actuales). Compáralos. El escritorio en ambos, es una carpeta que contiene ficheros o directorios. Para un usuario cualquiera, ¿Cuál es la ruta del escritorio en ambos sistemas operativos?</w:t>
       </w:r>
+      <w:bookmarkEnd w:id="0"/>
     </w:p>
     <w:p>
       <w:pPr>
@@ -1527,7 +2672,7 @@
                 <w:noProof/>
               </w:rPr>
               <w:drawing>
-                <wp:inline distT="0" distB="0" distL="0" distR="0">
+                <wp:inline distT="0" distB="0" distL="0" distR="0" wp14:anchorId="677220E7" wp14:editId="78DA8FAE">
                   <wp:extent cx="2487016" cy="2162468"/>
                   <wp:effectExtent l="0" t="0" r="8890" b="0"/>
                   <wp:docPr id="7" name="Imagen 7" descr="Terminal de sistemas Windows | Aprende con Alf"/>
@@ -1614,7 +2759,7 @@
                 <w:noProof/>
               </w:rPr>
               <w:drawing>
-                <wp:inline distT="0" distB="0" distL="0" distR="0">
+                <wp:inline distT="0" distB="0" distL="0" distR="0" wp14:anchorId="632789CF" wp14:editId="7EDEAE26">
                   <wp:extent cx="2499564" cy="2984398"/>
                   <wp:effectExtent l="0" t="0" r="0" b="6985"/>
                   <wp:docPr id="5" name="Imagen 5" descr="filesystem - How to understand the Ubuntu file system layout ..."/>
@@ -1687,53 +2832,54 @@
         <w:rPr>
           <w:lang w:eastAsia="es-ES"/>
         </w:rPr>
-        <w:t>En ambos sistemas operativos tienen una estructura de directorios similar, con el escritorio como una carpeta que contiene archivos y directorios</w:t>
-      </w:r>
-      <w:r>
-        <w:rPr>
-          <w:lang w:eastAsia="es-ES"/>
-        </w:rPr>
-        <w:t xml:space="preserve"> y su estructura de árbol que se va ramificando conforme se acerca a los archivos del usuario</w:t>
-      </w:r>
-      <w:bookmarkStart w:id="0" w:name="_GoBack"/>
-      <w:bookmarkEnd w:id="0"/>
+        <w:t>En ambos sistemas operativos tienen una estructura de directorios similar, con el escritorio como una carpeta que contiene archivos y directorios y su estructura de árbol que se va ramificando</w:t>
+      </w:r>
+      <w:r>
+        <w:rPr>
+          <w:lang w:eastAsia="es-ES"/>
+        </w:rPr>
+        <w:t xml:space="preserve"> enormemente</w:t>
+      </w:r>
+      <w:r>
+        <w:rPr>
+          <w:lang w:eastAsia="es-ES"/>
+        </w:rPr>
+        <w:t xml:space="preserve"> conforme se acerca a los archivos del usuario</w:t>
+      </w:r>
     </w:p>
     <w:p>
       <w:pPr>
         <w:pStyle w:val="Texto"/>
         <w:rPr>
-          <w:lang w:eastAsia="es-ES"/>
-        </w:rPr>
-      </w:pPr>
-      <w:r>
-        <w:rPr>
-          <w:lang w:eastAsia="es-ES"/>
-        </w:rPr>
-        <w:t>En Microsoft Windows, la ruta del escritorio para un usuario cualquiera es típicamente "C:\Users\nombre_de_usuario\Desktop"</w:t>
-      </w:r>
-      <w:r>
-        <w:rPr>
-          <w:lang w:eastAsia="es-ES"/>
-        </w:rPr>
-        <w:t>, m</w:t>
-      </w:r>
-      <w:r>
-        <w:rPr>
-          <w:lang w:eastAsia="es-ES"/>
-        </w:rPr>
-        <w:t>ientras que</w:t>
-      </w:r>
-      <w:r>
-        <w:rPr>
-          <w:lang w:eastAsia="es-ES"/>
-        </w:rPr>
-        <w:t>,</w:t>
-      </w:r>
-      <w:r>
-        <w:rPr>
-          <w:lang w:eastAsia="es-ES"/>
-        </w:rPr>
-        <w:t xml:space="preserve"> en Ubuntu, la ruta del escritorio es "/home/nombre_de_usuario/Desktop". </w:t>
+          <w:b/>
+          <w:lang w:eastAsia="es-ES"/>
+        </w:rPr>
+      </w:pPr>
+      <w:r>
+        <w:rPr>
+          <w:lang w:eastAsia="es-ES"/>
+        </w:rPr>
+        <w:t xml:space="preserve">En Microsoft Windows, la ruta del escritorio para un usuario cualquiera es típicamente </w:t>
+      </w:r>
+      <w:r>
+        <w:rPr>
+          <w:b/>
+          <w:lang w:eastAsia="es-ES"/>
+        </w:rPr>
+        <w:t>"C:\Users\nombre_de_usuario\Desktop"</w:t>
+      </w:r>
+      <w:r>
+        <w:rPr>
+          <w:lang w:eastAsia="es-ES"/>
+        </w:rPr>
+        <w:t xml:space="preserve">, mientras que, en Ubuntu, la ruta del escritorio es </w:t>
+      </w:r>
+      <w:r>
+        <w:rPr>
+          <w:b/>
+          <w:lang w:eastAsia="es-ES"/>
+        </w:rPr>
+        <w:t xml:space="preserve">"/home/nombre_de_usuario/Desktop". </w:t>
       </w:r>
     </w:p>
     <w:p>
@@ -1754,15 +2900,2447 @@
     </w:p>
     <w:p>
       <w:pPr>
+        <w:pStyle w:val="Ttulo1"/>
+        <w:rPr>
+          <w:lang w:eastAsia="es-ES"/>
+        </w:rPr>
+      </w:pPr>
+      <w:bookmarkStart w:id="1" w:name="_Toc151713103"/>
+      <w:r>
+        <w:rPr>
+          <w:lang w:eastAsia="es-ES"/>
+        </w:rPr>
+        <w:lastRenderedPageBreak/>
+        <w:t>Navega por la estructura de directorios de ubuntu y lista las carpetas aquí estudiadas. Para mayor detalle, puedes hacer uso del comando “man hier” en un terminal de linux, el cual especificara la utilidad de cada carpeta.</w:t>
+      </w:r>
+      <w:bookmarkEnd w:id="1"/>
+    </w:p>
+    <w:p>
+      <w:pPr>
+        <w:rPr>
+          <w:lang w:eastAsia="es-ES"/>
+        </w:rPr>
+      </w:pPr>
+    </w:p>
+    <w:p>
+      <w:pPr>
+        <w:pStyle w:val="Prrafodelista"/>
+        <w:numPr>
+          <w:ilvl w:val="0"/>
+          <w:numId w:val="4"/>
+        </w:numPr>
+        <w:rPr>
+          <w:lang w:eastAsia="es-ES"/>
+        </w:rPr>
+      </w:pPr>
+      <w:r>
+        <w:rPr>
+          <w:b/>
+          <w:bCs/>
+          <w:lang w:eastAsia="es-ES"/>
+        </w:rPr>
+        <w:t>/</w:t>
+      </w:r>
+      <w:proofErr w:type="spellStart"/>
+      <w:r>
+        <w:rPr>
+          <w:b/>
+          <w:bCs/>
+          <w:lang w:eastAsia="es-ES"/>
+        </w:rPr>
+        <w:t>bin</w:t>
+      </w:r>
+      <w:proofErr w:type="spellEnd"/>
+      <w:r>
+        <w:rPr>
+          <w:b/>
+          <w:bCs/>
+          <w:lang w:eastAsia="es-ES"/>
+        </w:rPr>
+        <w:t xml:space="preserve"> y /</w:t>
+      </w:r>
+      <w:proofErr w:type="spellStart"/>
+      <w:r>
+        <w:rPr>
+          <w:b/>
+          <w:bCs/>
+          <w:lang w:eastAsia="es-ES"/>
+        </w:rPr>
+        <w:t>sbin</w:t>
+      </w:r>
+      <w:proofErr w:type="spellEnd"/>
+      <w:r>
+        <w:rPr>
+          <w:b/>
+          <w:bCs/>
+          <w:lang w:eastAsia="es-ES"/>
+        </w:rPr>
+        <w:t>:</w:t>
+      </w:r>
+      <w:r>
+        <w:rPr>
+          <w:lang w:eastAsia="es-ES"/>
+        </w:rPr>
+        <w:t xml:space="preserve"> Almacenan binarios necesarios para funciones básicas y tareas del sistema operativo, respectivamente</w:t>
+      </w:r>
+    </w:p>
+    <w:p>
+      <w:pPr>
+        <w:pStyle w:val="Prrafodelista"/>
+        <w:numPr>
+          <w:ilvl w:val="0"/>
+          <w:numId w:val="4"/>
+        </w:numPr>
+        <w:rPr>
+          <w:lang w:eastAsia="es-ES"/>
+        </w:rPr>
+      </w:pPr>
+      <w:r>
+        <w:rPr>
+          <w:b/>
+          <w:bCs/>
+          <w:lang w:eastAsia="es-ES"/>
+        </w:rPr>
+        <w:t>/</w:t>
+      </w:r>
+      <w:proofErr w:type="spellStart"/>
+      <w:r>
+        <w:rPr>
+          <w:b/>
+          <w:bCs/>
+          <w:lang w:eastAsia="es-ES"/>
+        </w:rPr>
+        <w:t>usr</w:t>
+      </w:r>
+      <w:proofErr w:type="spellEnd"/>
+      <w:r>
+        <w:rPr>
+          <w:b/>
+          <w:bCs/>
+          <w:lang w:eastAsia="es-ES"/>
+        </w:rPr>
+        <w:t>:</w:t>
+      </w:r>
+      <w:r>
+        <w:rPr>
+          <w:lang w:eastAsia="es-ES"/>
+        </w:rPr>
+        <w:t xml:space="preserve"> Contiene archivos de solo lectura y utilidades de usuario, incluyendo software instalado a través de gestores de paquetes</w:t>
+      </w:r>
+    </w:p>
+    <w:p>
+      <w:pPr>
+        <w:pStyle w:val="Prrafodelista"/>
+        <w:numPr>
+          <w:ilvl w:val="0"/>
+          <w:numId w:val="4"/>
+        </w:numPr>
+        <w:rPr>
+          <w:lang w:eastAsia="es-ES"/>
+        </w:rPr>
+      </w:pPr>
+      <w:r>
+        <w:rPr>
+          <w:b/>
+          <w:bCs/>
+          <w:lang w:eastAsia="es-ES"/>
+        </w:rPr>
+        <w:t>/etc:</w:t>
+      </w:r>
+      <w:r>
+        <w:rPr>
+          <w:lang w:eastAsia="es-ES"/>
+        </w:rPr>
+        <w:t xml:space="preserve"> Almacena archivos de configuración del sistema operativo y de las aplicaciones instaladas</w:t>
+      </w:r>
+    </w:p>
+    <w:p>
+      <w:pPr>
+        <w:pStyle w:val="Prrafodelista"/>
+        <w:numPr>
+          <w:ilvl w:val="0"/>
+          <w:numId w:val="4"/>
+        </w:numPr>
+        <w:rPr>
+          <w:lang w:eastAsia="es-ES"/>
+        </w:rPr>
+      </w:pPr>
+      <w:r>
+        <w:rPr>
+          <w:b/>
+          <w:bCs/>
+          <w:lang w:eastAsia="es-ES"/>
+        </w:rPr>
+        <w:t>/</w:t>
+      </w:r>
+      <w:proofErr w:type="spellStart"/>
+      <w:r>
+        <w:rPr>
+          <w:b/>
+          <w:bCs/>
+          <w:lang w:eastAsia="es-ES"/>
+        </w:rPr>
+        <w:t>lib</w:t>
+      </w:r>
+      <w:proofErr w:type="spellEnd"/>
+      <w:r>
+        <w:rPr>
+          <w:b/>
+          <w:bCs/>
+          <w:lang w:eastAsia="es-ES"/>
+        </w:rPr>
+        <w:t>:</w:t>
+      </w:r>
+      <w:r>
+        <w:rPr>
+          <w:lang w:eastAsia="es-ES"/>
+        </w:rPr>
+        <w:t xml:space="preserve"> Incluye librerías esenciales necesarias para ejecutar los binarios en /</w:t>
+      </w:r>
+      <w:proofErr w:type="spellStart"/>
+      <w:r>
+        <w:rPr>
+          <w:lang w:eastAsia="es-ES"/>
+        </w:rPr>
+        <w:t>bin</w:t>
+      </w:r>
+      <w:proofErr w:type="spellEnd"/>
+      <w:r>
+        <w:rPr>
+          <w:lang w:eastAsia="es-ES"/>
+        </w:rPr>
+        <w:t xml:space="preserve"> y /</w:t>
+      </w:r>
+      <w:proofErr w:type="spellStart"/>
+      <w:r>
+        <w:rPr>
+          <w:lang w:eastAsia="es-ES"/>
+        </w:rPr>
+        <w:t>sbin</w:t>
+      </w:r>
+      <w:proofErr w:type="spellEnd"/>
+      <w:r>
+        <w:rPr>
+          <w:lang w:eastAsia="es-ES"/>
+        </w:rPr>
+        <w:t xml:space="preserve">, así como los módulos del </w:t>
+      </w:r>
+      <w:proofErr w:type="spellStart"/>
+      <w:r>
+        <w:rPr>
+          <w:lang w:eastAsia="es-ES"/>
+        </w:rPr>
+        <w:t>kernel</w:t>
+      </w:r>
+      <w:proofErr w:type="spellEnd"/>
+    </w:p>
+    <w:p>
+      <w:pPr>
+        <w:pStyle w:val="Prrafodelista"/>
+        <w:numPr>
+          <w:ilvl w:val="0"/>
+          <w:numId w:val="4"/>
+        </w:numPr>
+        <w:rPr>
+          <w:lang w:eastAsia="es-ES"/>
+        </w:rPr>
+      </w:pPr>
+      <w:r>
+        <w:rPr>
+          <w:b/>
+          <w:bCs/>
+          <w:lang w:eastAsia="es-ES"/>
+        </w:rPr>
+        <w:t>/</w:t>
+      </w:r>
+      <w:proofErr w:type="spellStart"/>
+      <w:r>
+        <w:rPr>
+          <w:b/>
+          <w:bCs/>
+          <w:lang w:eastAsia="es-ES"/>
+        </w:rPr>
+        <w:t>dev</w:t>
+      </w:r>
+      <w:proofErr w:type="spellEnd"/>
+      <w:r>
+        <w:rPr>
+          <w:b/>
+          <w:bCs/>
+          <w:lang w:eastAsia="es-ES"/>
+        </w:rPr>
+        <w:t>:</w:t>
+      </w:r>
+      <w:r>
+        <w:rPr>
+          <w:lang w:eastAsia="es-ES"/>
+        </w:rPr>
+        <w:t xml:space="preserve"> Incluye todos los dispositivos de almacenamiento conectados al sistema, como discos duros, memorias USB, etc.</w:t>
+      </w:r>
+    </w:p>
+    <w:p>
+      <w:pPr>
+        <w:pStyle w:val="Prrafodelista"/>
+        <w:numPr>
+          <w:ilvl w:val="0"/>
+          <w:numId w:val="4"/>
+        </w:numPr>
+        <w:rPr>
+          <w:lang w:eastAsia="es-ES"/>
+        </w:rPr>
+      </w:pPr>
+      <w:r>
+        <w:rPr>
+          <w:b/>
+          <w:bCs/>
+          <w:lang w:eastAsia="es-ES"/>
+        </w:rPr>
+        <w:t>/home:</w:t>
+      </w:r>
+      <w:r>
+        <w:rPr>
+          <w:lang w:eastAsia="es-ES"/>
+        </w:rPr>
+        <w:t xml:space="preserve"> Es el directorio de los usuarios estándar, destinado a almacenar archivos personales</w:t>
+      </w:r>
+    </w:p>
+    <w:p>
+      <w:pPr>
+        <w:pStyle w:val="Prrafodelista"/>
+        <w:numPr>
+          <w:ilvl w:val="0"/>
+          <w:numId w:val="4"/>
+        </w:numPr>
+        <w:rPr>
+          <w:lang w:eastAsia="es-ES"/>
+        </w:rPr>
+      </w:pPr>
+      <w:r>
+        <w:rPr>
+          <w:b/>
+          <w:bCs/>
+          <w:lang w:eastAsia="es-ES"/>
+        </w:rPr>
+        <w:t>/tmp:</w:t>
+      </w:r>
+      <w:r>
+        <w:rPr>
+          <w:lang w:eastAsia="es-ES"/>
+        </w:rPr>
+        <w:t xml:space="preserve"> Almacena archivos temporales del sistema y de aplicaciones de usuario</w:t>
+      </w:r>
+    </w:p>
+    <w:p>
+      <w:pPr>
+        <w:pStyle w:val="Prrafodelista"/>
+        <w:numPr>
+          <w:ilvl w:val="0"/>
+          <w:numId w:val="4"/>
+        </w:numPr>
+        <w:rPr>
+          <w:lang w:eastAsia="es-ES"/>
+        </w:rPr>
+      </w:pPr>
+      <w:r>
+        <w:rPr>
+          <w:b/>
+          <w:bCs/>
+          <w:lang w:eastAsia="es-ES"/>
+        </w:rPr>
+        <w:t>/</w:t>
+      </w:r>
+      <w:proofErr w:type="spellStart"/>
+      <w:r>
+        <w:rPr>
+          <w:b/>
+          <w:bCs/>
+          <w:lang w:eastAsia="es-ES"/>
+        </w:rPr>
+        <w:t>root</w:t>
+      </w:r>
+      <w:proofErr w:type="spellEnd"/>
+      <w:r>
+        <w:rPr>
+          <w:b/>
+          <w:bCs/>
+          <w:lang w:eastAsia="es-ES"/>
+        </w:rPr>
+        <w:t>:</w:t>
+      </w:r>
+      <w:r>
+        <w:rPr>
+          <w:lang w:eastAsia="es-ES"/>
+        </w:rPr>
+        <w:t xml:space="preserve"> Es el directorio personal del usuario </w:t>
+      </w:r>
+      <w:proofErr w:type="spellStart"/>
+      <w:r>
+        <w:rPr>
+          <w:lang w:eastAsia="es-ES"/>
+        </w:rPr>
+        <w:t>root</w:t>
+      </w:r>
+      <w:proofErr w:type="spellEnd"/>
+      <w:r>
+        <w:rPr>
+          <w:lang w:eastAsia="es-ES"/>
+        </w:rPr>
+        <w:t>, colgando directamente de la raíz del sistema</w:t>
+      </w:r>
+    </w:p>
+    <w:p>
+      <w:pPr>
+        <w:pStyle w:val="Prrafodelista"/>
+        <w:numPr>
+          <w:ilvl w:val="0"/>
+          <w:numId w:val="4"/>
+        </w:numPr>
+        <w:rPr>
+          <w:lang w:eastAsia="es-ES"/>
+        </w:rPr>
+      </w:pPr>
+      <w:r>
+        <w:rPr>
+          <w:b/>
+          <w:bCs/>
+          <w:lang w:eastAsia="es-ES"/>
+        </w:rPr>
+        <w:t>/media:</w:t>
+      </w:r>
+      <w:r>
+        <w:rPr>
+          <w:lang w:eastAsia="es-ES"/>
+        </w:rPr>
+        <w:t xml:space="preserve"> Punto de montaje de volúmenes lógicos montados temporalmente, como USB, CD-ROM, etc.</w:t>
+      </w:r>
+    </w:p>
+    <w:p>
+      <w:pPr>
+        <w:pStyle w:val="Prrafodelista"/>
+        <w:numPr>
+          <w:ilvl w:val="0"/>
+          <w:numId w:val="4"/>
+        </w:numPr>
+        <w:rPr>
+          <w:lang w:eastAsia="es-ES"/>
+        </w:rPr>
+      </w:pPr>
+      <w:r>
+        <w:rPr>
+          <w:b/>
+          <w:bCs/>
+          <w:lang w:eastAsia="es-ES"/>
+        </w:rPr>
+        <w:t>/</w:t>
+      </w:r>
+      <w:proofErr w:type="spellStart"/>
+      <w:r>
+        <w:rPr>
+          <w:b/>
+          <w:bCs/>
+          <w:lang w:eastAsia="es-ES"/>
+        </w:rPr>
+        <w:t>boot</w:t>
+      </w:r>
+      <w:proofErr w:type="spellEnd"/>
+      <w:r>
+        <w:rPr>
+          <w:b/>
+          <w:bCs/>
+          <w:lang w:eastAsia="es-ES"/>
+        </w:rPr>
+        <w:t>:</w:t>
+      </w:r>
+      <w:r>
+        <w:rPr>
+          <w:lang w:eastAsia="es-ES"/>
+        </w:rPr>
+        <w:t xml:space="preserve"> Incluye archivos necesarios para el arranque del sistema y el gestor de arranque GRUB</w:t>
+      </w:r>
+    </w:p>
+    <w:p>
+      <w:pPr>
+        <w:pStyle w:val="Prrafodelista"/>
+        <w:numPr>
+          <w:ilvl w:val="0"/>
+          <w:numId w:val="4"/>
+        </w:numPr>
+        <w:rPr>
+          <w:lang w:eastAsia="es-ES"/>
+        </w:rPr>
+      </w:pPr>
+      <w:r>
+        <w:rPr>
+          <w:b/>
+          <w:bCs/>
+          <w:lang w:eastAsia="es-ES"/>
+        </w:rPr>
+        <w:t>/</w:t>
+      </w:r>
+      <w:proofErr w:type="spellStart"/>
+      <w:r>
+        <w:rPr>
+          <w:b/>
+          <w:bCs/>
+          <w:lang w:eastAsia="es-ES"/>
+        </w:rPr>
+        <w:t>opt</w:t>
+      </w:r>
+      <w:proofErr w:type="spellEnd"/>
+      <w:r>
+        <w:rPr>
+          <w:b/>
+          <w:bCs/>
+          <w:lang w:eastAsia="es-ES"/>
+        </w:rPr>
+        <w:t>:</w:t>
+      </w:r>
+      <w:r>
+        <w:rPr>
+          <w:lang w:eastAsia="es-ES"/>
+        </w:rPr>
+        <w:t xml:space="preserve"> Proporciona una ubicación para instalar aplicaciones opcionales de terceros</w:t>
+      </w:r>
+    </w:p>
+    <w:p>
+      <w:pPr>
+        <w:pStyle w:val="Prrafodelista"/>
+        <w:numPr>
+          <w:ilvl w:val="0"/>
+          <w:numId w:val="4"/>
+        </w:numPr>
+        <w:rPr>
+          <w:rFonts w:ascii="Times New Roman" w:eastAsiaTheme="majorEastAsia" w:hAnsi="Times New Roman" w:cstheme="majorBidi"/>
+          <w:b/>
+          <w:color w:val="2F5496" w:themeColor="accent1" w:themeShade="BF"/>
+          <w:sz w:val="30"/>
+          <w:szCs w:val="32"/>
+          <w:lang w:eastAsia="es-ES"/>
+        </w:rPr>
+      </w:pPr>
+      <w:r>
+        <w:rPr>
+          <w:b/>
+          <w:bCs/>
+          <w:lang w:eastAsia="es-ES"/>
+        </w:rPr>
+        <w:t>/var:</w:t>
+      </w:r>
+      <w:r>
+        <w:rPr>
+          <w:lang w:eastAsia="es-ES"/>
+        </w:rPr>
+        <w:t xml:space="preserve"> Contiene archivos con información del sistema, como logs, bases de datos, información de caché, etc.</w:t>
+      </w:r>
+    </w:p>
+    <w:p>
+      <w:pPr>
+        <w:ind w:left="360"/>
+        <w:rPr>
+          <w:rFonts w:ascii="Times New Roman" w:eastAsiaTheme="majorEastAsia" w:hAnsi="Times New Roman" w:cstheme="majorBidi"/>
+          <w:b/>
+          <w:color w:val="2F5496" w:themeColor="accent1" w:themeShade="BF"/>
+          <w:sz w:val="30"/>
+          <w:szCs w:val="32"/>
+          <w:lang w:eastAsia="es-ES"/>
+        </w:rPr>
+      </w:pPr>
+      <w:r>
+        <w:rPr>
+          <w:lang w:eastAsia="es-ES"/>
+        </w:rPr>
+        <w:t xml:space="preserve">Aquí </w:t>
+      </w:r>
+      <w:r>
+        <w:rPr>
+          <w:lang w:eastAsia="es-ES"/>
+        </w:rPr>
+        <w:t>tomé</w:t>
+      </w:r>
+      <w:r>
+        <w:rPr>
+          <w:lang w:eastAsia="es-ES"/>
+        </w:rPr>
+        <w:t xml:space="preserve"> el </w:t>
+      </w:r>
+      <w:r>
+        <w:rPr>
+          <w:lang w:eastAsia="es-ES"/>
+        </w:rPr>
+        <w:t>“</w:t>
+      </w:r>
+      <w:proofErr w:type="spellStart"/>
+      <w:r>
+        <w:rPr>
+          <w:lang w:eastAsia="es-ES"/>
+        </w:rPr>
+        <w:t>man</w:t>
+      </w:r>
+      <w:proofErr w:type="spellEnd"/>
+      <w:r>
+        <w:rPr>
+          <w:lang w:eastAsia="es-ES"/>
+        </w:rPr>
+        <w:t xml:space="preserve"> </w:t>
+      </w:r>
+      <w:proofErr w:type="spellStart"/>
+      <w:r>
+        <w:rPr>
+          <w:lang w:eastAsia="es-ES"/>
+        </w:rPr>
+        <w:t>hier</w:t>
+      </w:r>
+      <w:proofErr w:type="spellEnd"/>
+      <w:r>
+        <w:rPr>
+          <w:lang w:eastAsia="es-ES"/>
+        </w:rPr>
+        <w:t>”</w:t>
+      </w:r>
+      <w:r>
+        <w:rPr>
+          <w:lang w:eastAsia="es-ES"/>
+        </w:rPr>
+        <w:t xml:space="preserve"> y lo pasé a un documento </w:t>
+      </w:r>
+      <w:proofErr w:type="spellStart"/>
+      <w:r>
+        <w:rPr>
+          <w:lang w:eastAsia="es-ES"/>
+        </w:rPr>
+        <w:t>txt</w:t>
+      </w:r>
+      <w:proofErr w:type="spellEnd"/>
+      <w:r>
+        <w:rPr>
+          <w:lang w:eastAsia="es-ES"/>
+        </w:rPr>
+        <w:t xml:space="preserve"> para poder tomar los directorios más importantes</w:t>
+      </w:r>
+      <w:r>
+        <w:rPr>
+          <w:lang w:eastAsia="es-ES"/>
+        </w:rPr>
+        <w:t xml:space="preserve"> (</w:t>
+      </w:r>
+      <w:proofErr w:type="spellStart"/>
+      <w:r>
+        <w:rPr>
+          <w:lang w:eastAsia="es-ES"/>
+        </w:rPr>
+        <w:t>man</w:t>
+      </w:r>
+      <w:proofErr w:type="spellEnd"/>
+      <w:r>
+        <w:rPr>
+          <w:lang w:eastAsia="es-ES"/>
+        </w:rPr>
+        <w:t xml:space="preserve"> </w:t>
+      </w:r>
+      <w:proofErr w:type="spellStart"/>
+      <w:r>
+        <w:rPr>
+          <w:lang w:eastAsia="es-ES"/>
+        </w:rPr>
+        <w:t>hier</w:t>
+      </w:r>
+      <w:proofErr w:type="spellEnd"/>
+      <w:r>
+        <w:rPr>
+          <w:lang w:eastAsia="es-ES"/>
+        </w:rPr>
+        <w:t xml:space="preserve"> &gt; documento.txt)</w:t>
+      </w:r>
+      <w:r>
+        <w:rPr>
+          <w:lang w:eastAsia="es-ES"/>
+        </w:rPr>
+        <w:br w:type="page"/>
+      </w:r>
+    </w:p>
+    <w:p>
+      <w:pPr>
+        <w:pStyle w:val="Ttulo1"/>
+        <w:rPr>
+          <w:lang w:eastAsia="es-ES"/>
+        </w:rPr>
+      </w:pPr>
+      <w:bookmarkStart w:id="2" w:name="_Toc151713104"/>
+      <w:r>
+        <w:rPr>
+          <w:lang w:eastAsia="es-ES"/>
+        </w:rPr>
+        <w:lastRenderedPageBreak/>
+        <w:t>Navega por la estructura de directorios de Microsoft Windows y lista las carpetas aquí estudiadas, observando su contenido</w:t>
+      </w:r>
+      <w:bookmarkEnd w:id="2"/>
+    </w:p>
+    <w:p>
+      <w:pPr>
+        <w:pStyle w:val="Ttulo2"/>
+        <w:rPr>
+          <w:lang w:eastAsia="es-ES"/>
+        </w:rPr>
+      </w:pPr>
+      <w:bookmarkStart w:id="3" w:name="_Toc151713105"/>
+      <w:r>
+        <w:rPr>
+          <w:lang w:eastAsia="es-ES"/>
+        </w:rPr>
+        <w:t xml:space="preserve">\Archivos de </w:t>
+      </w:r>
+      <w:proofErr w:type="gramStart"/>
+      <w:r>
+        <w:rPr>
+          <w:lang w:eastAsia="es-ES"/>
+        </w:rPr>
+        <w:t>programa(</w:t>
+      </w:r>
+      <w:proofErr w:type="spellStart"/>
+      <w:proofErr w:type="gramEnd"/>
+      <w:r>
+        <w:rPr>
+          <w:lang w:eastAsia="es-ES"/>
+        </w:rPr>
+        <w:t>Program</w:t>
+      </w:r>
+      <w:proofErr w:type="spellEnd"/>
+      <w:r>
+        <w:rPr>
+          <w:lang w:eastAsia="es-ES"/>
+        </w:rPr>
+        <w:t xml:space="preserve"> Files):</w:t>
+      </w:r>
+      <w:bookmarkEnd w:id="3"/>
+    </w:p>
+    <w:p>
+      <w:pPr>
+        <w:rPr>
+          <w:lang w:eastAsia="es-ES"/>
+        </w:rPr>
+      </w:pPr>
+      <w:r>
+        <w:rPr>
+          <w:noProof/>
+          <w:lang w:eastAsia="es-ES"/>
+        </w:rPr>
+        <w:drawing>
+          <wp:inline distT="0" distB="0" distL="0" distR="0" wp14:anchorId="37A370B5" wp14:editId="4ADDC590">
+            <wp:extent cx="5394960" cy="2575560"/>
+            <wp:effectExtent l="0" t="0" r="0" b="0"/>
+            <wp:docPr id="1733158575" name="Imagen 2"/>
+            <wp:cNvGraphicFramePr>
+              <a:graphicFrameLocks xmlns:a="http://schemas.openxmlformats.org/drawingml/2006/main" noChangeAspect="1"/>
+            </wp:cNvGraphicFramePr>
+            <a:graphic xmlns:a="http://schemas.openxmlformats.org/drawingml/2006/main">
+              <a:graphicData uri="http://schemas.openxmlformats.org/drawingml/2006/picture">
+                <pic:pic xmlns:pic="http://schemas.openxmlformats.org/drawingml/2006/picture">
+                  <pic:nvPicPr>
+                    <pic:cNvPr id="0" name="Picture 2"/>
+                    <pic:cNvPicPr>
+                      <a:picLocks noChangeAspect="1" noChangeArrowheads="1"/>
+                    </pic:cNvPicPr>
+                  </pic:nvPicPr>
+                  <pic:blipFill rotWithShape="1">
+                    <a:blip r:embed="rId16" cstate="print">
+                      <a:extLst>
+                        <a:ext uri="{28A0092B-C50C-407E-A947-70E740481C1C}">
+                          <a14:useLocalDpi xmlns:a14="http://schemas.microsoft.com/office/drawing/2010/main" val="0"/>
+                        </a:ext>
+                      </a:extLst>
+                    </a:blip>
+                    <a:srcRect b="15075"/>
+                    <a:stretch/>
+                  </pic:blipFill>
+                  <pic:spPr bwMode="auto">
+                    <a:xfrm>
+                      <a:off x="0" y="0"/>
+                      <a:ext cx="5394960" cy="2575560"/>
+                    </a:xfrm>
+                    <a:prstGeom prst="rect">
+                      <a:avLst/>
+                    </a:prstGeom>
+                    <a:noFill/>
+                    <a:ln>
+                      <a:noFill/>
+                    </a:ln>
+                    <a:extLst>
+                      <a:ext uri="{53640926-AAD7-44D8-BBD7-CCE9431645EC}">
+                        <a14:shadowObscured xmlns:a14="http://schemas.microsoft.com/office/drawing/2010/main"/>
+                      </a:ext>
+                    </a:extLst>
+                  </pic:spPr>
+                </pic:pic>
+              </a:graphicData>
+            </a:graphic>
+          </wp:inline>
+        </w:drawing>
+      </w:r>
+    </w:p>
+    <w:p>
+      <w:pPr>
+        <w:pStyle w:val="Ttulo2"/>
+        <w:rPr>
+          <w:lang w:eastAsia="es-ES"/>
+        </w:rPr>
+      </w:pPr>
+      <w:bookmarkStart w:id="4" w:name="_Toc151713106"/>
+      <w:r>
+        <w:rPr>
+          <w:lang w:eastAsia="es-ES"/>
+        </w:rPr>
+        <w:t>\Archivos de programa(x86):</w:t>
+      </w:r>
+      <w:bookmarkEnd w:id="4"/>
+    </w:p>
+    <w:p>
+      <w:pPr>
+        <w:rPr>
+          <w:lang w:eastAsia="es-ES"/>
+        </w:rPr>
+      </w:pPr>
+      <w:r>
+        <w:rPr>
+          <w:noProof/>
+          <w:lang w:eastAsia="es-ES"/>
+        </w:rPr>
+        <w:drawing>
+          <wp:inline distT="0" distB="0" distL="0" distR="0" wp14:anchorId="3AFB7333" wp14:editId="12F7E375">
+            <wp:extent cx="5394960" cy="2545080"/>
+            <wp:effectExtent l="0" t="0" r="0" b="7620"/>
+            <wp:docPr id="898518583" name="Imagen 3"/>
+            <wp:cNvGraphicFramePr>
+              <a:graphicFrameLocks xmlns:a="http://schemas.openxmlformats.org/drawingml/2006/main" noChangeAspect="1"/>
+            </wp:cNvGraphicFramePr>
+            <a:graphic xmlns:a="http://schemas.openxmlformats.org/drawingml/2006/main">
+              <a:graphicData uri="http://schemas.openxmlformats.org/drawingml/2006/picture">
+                <pic:pic xmlns:pic="http://schemas.openxmlformats.org/drawingml/2006/picture">
+                  <pic:nvPicPr>
+                    <pic:cNvPr id="0" name="Picture 3"/>
+                    <pic:cNvPicPr>
+                      <a:picLocks noChangeAspect="1" noChangeArrowheads="1"/>
+                    </pic:cNvPicPr>
+                  </pic:nvPicPr>
+                  <pic:blipFill rotWithShape="1">
+                    <a:blip r:embed="rId17" cstate="print">
+                      <a:extLst>
+                        <a:ext uri="{28A0092B-C50C-407E-A947-70E740481C1C}">
+                          <a14:useLocalDpi xmlns:a14="http://schemas.microsoft.com/office/drawing/2010/main" val="0"/>
+                        </a:ext>
+                      </a:extLst>
+                    </a:blip>
+                    <a:srcRect b="16081"/>
+                    <a:stretch/>
+                  </pic:blipFill>
+                  <pic:spPr bwMode="auto">
+                    <a:xfrm>
+                      <a:off x="0" y="0"/>
+                      <a:ext cx="5394960" cy="2545080"/>
+                    </a:xfrm>
+                    <a:prstGeom prst="rect">
+                      <a:avLst/>
+                    </a:prstGeom>
+                    <a:noFill/>
+                    <a:ln>
+                      <a:noFill/>
+                    </a:ln>
+                    <a:extLst>
+                      <a:ext uri="{53640926-AAD7-44D8-BBD7-CCE9431645EC}">
+                        <a14:shadowObscured xmlns:a14="http://schemas.microsoft.com/office/drawing/2010/main"/>
+                      </a:ext>
+                    </a:extLst>
+                  </pic:spPr>
+                </pic:pic>
+              </a:graphicData>
+            </a:graphic>
+          </wp:inline>
+        </w:drawing>
+      </w:r>
+    </w:p>
+    <w:p>
+      <w:pPr>
+        <w:rPr>
+          <w:lang w:eastAsia="es-ES"/>
+        </w:rPr>
+      </w:pPr>
+      <w:r>
+        <w:rPr>
+          <w:lang w:eastAsia="es-ES"/>
+        </w:rPr>
+        <w:br w:type="page"/>
+      </w:r>
+    </w:p>
+    <w:p>
+      <w:pPr>
+        <w:pStyle w:val="Ttulo2"/>
+        <w:rPr>
+          <w:lang w:eastAsia="es-ES"/>
+        </w:rPr>
+      </w:pPr>
+      <w:bookmarkStart w:id="5" w:name="_Toc151713107"/>
+      <w:r>
+        <w:rPr>
+          <w:lang w:eastAsia="es-ES"/>
+        </w:rPr>
+        <w:lastRenderedPageBreak/>
+        <w:t>\</w:t>
+      </w:r>
+      <w:proofErr w:type="spellStart"/>
+      <w:r>
+        <w:rPr>
+          <w:lang w:eastAsia="es-ES"/>
+        </w:rPr>
+        <w:t>Perflogs</w:t>
+      </w:r>
+      <w:bookmarkEnd w:id="5"/>
+      <w:proofErr w:type="spellEnd"/>
+    </w:p>
+    <w:p>
+      <w:pPr>
+        <w:rPr>
+          <w:lang w:eastAsia="es-ES"/>
+        </w:rPr>
+      </w:pPr>
+      <w:r>
+        <w:rPr>
+          <w:noProof/>
+          <w:lang w:eastAsia="es-ES"/>
+        </w:rPr>
+        <w:drawing>
+          <wp:inline distT="0" distB="0" distL="0" distR="0" wp14:anchorId="72184CC1" wp14:editId="6B8CC895">
+            <wp:extent cx="5394960" cy="2545080"/>
+            <wp:effectExtent l="0" t="0" r="0" b="7620"/>
+            <wp:docPr id="1267112698" name="Imagen 4"/>
+            <wp:cNvGraphicFramePr>
+              <a:graphicFrameLocks xmlns:a="http://schemas.openxmlformats.org/drawingml/2006/main" noChangeAspect="1"/>
+            </wp:cNvGraphicFramePr>
+            <a:graphic xmlns:a="http://schemas.openxmlformats.org/drawingml/2006/main">
+              <a:graphicData uri="http://schemas.openxmlformats.org/drawingml/2006/picture">
+                <pic:pic xmlns:pic="http://schemas.openxmlformats.org/drawingml/2006/picture">
+                  <pic:nvPicPr>
+                    <pic:cNvPr id="0" name="Picture 4"/>
+                    <pic:cNvPicPr>
+                      <a:picLocks noChangeAspect="1" noChangeArrowheads="1"/>
+                    </pic:cNvPicPr>
+                  </pic:nvPicPr>
+                  <pic:blipFill rotWithShape="1">
+                    <a:blip r:embed="rId18" cstate="print">
+                      <a:extLst>
+                        <a:ext uri="{28A0092B-C50C-407E-A947-70E740481C1C}">
+                          <a14:useLocalDpi xmlns:a14="http://schemas.microsoft.com/office/drawing/2010/main" val="0"/>
+                        </a:ext>
+                      </a:extLst>
+                    </a:blip>
+                    <a:srcRect b="16081"/>
+                    <a:stretch/>
+                  </pic:blipFill>
+                  <pic:spPr bwMode="auto">
+                    <a:xfrm>
+                      <a:off x="0" y="0"/>
+                      <a:ext cx="5394960" cy="2545080"/>
+                    </a:xfrm>
+                    <a:prstGeom prst="rect">
+                      <a:avLst/>
+                    </a:prstGeom>
+                    <a:noFill/>
+                    <a:ln>
+                      <a:noFill/>
+                    </a:ln>
+                    <a:extLst>
+                      <a:ext uri="{53640926-AAD7-44D8-BBD7-CCE9431645EC}">
+                        <a14:shadowObscured xmlns:a14="http://schemas.microsoft.com/office/drawing/2010/main"/>
+                      </a:ext>
+                    </a:extLst>
+                  </pic:spPr>
+                </pic:pic>
+              </a:graphicData>
+            </a:graphic>
+          </wp:inline>
+        </w:drawing>
+      </w:r>
+    </w:p>
+    <w:p>
+      <w:pPr>
+        <w:pStyle w:val="Ttulo2"/>
+        <w:rPr>
+          <w:lang w:eastAsia="es-ES"/>
+        </w:rPr>
+      </w:pPr>
+      <w:bookmarkStart w:id="6" w:name="_Toc151713108"/>
+      <w:r>
+        <w:rPr>
+          <w:lang w:eastAsia="es-ES"/>
+        </w:rPr>
+        <w:t>\</w:t>
+      </w:r>
+      <w:proofErr w:type="spellStart"/>
+      <w:r>
+        <w:rPr>
+          <w:lang w:eastAsia="es-ES"/>
+        </w:rPr>
+        <w:t>ProgramData</w:t>
+      </w:r>
+      <w:bookmarkEnd w:id="6"/>
+      <w:proofErr w:type="spellEnd"/>
+    </w:p>
+    <w:p>
+      <w:pPr>
+        <w:rPr>
+          <w:lang w:eastAsia="es-ES"/>
+        </w:rPr>
+      </w:pPr>
+      <w:r>
+        <w:rPr>
+          <w:noProof/>
+          <w:lang w:eastAsia="es-ES"/>
+        </w:rPr>
+        <w:drawing>
+          <wp:inline distT="0" distB="0" distL="0" distR="0" wp14:anchorId="4EF18D48" wp14:editId="1CE07F9F">
+            <wp:extent cx="5394960" cy="2552700"/>
+            <wp:effectExtent l="0" t="0" r="0" b="0"/>
+            <wp:docPr id="663994830" name="Imagen 5"/>
+            <wp:cNvGraphicFramePr>
+              <a:graphicFrameLocks xmlns:a="http://schemas.openxmlformats.org/drawingml/2006/main" noChangeAspect="1"/>
+            </wp:cNvGraphicFramePr>
+            <a:graphic xmlns:a="http://schemas.openxmlformats.org/drawingml/2006/main">
+              <a:graphicData uri="http://schemas.openxmlformats.org/drawingml/2006/picture">
+                <pic:pic xmlns:pic="http://schemas.openxmlformats.org/drawingml/2006/picture">
+                  <pic:nvPicPr>
+                    <pic:cNvPr id="0" name="Picture 5"/>
+                    <pic:cNvPicPr>
+                      <a:picLocks noChangeAspect="1" noChangeArrowheads="1"/>
+                    </pic:cNvPicPr>
+                  </pic:nvPicPr>
+                  <pic:blipFill rotWithShape="1">
+                    <a:blip r:embed="rId19" cstate="print">
+                      <a:extLst>
+                        <a:ext uri="{28A0092B-C50C-407E-A947-70E740481C1C}">
+                          <a14:useLocalDpi xmlns:a14="http://schemas.microsoft.com/office/drawing/2010/main" val="0"/>
+                        </a:ext>
+                      </a:extLst>
+                    </a:blip>
+                    <a:srcRect b="15829"/>
+                    <a:stretch/>
+                  </pic:blipFill>
+                  <pic:spPr bwMode="auto">
+                    <a:xfrm>
+                      <a:off x="0" y="0"/>
+                      <a:ext cx="5394960" cy="2552700"/>
+                    </a:xfrm>
+                    <a:prstGeom prst="rect">
+                      <a:avLst/>
+                    </a:prstGeom>
+                    <a:noFill/>
+                    <a:ln>
+                      <a:noFill/>
+                    </a:ln>
+                    <a:extLst>
+                      <a:ext uri="{53640926-AAD7-44D8-BBD7-CCE9431645EC}">
+                        <a14:shadowObscured xmlns:a14="http://schemas.microsoft.com/office/drawing/2010/main"/>
+                      </a:ext>
+                    </a:extLst>
+                  </pic:spPr>
+                </pic:pic>
+              </a:graphicData>
+            </a:graphic>
+          </wp:inline>
+        </w:drawing>
+      </w:r>
+    </w:p>
+    <w:p>
+      <w:pPr>
+        <w:rPr>
+          <w:lang w:eastAsia="es-ES"/>
+        </w:rPr>
+      </w:pPr>
+      <w:r>
+        <w:rPr>
+          <w:lang w:eastAsia="es-ES"/>
+        </w:rPr>
+        <w:br w:type="page"/>
+      </w:r>
+    </w:p>
+    <w:p>
+      <w:pPr>
+        <w:pStyle w:val="Ttulo2"/>
+        <w:rPr>
+          <w:lang w:eastAsia="es-ES"/>
+        </w:rPr>
+      </w:pPr>
+      <w:bookmarkStart w:id="7" w:name="_Toc151713109"/>
+      <w:r>
+        <w:rPr>
+          <w:lang w:eastAsia="es-ES"/>
+        </w:rPr>
+        <w:lastRenderedPageBreak/>
+        <w:t>\Usuarios (users)</w:t>
+      </w:r>
+      <w:bookmarkEnd w:id="7"/>
+    </w:p>
+    <w:p>
+      <w:pPr>
+        <w:rPr>
+          <w:lang w:eastAsia="es-ES"/>
+        </w:rPr>
+      </w:pPr>
+      <w:r>
+        <w:rPr>
+          <w:noProof/>
+          <w:lang w:eastAsia="es-ES"/>
+        </w:rPr>
+        <w:drawing>
+          <wp:inline distT="0" distB="0" distL="0" distR="0" wp14:anchorId="58D2DAD5" wp14:editId="48C73246">
+            <wp:extent cx="5394960" cy="2567940"/>
+            <wp:effectExtent l="0" t="0" r="0" b="3810"/>
+            <wp:docPr id="181978445" name="Imagen 6"/>
+            <wp:cNvGraphicFramePr>
+              <a:graphicFrameLocks xmlns:a="http://schemas.openxmlformats.org/drawingml/2006/main" noChangeAspect="1"/>
+            </wp:cNvGraphicFramePr>
+            <a:graphic xmlns:a="http://schemas.openxmlformats.org/drawingml/2006/main">
+              <a:graphicData uri="http://schemas.openxmlformats.org/drawingml/2006/picture">
+                <pic:pic xmlns:pic="http://schemas.openxmlformats.org/drawingml/2006/picture">
+                  <pic:nvPicPr>
+                    <pic:cNvPr id="0" name="Picture 6"/>
+                    <pic:cNvPicPr>
+                      <a:picLocks noChangeAspect="1" noChangeArrowheads="1"/>
+                    </pic:cNvPicPr>
+                  </pic:nvPicPr>
+                  <pic:blipFill rotWithShape="1">
+                    <a:blip r:embed="rId20" cstate="print">
+                      <a:extLst>
+                        <a:ext uri="{28A0092B-C50C-407E-A947-70E740481C1C}">
+                          <a14:useLocalDpi xmlns:a14="http://schemas.microsoft.com/office/drawing/2010/main" val="0"/>
+                        </a:ext>
+                      </a:extLst>
+                    </a:blip>
+                    <a:srcRect b="15326"/>
+                    <a:stretch/>
+                  </pic:blipFill>
+                  <pic:spPr bwMode="auto">
+                    <a:xfrm>
+                      <a:off x="0" y="0"/>
+                      <a:ext cx="5394960" cy="2567940"/>
+                    </a:xfrm>
+                    <a:prstGeom prst="rect">
+                      <a:avLst/>
+                    </a:prstGeom>
+                    <a:noFill/>
+                    <a:ln>
+                      <a:noFill/>
+                    </a:ln>
+                    <a:extLst>
+                      <a:ext uri="{53640926-AAD7-44D8-BBD7-CCE9431645EC}">
+                        <a14:shadowObscured xmlns:a14="http://schemas.microsoft.com/office/drawing/2010/main"/>
+                      </a:ext>
+                    </a:extLst>
+                  </pic:spPr>
+                </pic:pic>
+              </a:graphicData>
+            </a:graphic>
+          </wp:inline>
+        </w:drawing>
+      </w:r>
+    </w:p>
+    <w:p>
+      <w:pPr>
+        <w:pStyle w:val="Ttulo2"/>
+        <w:rPr>
+          <w:lang w:eastAsia="es-ES"/>
+        </w:rPr>
+      </w:pPr>
+      <w:bookmarkStart w:id="8" w:name="_Toc151713110"/>
+      <w:r>
+        <w:rPr>
+          <w:lang w:eastAsia="es-ES"/>
+        </w:rPr>
+        <w:t>\Default</w:t>
+      </w:r>
+      <w:bookmarkEnd w:id="8"/>
+    </w:p>
+    <w:p>
+      <w:pPr>
+        <w:rPr>
+          <w:lang w:eastAsia="es-ES"/>
+        </w:rPr>
+      </w:pPr>
+      <w:r>
+        <w:rPr>
+          <w:lang w:eastAsia="es-ES"/>
+        </w:rPr>
+        <w:t>La carpeta Default, no se encuentra en mi equipo</w:t>
+      </w:r>
+    </w:p>
+    <w:p>
+      <w:pPr>
+        <w:pStyle w:val="Ttulo2"/>
+        <w:rPr>
+          <w:lang w:eastAsia="es-ES"/>
+        </w:rPr>
+      </w:pPr>
+      <w:bookmarkStart w:id="9" w:name="_Toc151713111"/>
+      <w:r>
+        <w:rPr>
+          <w:lang w:eastAsia="es-ES"/>
+        </w:rPr>
+        <w:t>\[nombreUsuario]</w:t>
+      </w:r>
+      <w:bookmarkEnd w:id="9"/>
+    </w:p>
+    <w:p>
+      <w:pPr>
+        <w:rPr>
+          <w:lang w:eastAsia="es-ES"/>
+        </w:rPr>
+      </w:pPr>
+      <w:r>
+        <w:rPr>
+          <w:noProof/>
+          <w:lang w:eastAsia="es-ES"/>
+        </w:rPr>
+        <w:drawing>
+          <wp:inline distT="0" distB="0" distL="0" distR="0" wp14:anchorId="0E478D92" wp14:editId="4B7E5672">
+            <wp:extent cx="5394960" cy="2567940"/>
+            <wp:effectExtent l="0" t="0" r="0" b="3810"/>
+            <wp:docPr id="602613432" name="Imagen 7"/>
+            <wp:cNvGraphicFramePr>
+              <a:graphicFrameLocks xmlns:a="http://schemas.openxmlformats.org/drawingml/2006/main" noChangeAspect="1"/>
+            </wp:cNvGraphicFramePr>
+            <a:graphic xmlns:a="http://schemas.openxmlformats.org/drawingml/2006/main">
+              <a:graphicData uri="http://schemas.openxmlformats.org/drawingml/2006/picture">
+                <pic:pic xmlns:pic="http://schemas.openxmlformats.org/drawingml/2006/picture">
+                  <pic:nvPicPr>
+                    <pic:cNvPr id="0" name="Picture 7"/>
+                    <pic:cNvPicPr>
+                      <a:picLocks noChangeAspect="1" noChangeArrowheads="1"/>
+                    </pic:cNvPicPr>
+                  </pic:nvPicPr>
+                  <pic:blipFill rotWithShape="1">
+                    <a:blip r:embed="rId21" cstate="print">
+                      <a:extLst>
+                        <a:ext uri="{28A0092B-C50C-407E-A947-70E740481C1C}">
+                          <a14:useLocalDpi xmlns:a14="http://schemas.microsoft.com/office/drawing/2010/main" val="0"/>
+                        </a:ext>
+                      </a:extLst>
+                    </a:blip>
+                    <a:srcRect b="15326"/>
+                    <a:stretch/>
+                  </pic:blipFill>
+                  <pic:spPr bwMode="auto">
+                    <a:xfrm>
+                      <a:off x="0" y="0"/>
+                      <a:ext cx="5394960" cy="2567940"/>
+                    </a:xfrm>
+                    <a:prstGeom prst="rect">
+                      <a:avLst/>
+                    </a:prstGeom>
+                    <a:noFill/>
+                    <a:ln>
+                      <a:noFill/>
+                    </a:ln>
+                    <a:extLst>
+                      <a:ext uri="{53640926-AAD7-44D8-BBD7-CCE9431645EC}">
+                        <a14:shadowObscured xmlns:a14="http://schemas.microsoft.com/office/drawing/2010/main"/>
+                      </a:ext>
+                    </a:extLst>
+                  </pic:spPr>
+                </pic:pic>
+              </a:graphicData>
+            </a:graphic>
+          </wp:inline>
+        </w:drawing>
+      </w:r>
+    </w:p>
+    <w:p>
+      <w:pPr>
+        <w:rPr>
+          <w:lang w:eastAsia="es-ES"/>
+        </w:rPr>
+      </w:pPr>
+      <w:r>
+        <w:rPr>
+          <w:lang w:eastAsia="es-ES"/>
+        </w:rPr>
+        <w:br w:type="page"/>
+      </w:r>
+    </w:p>
+    <w:p>
+      <w:pPr>
+        <w:pStyle w:val="Ttulo2"/>
+        <w:rPr>
+          <w:lang w:eastAsia="es-ES"/>
+        </w:rPr>
+      </w:pPr>
+      <w:bookmarkStart w:id="10" w:name="_Toc151713112"/>
+      <w:r>
+        <w:rPr>
+          <w:lang w:eastAsia="es-ES"/>
+        </w:rPr>
+        <w:lastRenderedPageBreak/>
+        <w:t>\System32</w:t>
+      </w:r>
+      <w:bookmarkEnd w:id="10"/>
+    </w:p>
+    <w:p>
+      <w:pPr>
+        <w:jc w:val="center"/>
+        <w:rPr>
+          <w:lang w:eastAsia="es-ES"/>
+        </w:rPr>
+      </w:pPr>
+      <w:r>
+        <w:rPr>
+          <w:noProof/>
+          <w:lang w:eastAsia="es-ES"/>
+        </w:rPr>
+        <w:drawing>
+          <wp:inline distT="0" distB="0" distL="0" distR="0" wp14:anchorId="6AB259CE" wp14:editId="473EB3A3">
+            <wp:extent cx="4701540" cy="2606040"/>
+            <wp:effectExtent l="0" t="0" r="3810" b="3810"/>
+            <wp:docPr id="310646610" name="Imagen 8"/>
+            <wp:cNvGraphicFramePr>
+              <a:graphicFrameLocks xmlns:a="http://schemas.openxmlformats.org/drawingml/2006/main" noChangeAspect="1"/>
+            </wp:cNvGraphicFramePr>
+            <a:graphic xmlns:a="http://schemas.openxmlformats.org/drawingml/2006/main">
+              <a:graphicData uri="http://schemas.openxmlformats.org/drawingml/2006/picture">
+                <pic:pic xmlns:pic="http://schemas.openxmlformats.org/drawingml/2006/picture">
+                  <pic:nvPicPr>
+                    <pic:cNvPr id="0" name="Picture 8"/>
+                    <pic:cNvPicPr>
+                      <a:picLocks noChangeAspect="1" noChangeArrowheads="1"/>
+                    </pic:cNvPicPr>
+                  </pic:nvPicPr>
+                  <pic:blipFill rotWithShape="1">
+                    <a:blip r:embed="rId22" cstate="print">
+                      <a:extLst>
+                        <a:ext uri="{28A0092B-C50C-407E-A947-70E740481C1C}">
+                          <a14:useLocalDpi xmlns:a14="http://schemas.microsoft.com/office/drawing/2010/main" val="0"/>
+                        </a:ext>
+                      </a:extLst>
+                    </a:blip>
+                    <a:srcRect r="12853" b="14070"/>
+                    <a:stretch/>
+                  </pic:blipFill>
+                  <pic:spPr bwMode="auto">
+                    <a:xfrm>
+                      <a:off x="0" y="0"/>
+                      <a:ext cx="4701540" cy="2606040"/>
+                    </a:xfrm>
+                    <a:prstGeom prst="rect">
+                      <a:avLst/>
+                    </a:prstGeom>
+                    <a:noFill/>
+                    <a:ln>
+                      <a:noFill/>
+                    </a:ln>
+                    <a:extLst>
+                      <a:ext uri="{53640926-AAD7-44D8-BBD7-CCE9431645EC}">
+                        <a14:shadowObscured xmlns:a14="http://schemas.microsoft.com/office/drawing/2010/main"/>
+                      </a:ext>
+                    </a:extLst>
+                  </pic:spPr>
+                </pic:pic>
+              </a:graphicData>
+            </a:graphic>
+          </wp:inline>
+        </w:drawing>
+      </w:r>
+    </w:p>
+    <w:p>
+      <w:pPr>
+        <w:pStyle w:val="Ttulo2"/>
+        <w:rPr>
+          <w:lang w:eastAsia="es-ES"/>
+        </w:rPr>
+      </w:pPr>
+      <w:bookmarkStart w:id="11" w:name="_Toc151713113"/>
+      <w:r>
+        <w:rPr>
+          <w:lang w:eastAsia="es-ES"/>
+        </w:rPr>
+        <w:t>\SysWOW64</w:t>
+      </w:r>
+      <w:bookmarkEnd w:id="11"/>
+    </w:p>
+    <w:p>
+      <w:pPr>
+        <w:jc w:val="center"/>
+        <w:rPr>
+          <w:lang w:eastAsia="es-ES"/>
+        </w:rPr>
+      </w:pPr>
+      <w:r>
+        <w:rPr>
+          <w:noProof/>
+          <w:lang w:eastAsia="es-ES"/>
+        </w:rPr>
+        <w:drawing>
+          <wp:inline distT="0" distB="0" distL="0" distR="0" wp14:anchorId="7ECB5F78" wp14:editId="77854527">
+            <wp:extent cx="4716780" cy="2613660"/>
+            <wp:effectExtent l="0" t="0" r="7620" b="0"/>
+            <wp:docPr id="1313806226" name="Imagen 9"/>
+            <wp:cNvGraphicFramePr>
+              <a:graphicFrameLocks xmlns:a="http://schemas.openxmlformats.org/drawingml/2006/main" noChangeAspect="1"/>
+            </wp:cNvGraphicFramePr>
+            <a:graphic xmlns:a="http://schemas.openxmlformats.org/drawingml/2006/main">
+              <a:graphicData uri="http://schemas.openxmlformats.org/drawingml/2006/picture">
+                <pic:pic xmlns:pic="http://schemas.openxmlformats.org/drawingml/2006/picture">
+                  <pic:nvPicPr>
+                    <pic:cNvPr id="0" name="Picture 9"/>
+                    <pic:cNvPicPr>
+                      <a:picLocks noChangeAspect="1" noChangeArrowheads="1"/>
+                    </pic:cNvPicPr>
+                  </pic:nvPicPr>
+                  <pic:blipFill rotWithShape="1">
+                    <a:blip r:embed="rId23" cstate="print">
+                      <a:extLst>
+                        <a:ext uri="{28A0092B-C50C-407E-A947-70E740481C1C}">
+                          <a14:useLocalDpi xmlns:a14="http://schemas.microsoft.com/office/drawing/2010/main" val="0"/>
+                        </a:ext>
+                      </a:extLst>
+                    </a:blip>
+                    <a:srcRect r="12571" b="13819"/>
+                    <a:stretch/>
+                  </pic:blipFill>
+                  <pic:spPr bwMode="auto">
+                    <a:xfrm>
+                      <a:off x="0" y="0"/>
+                      <a:ext cx="4716780" cy="2613660"/>
+                    </a:xfrm>
+                    <a:prstGeom prst="rect">
+                      <a:avLst/>
+                    </a:prstGeom>
+                    <a:noFill/>
+                    <a:ln>
+                      <a:noFill/>
+                    </a:ln>
+                    <a:extLst>
+                      <a:ext uri="{53640926-AAD7-44D8-BBD7-CCE9431645EC}">
+                        <a14:shadowObscured xmlns:a14="http://schemas.microsoft.com/office/drawing/2010/main"/>
+                      </a:ext>
+                    </a:extLst>
+                  </pic:spPr>
+                </pic:pic>
+              </a:graphicData>
+            </a:graphic>
+          </wp:inline>
+        </w:drawing>
+      </w:r>
+    </w:p>
+    <w:p>
+      <w:pPr>
+        <w:rPr>
+          <w:lang w:eastAsia="es-ES"/>
+        </w:rPr>
+      </w:pPr>
+      <w:r>
+        <w:rPr>
+          <w:lang w:eastAsia="es-ES"/>
+        </w:rPr>
+        <w:br w:type="page"/>
+      </w:r>
+    </w:p>
+    <w:p>
+      <w:pPr>
+        <w:rPr>
+          <w:lang w:eastAsia="es-ES"/>
+        </w:rPr>
+      </w:pPr>
+      <w:r>
+        <w:rPr>
+          <w:lang w:eastAsia="es-ES"/>
+        </w:rPr>
+        <w:lastRenderedPageBreak/>
+        <w:t>\WinSxS</w:t>
+      </w:r>
+    </w:p>
+    <w:p>
+      <w:pPr>
+        <w:rPr>
+          <w:rFonts w:ascii="Times New Roman" w:eastAsiaTheme="majorEastAsia" w:hAnsi="Times New Roman" w:cstheme="majorBidi"/>
+          <w:b/>
+          <w:color w:val="2F5496" w:themeColor="accent1" w:themeShade="BF"/>
+          <w:sz w:val="30"/>
+          <w:szCs w:val="32"/>
+          <w:lang w:eastAsia="es-ES"/>
+        </w:rPr>
+      </w:pPr>
+      <w:r>
+        <w:rPr>
+          <w:noProof/>
+          <w:lang w:eastAsia="es-ES"/>
+        </w:rPr>
+        <w:drawing>
+          <wp:inline distT="0" distB="0" distL="0" distR="0" wp14:anchorId="63B8FAFC" wp14:editId="7CF90016">
+            <wp:extent cx="5394960" cy="2781300"/>
+            <wp:effectExtent l="0" t="0" r="0" b="0"/>
+            <wp:docPr id="1915581463" name="Imagen 10"/>
+            <wp:cNvGraphicFramePr>
+              <a:graphicFrameLocks xmlns:a="http://schemas.openxmlformats.org/drawingml/2006/main" noChangeAspect="1"/>
+            </wp:cNvGraphicFramePr>
+            <a:graphic xmlns:a="http://schemas.openxmlformats.org/drawingml/2006/main">
+              <a:graphicData uri="http://schemas.openxmlformats.org/drawingml/2006/picture">
+                <pic:pic xmlns:pic="http://schemas.openxmlformats.org/drawingml/2006/picture">
+                  <pic:nvPicPr>
+                    <pic:cNvPr id="0" name="Picture 10"/>
+                    <pic:cNvPicPr>
+                      <a:picLocks noChangeAspect="1" noChangeArrowheads="1"/>
+                    </pic:cNvPicPr>
+                  </pic:nvPicPr>
+                  <pic:blipFill rotWithShape="1">
+                    <a:blip r:embed="rId24" cstate="print">
+                      <a:extLst>
+                        <a:ext uri="{28A0092B-C50C-407E-A947-70E740481C1C}">
+                          <a14:useLocalDpi xmlns:a14="http://schemas.microsoft.com/office/drawing/2010/main" val="0"/>
+                        </a:ext>
+                      </a:extLst>
+                    </a:blip>
+                    <a:srcRect b="8292"/>
+                    <a:stretch/>
+                  </pic:blipFill>
+                  <pic:spPr bwMode="auto">
+                    <a:xfrm>
+                      <a:off x="0" y="0"/>
+                      <a:ext cx="5394960" cy="2781300"/>
+                    </a:xfrm>
+                    <a:prstGeom prst="rect">
+                      <a:avLst/>
+                    </a:prstGeom>
+                    <a:noFill/>
+                    <a:ln>
+                      <a:noFill/>
+                    </a:ln>
+                    <a:extLst>
+                      <a:ext uri="{53640926-AAD7-44D8-BBD7-CCE9431645EC}">
+                        <a14:shadowObscured xmlns:a14="http://schemas.microsoft.com/office/drawing/2010/main"/>
+                      </a:ext>
+                    </a:extLst>
+                  </pic:spPr>
+                </pic:pic>
+              </a:graphicData>
+            </a:graphic>
+          </wp:inline>
+        </w:drawing>
+      </w:r>
+      <w:r>
+        <w:rPr>
+          <w:lang w:eastAsia="es-ES"/>
+        </w:rPr>
+        <w:br w:type="page"/>
+      </w:r>
+    </w:p>
+    <w:p>
+      <w:pPr>
+        <w:pStyle w:val="Ttulo1"/>
+        <w:rPr>
+          <w:lang w:eastAsia="es-ES"/>
+        </w:rPr>
+      </w:pPr>
+      <w:bookmarkStart w:id="12" w:name="_Toc151713114"/>
+      <w:r>
+        <w:rPr>
+          <w:lang w:eastAsia="es-ES"/>
+        </w:rPr>
+        <w:lastRenderedPageBreak/>
+        <w:t>Ejecuta y explica las siguientes instrucciones: “ls /home /usr, ls -l /home, ls -R /home, ls -ltra”</w:t>
+      </w:r>
+      <w:bookmarkEnd w:id="12"/>
+    </w:p>
+    <w:p>
+      <w:pPr>
+        <w:pStyle w:val="Ttulo2"/>
+        <w:rPr>
+          <w:lang w:eastAsia="es-ES"/>
+        </w:rPr>
+      </w:pPr>
+      <w:bookmarkStart w:id="13" w:name="_Toc151713115"/>
+      <w:r>
+        <w:rPr>
+          <w:lang w:eastAsia="es-ES"/>
+        </w:rPr>
+        <w:t>ls /home /usr</w:t>
+      </w:r>
+      <w:bookmarkEnd w:id="13"/>
+    </w:p>
+    <w:p>
+      <w:pPr>
         <w:pStyle w:val="Texto"/>
         <w:rPr>
           <w:lang w:eastAsia="es-ES"/>
         </w:rPr>
       </w:pPr>
+      <w:r>
+        <w:rPr>
+          <w:lang w:eastAsia="es-ES"/>
+        </w:rPr>
+        <w:t>Con este comando, se muestra primero el contenido de la carpeta /home y luego la carpeta /usr</w:t>
+      </w:r>
+    </w:p>
+    <w:p>
+      <w:pPr>
+        <w:rPr>
+          <w:lang w:eastAsia="es-ES"/>
+        </w:rPr>
+      </w:pPr>
+      <w:r>
+        <w:rPr>
+          <w:noProof/>
+          <w:lang w:eastAsia="es-ES"/>
+        </w:rPr>
+        <w:drawing>
+          <wp:inline distT="0" distB="0" distL="0" distR="0" wp14:anchorId="3FCBF3D9" wp14:editId="0E56920B">
+            <wp:extent cx="5113020" cy="1265555"/>
+            <wp:effectExtent l="0" t="0" r="0" b="0"/>
+            <wp:docPr id="4" name="Imagen 4"/>
+            <wp:cNvGraphicFramePr>
+              <a:graphicFrameLocks xmlns:a="http://schemas.openxmlformats.org/drawingml/2006/main" noChangeAspect="1"/>
+            </wp:cNvGraphicFramePr>
+            <a:graphic xmlns:a="http://schemas.openxmlformats.org/drawingml/2006/main">
+              <a:graphicData uri="http://schemas.openxmlformats.org/drawingml/2006/picture">
+                <pic:pic xmlns:pic="http://schemas.openxmlformats.org/drawingml/2006/picture">
+                  <pic:nvPicPr>
+                    <pic:cNvPr id="0" name="Picture 1"/>
+                    <pic:cNvPicPr>
+                      <a:picLocks noChangeAspect="1" noChangeArrowheads="1"/>
+                    </pic:cNvPicPr>
+                  </pic:nvPicPr>
+                  <pic:blipFill>
+                    <a:blip r:embed="rId25">
+                      <a:extLst>
+                        <a:ext uri="{28A0092B-C50C-407E-A947-70E740481C1C}">
+                          <a14:useLocalDpi xmlns:a14="http://schemas.microsoft.com/office/drawing/2010/main" val="0"/>
+                        </a:ext>
+                      </a:extLst>
+                    </a:blip>
+                    <a:srcRect/>
+                    <a:stretch>
+                      <a:fillRect/>
+                    </a:stretch>
+                  </pic:blipFill>
+                  <pic:spPr bwMode="auto">
+                    <a:xfrm>
+                      <a:off x="0" y="0"/>
+                      <a:ext cx="5113020" cy="1265555"/>
+                    </a:xfrm>
+                    <a:prstGeom prst="rect">
+                      <a:avLst/>
+                    </a:prstGeom>
+                    <a:noFill/>
+                    <a:ln>
+                      <a:noFill/>
+                    </a:ln>
+                  </pic:spPr>
+                </pic:pic>
+              </a:graphicData>
+            </a:graphic>
+          </wp:inline>
+        </w:drawing>
+      </w:r>
+    </w:p>
+    <w:p>
+      <w:pPr>
+        <w:pStyle w:val="Ttulo2"/>
+        <w:rPr>
+          <w:lang w:val="en-US" w:eastAsia="es-ES"/>
+        </w:rPr>
+      </w:pPr>
+      <w:bookmarkStart w:id="14" w:name="_Toc151713116"/>
+      <w:r>
+        <w:rPr>
+          <w:lang w:val="en-US" w:eastAsia="es-ES"/>
+        </w:rPr>
+        <w:t>ls -l /home</w:t>
+      </w:r>
+      <w:bookmarkEnd w:id="14"/>
+    </w:p>
+    <w:p>
+      <w:pPr>
+        <w:pStyle w:val="Texto"/>
+        <w:rPr>
+          <w:lang w:eastAsia="es-ES"/>
+        </w:rPr>
+      </w:pPr>
+      <w:r>
+        <w:rPr>
+          <w:lang w:eastAsia="es-ES"/>
+        </w:rPr>
+        <w:t>Con este comando, nos p</w:t>
+      </w:r>
+      <w:r>
+        <w:rPr>
+          <w:lang w:eastAsia="es-ES"/>
+        </w:rPr>
+        <w:t>ermite mostrar todo lo relacionado con un archivo y/o directorio como, por ejemplo, en la primera columna, se muestran:</w:t>
+      </w:r>
+    </w:p>
+    <w:p>
+      <w:pPr>
+        <w:pStyle w:val="Texto"/>
+        <w:numPr>
+          <w:ilvl w:val="0"/>
+          <w:numId w:val="3"/>
+        </w:numPr>
+        <w:rPr>
+          <w:lang w:eastAsia="es-ES"/>
+        </w:rPr>
+      </w:pPr>
+      <w:r>
+        <w:rPr>
+          <w:lang w:eastAsia="es-ES"/>
+        </w:rPr>
+        <w:t>los permisos y que tipo de archivo es</w:t>
+      </w:r>
+    </w:p>
+    <w:p>
+      <w:pPr>
+        <w:pStyle w:val="Texto"/>
+        <w:numPr>
+          <w:ilvl w:val="0"/>
+          <w:numId w:val="3"/>
+        </w:numPr>
+        <w:rPr>
+          <w:lang w:eastAsia="es-ES"/>
+        </w:rPr>
+      </w:pPr>
+      <w:r>
+        <w:rPr>
+          <w:lang w:eastAsia="es-ES"/>
+        </w:rPr>
+        <w:t>cuantos inodos tiene</w:t>
+      </w:r>
+    </w:p>
+    <w:p>
+      <w:pPr>
+        <w:pStyle w:val="Texto"/>
+        <w:numPr>
+          <w:ilvl w:val="0"/>
+          <w:numId w:val="3"/>
+        </w:numPr>
+        <w:rPr>
+          <w:lang w:eastAsia="es-ES"/>
+        </w:rPr>
+      </w:pPr>
+      <w:r>
+        <w:rPr>
+          <w:lang w:eastAsia="es-ES"/>
+        </w:rPr>
+        <w:t xml:space="preserve">nombre de usuario del propietario </w:t>
+      </w:r>
+    </w:p>
+    <w:p>
+      <w:pPr>
+        <w:pStyle w:val="Texto"/>
+        <w:numPr>
+          <w:ilvl w:val="0"/>
+          <w:numId w:val="3"/>
+        </w:numPr>
+        <w:rPr>
+          <w:lang w:eastAsia="es-ES"/>
+        </w:rPr>
+      </w:pPr>
+      <w:r>
+        <w:rPr>
+          <w:lang w:eastAsia="es-ES"/>
+        </w:rPr>
+        <w:t xml:space="preserve">grupo del usuario propietario </w:t>
+      </w:r>
+    </w:p>
+    <w:p>
+      <w:pPr>
+        <w:pStyle w:val="Texto"/>
+        <w:numPr>
+          <w:ilvl w:val="0"/>
+          <w:numId w:val="3"/>
+        </w:numPr>
+        <w:rPr>
+          <w:lang w:eastAsia="es-ES"/>
+        </w:rPr>
+      </w:pPr>
+      <w:r>
+        <w:rPr>
+          <w:lang w:eastAsia="es-ES"/>
+        </w:rPr>
+        <w:t>el tamaño en bytes que ocupa</w:t>
+      </w:r>
+    </w:p>
+    <w:p>
+      <w:pPr>
+        <w:pStyle w:val="Texto"/>
+        <w:numPr>
+          <w:ilvl w:val="0"/>
+          <w:numId w:val="3"/>
+        </w:numPr>
+        <w:rPr>
+          <w:lang w:eastAsia="es-ES"/>
+        </w:rPr>
+      </w:pPr>
+      <w:r>
+        <w:rPr>
+          <w:lang w:eastAsia="es-ES"/>
+        </w:rPr>
+        <w:t xml:space="preserve">la fecha de la última modificación </w:t>
+      </w:r>
+    </w:p>
+    <w:p>
+      <w:pPr>
+        <w:pStyle w:val="Texto"/>
+        <w:numPr>
+          <w:ilvl w:val="0"/>
+          <w:numId w:val="3"/>
+        </w:numPr>
+        <w:rPr>
+          <w:lang w:eastAsia="es-ES"/>
+        </w:rPr>
+      </w:pPr>
+      <w:r>
+        <w:rPr>
+          <w:lang w:eastAsia="es-ES"/>
+        </w:rPr>
+        <w:t>el nombre del directorio o archivo.</w:t>
+      </w:r>
+    </w:p>
+    <w:p>
+      <w:pPr>
+        <w:rPr>
+          <w:lang w:val="en-US" w:eastAsia="es-ES"/>
+        </w:rPr>
+      </w:pPr>
+      <w:r>
+        <w:rPr>
+          <w:noProof/>
+          <w:lang w:val="en-US" w:eastAsia="es-ES"/>
+        </w:rPr>
+        <w:drawing>
+          <wp:inline distT="0" distB="0" distL="0" distR="0" wp14:anchorId="2A2D6B0B" wp14:editId="2B703D92">
+            <wp:extent cx="4659630" cy="746125"/>
+            <wp:effectExtent l="0" t="0" r="7620" b="0"/>
+            <wp:docPr id="6" name="Imagen 6"/>
+            <wp:cNvGraphicFramePr>
+              <a:graphicFrameLocks xmlns:a="http://schemas.openxmlformats.org/drawingml/2006/main" noChangeAspect="1"/>
+            </wp:cNvGraphicFramePr>
+            <a:graphic xmlns:a="http://schemas.openxmlformats.org/drawingml/2006/main">
+              <a:graphicData uri="http://schemas.openxmlformats.org/drawingml/2006/picture">
+                <pic:pic xmlns:pic="http://schemas.openxmlformats.org/drawingml/2006/picture">
+                  <pic:nvPicPr>
+                    <pic:cNvPr id="0" name="Picture 2"/>
+                    <pic:cNvPicPr>
+                      <a:picLocks noChangeAspect="1" noChangeArrowheads="1"/>
+                    </pic:cNvPicPr>
+                  </pic:nvPicPr>
+                  <pic:blipFill>
+                    <a:blip r:embed="rId26">
+                      <a:extLst>
+                        <a:ext uri="{28A0092B-C50C-407E-A947-70E740481C1C}">
+                          <a14:useLocalDpi xmlns:a14="http://schemas.microsoft.com/office/drawing/2010/main" val="0"/>
+                        </a:ext>
+                      </a:extLst>
+                    </a:blip>
+                    <a:srcRect/>
+                    <a:stretch>
+                      <a:fillRect/>
+                    </a:stretch>
+                  </pic:blipFill>
+                  <pic:spPr bwMode="auto">
+                    <a:xfrm>
+                      <a:off x="0" y="0"/>
+                      <a:ext cx="4659630" cy="746125"/>
+                    </a:xfrm>
+                    <a:prstGeom prst="rect">
+                      <a:avLst/>
+                    </a:prstGeom>
+                    <a:noFill/>
+                    <a:ln>
+                      <a:noFill/>
+                    </a:ln>
+                  </pic:spPr>
+                </pic:pic>
+              </a:graphicData>
+            </a:graphic>
+          </wp:inline>
+        </w:drawing>
+      </w:r>
+    </w:p>
+    <w:p>
+      <w:pPr>
+        <w:rPr>
+          <w:rFonts w:asciiTheme="majorHAnsi" w:eastAsiaTheme="majorEastAsia" w:hAnsiTheme="majorHAnsi" w:cstheme="majorBidi"/>
+          <w:color w:val="2F5496" w:themeColor="accent1" w:themeShade="BF"/>
+          <w:sz w:val="26"/>
+          <w:szCs w:val="26"/>
+          <w:u w:val="single"/>
+          <w:lang w:eastAsia="es-ES"/>
+        </w:rPr>
+      </w:pPr>
+      <w:r>
+        <w:rPr>
+          <w:lang w:eastAsia="es-ES"/>
+        </w:rPr>
+        <w:br w:type="page"/>
+      </w:r>
+    </w:p>
+    <w:p>
+      <w:pPr>
+        <w:pStyle w:val="Ttulo2"/>
+        <w:rPr>
+          <w:lang w:eastAsia="es-ES"/>
+        </w:rPr>
+      </w:pPr>
+      <w:bookmarkStart w:id="15" w:name="_Toc151713117"/>
+      <w:r>
+        <w:rPr>
+          <w:lang w:eastAsia="es-ES"/>
+        </w:rPr>
+        <w:lastRenderedPageBreak/>
+        <w:t>ls -R</w:t>
+      </w:r>
+      <w:bookmarkEnd w:id="15"/>
+    </w:p>
+    <w:p>
+      <w:pPr>
+        <w:rPr>
+          <w:lang w:eastAsia="es-ES"/>
+        </w:rPr>
+      </w:pPr>
+      <w:r>
+        <w:rPr>
+          <w:lang w:eastAsia="es-ES"/>
+        </w:rPr>
+        <w:t>Con este comando, se muestran todos los contenidos desde la carpeta donde nos encontremos</w:t>
+      </w:r>
+      <w:r>
+        <w:rPr>
+          <w:lang w:eastAsia="es-ES"/>
+        </w:rPr>
+        <w:t>, ya que tiene la opción “-R” que significa “Recursive” o recursivo, lo que implica, que se muestre todo el contenido almacenado en esa carpeta.</w:t>
+      </w:r>
+    </w:p>
+    <w:p>
+      <w:pPr>
+        <w:rPr>
+          <w:lang w:eastAsia="es-ES"/>
+        </w:rPr>
+      </w:pPr>
+      <w:r>
+        <w:rPr>
+          <w:noProof/>
+          <w:lang w:eastAsia="es-ES"/>
+        </w:rPr>
+        <w:drawing>
+          <wp:inline distT="0" distB="0" distL="0" distR="0" wp14:anchorId="0BF6C2D7" wp14:editId="149D5972">
+            <wp:extent cx="4529772" cy="4375913"/>
+            <wp:effectExtent l="0" t="0" r="4445" b="5715"/>
+            <wp:docPr id="9" name="Imagen 9"/>
+            <wp:cNvGraphicFramePr>
+              <a:graphicFrameLocks xmlns:a="http://schemas.openxmlformats.org/drawingml/2006/main" noChangeAspect="1"/>
+            </wp:cNvGraphicFramePr>
+            <a:graphic xmlns:a="http://schemas.openxmlformats.org/drawingml/2006/main">
+              <a:graphicData uri="http://schemas.openxmlformats.org/drawingml/2006/picture">
+                <pic:pic xmlns:pic="http://schemas.openxmlformats.org/drawingml/2006/picture">
+                  <pic:nvPicPr>
+                    <pic:cNvPr id="0" name="Picture 4"/>
+                    <pic:cNvPicPr>
+                      <a:picLocks noChangeAspect="1" noChangeArrowheads="1"/>
+                    </pic:cNvPicPr>
+                  </pic:nvPicPr>
+                  <pic:blipFill>
+                    <a:blip r:embed="rId27">
+                      <a:extLst>
+                        <a:ext uri="{28A0092B-C50C-407E-A947-70E740481C1C}">
+                          <a14:useLocalDpi xmlns:a14="http://schemas.microsoft.com/office/drawing/2010/main" val="0"/>
+                        </a:ext>
+                      </a:extLst>
+                    </a:blip>
+                    <a:srcRect/>
+                    <a:stretch>
+                      <a:fillRect/>
+                    </a:stretch>
+                  </pic:blipFill>
+                  <pic:spPr bwMode="auto">
+                    <a:xfrm>
+                      <a:off x="0" y="0"/>
+                      <a:ext cx="4596566" cy="4440438"/>
+                    </a:xfrm>
+                    <a:prstGeom prst="rect">
+                      <a:avLst/>
+                    </a:prstGeom>
+                    <a:noFill/>
+                    <a:ln>
+                      <a:noFill/>
+                    </a:ln>
+                  </pic:spPr>
+                </pic:pic>
+              </a:graphicData>
+            </a:graphic>
+          </wp:inline>
+        </w:drawing>
+      </w:r>
+      <w:r>
+        <w:rPr>
+          <w:lang w:eastAsia="es-ES"/>
+        </w:rPr>
+        <w:br w:type="page"/>
+      </w:r>
+    </w:p>
+    <w:p>
+      <w:pPr>
+        <w:pStyle w:val="Ttulo2"/>
+        <w:rPr>
+          <w:lang w:eastAsia="es-ES"/>
+        </w:rPr>
+      </w:pPr>
+      <w:bookmarkStart w:id="16" w:name="_Toc151713118"/>
+      <w:r>
+        <w:rPr>
+          <w:lang w:eastAsia="es-ES"/>
+        </w:rPr>
+        <w:lastRenderedPageBreak/>
+        <w:t>ls- ltra</w:t>
+      </w:r>
+      <w:bookmarkEnd w:id="16"/>
+    </w:p>
+    <w:p>
+      <w:pPr>
+        <w:rPr>
+          <w:lang w:eastAsia="es-ES"/>
+        </w:rPr>
+      </w:pPr>
+      <w:r>
+        <w:rPr>
+          <w:lang w:eastAsia="es-ES"/>
+        </w:rPr>
+        <w:t>Con este comando:</w:t>
+      </w:r>
+    </w:p>
+    <w:p>
+      <w:pPr>
+        <w:rPr>
+          <w:lang w:eastAsia="es-ES"/>
+        </w:rPr>
+      </w:pPr>
+      <w:r>
+        <w:rPr>
+          <w:lang w:eastAsia="es-ES"/>
+        </w:rPr>
+        <w:t>“-l“ lista larga</w:t>
+      </w:r>
+    </w:p>
+    <w:p>
+      <w:pPr>
+        <w:rPr>
+          <w:lang w:eastAsia="es-ES"/>
+        </w:rPr>
+      </w:pPr>
+      <w:r>
+        <w:rPr>
+          <w:lang w:eastAsia="es-ES"/>
+        </w:rPr>
+        <w:t>“-t“ lo muestra ordenado por fecha última modificación</w:t>
+      </w:r>
+    </w:p>
+    <w:p>
+      <w:pPr>
+        <w:rPr>
+          <w:lang w:eastAsia="es-ES"/>
+        </w:rPr>
+      </w:pPr>
+      <w:r>
+        <w:rPr>
+          <w:lang w:eastAsia="es-ES"/>
+        </w:rPr>
+        <w:t>“-r“ lo muestra al revés</w:t>
+      </w:r>
+    </w:p>
+    <w:p>
+      <w:pPr>
+        <w:rPr>
+          <w:lang w:eastAsia="es-ES"/>
+        </w:rPr>
+      </w:pPr>
+      <w:r>
+        <w:rPr>
+          <w:lang w:eastAsia="es-ES"/>
+        </w:rPr>
+        <w:t>“-a“ muestra los archivos ocultos (que tienen un “.” delante del nombre)</w:t>
+      </w:r>
+    </w:p>
+    <w:p>
+      <w:pPr>
+        <w:rPr>
+          <w:rFonts w:ascii="Times New Roman" w:eastAsiaTheme="majorEastAsia" w:hAnsi="Times New Roman" w:cstheme="majorBidi"/>
+          <w:b/>
+          <w:color w:val="2F5496" w:themeColor="accent1" w:themeShade="BF"/>
+          <w:sz w:val="30"/>
+          <w:szCs w:val="32"/>
+          <w:lang w:val="en-US" w:eastAsia="es-ES"/>
+        </w:rPr>
+      </w:pPr>
+      <w:r>
+        <w:rPr>
+          <w:noProof/>
+          <w:lang w:val="en-US" w:eastAsia="es-ES"/>
+        </w:rPr>
+        <w:drawing>
+          <wp:inline distT="0" distB="0" distL="0" distR="0" wp14:anchorId="737D2BC0" wp14:editId="24044D94">
+            <wp:extent cx="5398770" cy="4886325"/>
+            <wp:effectExtent l="0" t="0" r="0" b="9525"/>
+            <wp:docPr id="8" name="Imagen 8"/>
+            <wp:cNvGraphicFramePr>
+              <a:graphicFrameLocks xmlns:a="http://schemas.openxmlformats.org/drawingml/2006/main" noChangeAspect="1"/>
+            </wp:cNvGraphicFramePr>
+            <a:graphic xmlns:a="http://schemas.openxmlformats.org/drawingml/2006/main">
+              <a:graphicData uri="http://schemas.openxmlformats.org/drawingml/2006/picture">
+                <pic:pic xmlns:pic="http://schemas.openxmlformats.org/drawingml/2006/picture">
+                  <pic:nvPicPr>
+                    <pic:cNvPr id="0" name="Picture 3"/>
+                    <pic:cNvPicPr>
+                      <a:picLocks noChangeAspect="1" noChangeArrowheads="1"/>
+                    </pic:cNvPicPr>
+                  </pic:nvPicPr>
+                  <pic:blipFill>
+                    <a:blip r:embed="rId28">
+                      <a:extLst>
+                        <a:ext uri="{28A0092B-C50C-407E-A947-70E740481C1C}">
+                          <a14:useLocalDpi xmlns:a14="http://schemas.microsoft.com/office/drawing/2010/main" val="0"/>
+                        </a:ext>
+                      </a:extLst>
+                    </a:blip>
+                    <a:srcRect/>
+                    <a:stretch>
+                      <a:fillRect/>
+                    </a:stretch>
+                  </pic:blipFill>
+                  <pic:spPr bwMode="auto">
+                    <a:xfrm>
+                      <a:off x="0" y="0"/>
+                      <a:ext cx="5398770" cy="4886325"/>
+                    </a:xfrm>
+                    <a:prstGeom prst="rect">
+                      <a:avLst/>
+                    </a:prstGeom>
+                    <a:noFill/>
+                    <a:ln>
+                      <a:noFill/>
+                    </a:ln>
+                  </pic:spPr>
+                </pic:pic>
+              </a:graphicData>
+            </a:graphic>
+          </wp:inline>
+        </w:drawing>
+      </w:r>
+      <w:r>
+        <w:rPr>
+          <w:lang w:val="en-US" w:eastAsia="es-ES"/>
+        </w:rPr>
+        <w:br w:type="page"/>
+      </w:r>
+    </w:p>
+    <w:p>
+      <w:pPr>
+        <w:pStyle w:val="Ttulo1"/>
+        <w:rPr>
+          <w:lang w:eastAsia="es-ES"/>
+        </w:rPr>
+      </w:pPr>
+      <w:bookmarkStart w:id="17" w:name="_Toc151713119"/>
+      <w:r>
+        <w:rPr>
+          <w:lang w:eastAsia="es-ES"/>
+        </w:rPr>
+        <w:lastRenderedPageBreak/>
+        <w:t xml:space="preserve">Empleando caracteres </w:t>
+      </w:r>
+      <w:r>
+        <w:rPr>
+          <w:lang w:eastAsia="es-ES"/>
+        </w:rPr>
+        <w:t>comodín</w:t>
+      </w:r>
+      <w:r>
+        <w:rPr>
+          <w:lang w:eastAsia="es-ES"/>
+        </w:rPr>
+        <w:t>, realiza las siguientes acciones por línea de comando:</w:t>
+      </w:r>
+      <w:bookmarkEnd w:id="17"/>
+    </w:p>
+    <w:p>
+      <w:pPr>
+        <w:pStyle w:val="Prrafodelista"/>
+        <w:numPr>
+          <w:ilvl w:val="0"/>
+          <w:numId w:val="2"/>
+        </w:numPr>
+        <w:rPr>
+          <w:lang w:eastAsia="es-ES"/>
+        </w:rPr>
+      </w:pPr>
+      <w:r>
+        <w:rPr>
+          <w:lang w:eastAsia="es-ES"/>
+        </w:rPr>
+        <w:t>Eliminar todos los archivos del directorio actual</w:t>
+      </w:r>
+    </w:p>
+    <w:p>
+      <w:pPr>
+        <w:rPr>
+          <w:lang w:eastAsia="es-ES"/>
+        </w:rPr>
+      </w:pPr>
+      <w:r>
+        <w:rPr>
+          <w:noProof/>
+          <w:lang w:eastAsia="es-ES"/>
+        </w:rPr>
+        <w:drawing>
+          <wp:inline distT="0" distB="0" distL="0" distR="0" wp14:anchorId="5420DEBC" wp14:editId="0C0DC670">
+            <wp:extent cx="3950335" cy="1060450"/>
+            <wp:effectExtent l="0" t="0" r="0" b="6350"/>
+            <wp:docPr id="10" name="Imagen 10"/>
+            <wp:cNvGraphicFramePr>
+              <a:graphicFrameLocks xmlns:a="http://schemas.openxmlformats.org/drawingml/2006/main" noChangeAspect="1"/>
+            </wp:cNvGraphicFramePr>
+            <a:graphic xmlns:a="http://schemas.openxmlformats.org/drawingml/2006/main">
+              <a:graphicData uri="http://schemas.openxmlformats.org/drawingml/2006/picture">
+                <pic:pic xmlns:pic="http://schemas.openxmlformats.org/drawingml/2006/picture">
+                  <pic:nvPicPr>
+                    <pic:cNvPr id="0" name="Picture 5"/>
+                    <pic:cNvPicPr>
+                      <a:picLocks noChangeAspect="1" noChangeArrowheads="1"/>
+                    </pic:cNvPicPr>
+                  </pic:nvPicPr>
+                  <pic:blipFill>
+                    <a:blip r:embed="rId29">
+                      <a:extLst>
+                        <a:ext uri="{28A0092B-C50C-407E-A947-70E740481C1C}">
+                          <a14:useLocalDpi xmlns:a14="http://schemas.microsoft.com/office/drawing/2010/main" val="0"/>
+                        </a:ext>
+                      </a:extLst>
+                    </a:blip>
+                    <a:srcRect/>
+                    <a:stretch>
+                      <a:fillRect/>
+                    </a:stretch>
+                  </pic:blipFill>
+                  <pic:spPr bwMode="auto">
+                    <a:xfrm>
+                      <a:off x="0" y="0"/>
+                      <a:ext cx="3950335" cy="1060450"/>
+                    </a:xfrm>
+                    <a:prstGeom prst="rect">
+                      <a:avLst/>
+                    </a:prstGeom>
+                    <a:noFill/>
+                    <a:ln>
+                      <a:noFill/>
+                    </a:ln>
+                  </pic:spPr>
+                </pic:pic>
+              </a:graphicData>
+            </a:graphic>
+          </wp:inline>
+        </w:drawing>
+      </w:r>
+    </w:p>
+    <w:p>
+      <w:pPr>
+        <w:pStyle w:val="Prrafodelista"/>
+        <w:numPr>
+          <w:ilvl w:val="0"/>
+          <w:numId w:val="2"/>
+        </w:numPr>
+        <w:rPr>
+          <w:lang w:eastAsia="es-ES"/>
+        </w:rPr>
+      </w:pPr>
+      <w:r>
+        <w:rPr>
+          <w:lang w:eastAsia="es-ES"/>
+        </w:rPr>
+        <w:t>Elimina, solicitando confirmación, todos los ficheros que comiencen por “doc”.</w:t>
+      </w:r>
+    </w:p>
+    <w:p>
+      <w:pPr>
+        <w:rPr>
+          <w:lang w:eastAsia="es-ES"/>
+        </w:rPr>
+      </w:pPr>
+      <w:r>
+        <w:rPr>
+          <w:noProof/>
+          <w:lang w:eastAsia="es-ES"/>
+        </w:rPr>
+        <w:drawing>
+          <wp:inline distT="0" distB="0" distL="0" distR="0" wp14:anchorId="07827EFF" wp14:editId="344EBAFA">
+            <wp:extent cx="5398770" cy="1485265"/>
+            <wp:effectExtent l="0" t="0" r="0" b="635"/>
+            <wp:docPr id="11" name="Imagen 11"/>
+            <wp:cNvGraphicFramePr>
+              <a:graphicFrameLocks xmlns:a="http://schemas.openxmlformats.org/drawingml/2006/main" noChangeAspect="1"/>
+            </wp:cNvGraphicFramePr>
+            <a:graphic xmlns:a="http://schemas.openxmlformats.org/drawingml/2006/main">
+              <a:graphicData uri="http://schemas.openxmlformats.org/drawingml/2006/picture">
+                <pic:pic xmlns:pic="http://schemas.openxmlformats.org/drawingml/2006/picture">
+                  <pic:nvPicPr>
+                    <pic:cNvPr id="0" name="Picture 6"/>
+                    <pic:cNvPicPr>
+                      <a:picLocks noChangeAspect="1" noChangeArrowheads="1"/>
+                    </pic:cNvPicPr>
+                  </pic:nvPicPr>
+                  <pic:blipFill>
+                    <a:blip r:embed="rId30">
+                      <a:extLst>
+                        <a:ext uri="{28A0092B-C50C-407E-A947-70E740481C1C}">
+                          <a14:useLocalDpi xmlns:a14="http://schemas.microsoft.com/office/drawing/2010/main" val="0"/>
+                        </a:ext>
+                      </a:extLst>
+                    </a:blip>
+                    <a:srcRect/>
+                    <a:stretch>
+                      <a:fillRect/>
+                    </a:stretch>
+                  </pic:blipFill>
+                  <pic:spPr bwMode="auto">
+                    <a:xfrm>
+                      <a:off x="0" y="0"/>
+                      <a:ext cx="5398770" cy="1485265"/>
+                    </a:xfrm>
+                    <a:prstGeom prst="rect">
+                      <a:avLst/>
+                    </a:prstGeom>
+                    <a:noFill/>
+                    <a:ln>
+                      <a:noFill/>
+                    </a:ln>
+                  </pic:spPr>
+                </pic:pic>
+              </a:graphicData>
+            </a:graphic>
+          </wp:inline>
+        </w:drawing>
+      </w:r>
+      <w:r>
+        <w:rPr>
+          <w:lang w:eastAsia="es-ES"/>
+        </w:rPr>
+        <w:t xml:space="preserve"> </w:t>
+      </w:r>
+    </w:p>
+    <w:p>
+      <w:pPr>
+        <w:pStyle w:val="Prrafodelista"/>
+        <w:numPr>
+          <w:ilvl w:val="0"/>
+          <w:numId w:val="2"/>
+        </w:numPr>
+        <w:rPr>
+          <w:lang w:eastAsia="es-ES"/>
+        </w:rPr>
+      </w:pPr>
+      <w:r>
+        <w:rPr>
+          <w:lang w:eastAsia="es-ES"/>
+        </w:rPr>
+        <w:t>Elimina todos los archivos que comiencen por script y tengan un carácter más como nombre de fichero</w:t>
+      </w:r>
+    </w:p>
+    <w:p>
+      <w:pPr>
+        <w:rPr>
+          <w:lang w:eastAsia="es-ES"/>
+        </w:rPr>
+      </w:pPr>
+      <w:r>
+        <w:rPr>
+          <w:lang w:eastAsia="es-ES"/>
+        </w:rPr>
+        <w:t>(le coloque -i para poder ver con mejor claridad los objetos a borrar</w:t>
+      </w:r>
+      <w:r>
+        <w:rPr>
+          <w:lang w:eastAsia="es-ES"/>
+        </w:rPr>
+        <w:t>, es opcional</w:t>
+      </w:r>
+      <w:r>
+        <w:rPr>
+          <w:lang w:eastAsia="es-ES"/>
+        </w:rPr>
+        <w:t>)</w:t>
+      </w:r>
+    </w:p>
+    <w:p>
+      <w:pPr>
+        <w:rPr>
+          <w:lang w:eastAsia="es-ES"/>
+        </w:rPr>
+      </w:pPr>
+      <w:r>
+        <w:rPr>
+          <w:noProof/>
+          <w:lang w:eastAsia="es-ES"/>
+        </w:rPr>
+        <w:drawing>
+          <wp:inline distT="0" distB="0" distL="0" distR="0" wp14:anchorId="4B67E774" wp14:editId="6C2736CA">
+            <wp:extent cx="5398770" cy="1887220"/>
+            <wp:effectExtent l="0" t="0" r="0" b="0"/>
+            <wp:docPr id="12" name="Imagen 12"/>
+            <wp:cNvGraphicFramePr>
+              <a:graphicFrameLocks xmlns:a="http://schemas.openxmlformats.org/drawingml/2006/main" noChangeAspect="1"/>
+            </wp:cNvGraphicFramePr>
+            <a:graphic xmlns:a="http://schemas.openxmlformats.org/drawingml/2006/main">
+              <a:graphicData uri="http://schemas.openxmlformats.org/drawingml/2006/picture">
+                <pic:pic xmlns:pic="http://schemas.openxmlformats.org/drawingml/2006/picture">
+                  <pic:nvPicPr>
+                    <pic:cNvPr id="0" name="Picture 7"/>
+                    <pic:cNvPicPr>
+                      <a:picLocks noChangeAspect="1" noChangeArrowheads="1"/>
+                    </pic:cNvPicPr>
+                  </pic:nvPicPr>
+                  <pic:blipFill>
+                    <a:blip r:embed="rId31">
+                      <a:extLst>
+                        <a:ext uri="{28A0092B-C50C-407E-A947-70E740481C1C}">
+                          <a14:useLocalDpi xmlns:a14="http://schemas.microsoft.com/office/drawing/2010/main" val="0"/>
+                        </a:ext>
+                      </a:extLst>
+                    </a:blip>
+                    <a:srcRect/>
+                    <a:stretch>
+                      <a:fillRect/>
+                    </a:stretch>
+                  </pic:blipFill>
+                  <pic:spPr bwMode="auto">
+                    <a:xfrm>
+                      <a:off x="0" y="0"/>
+                      <a:ext cx="5398770" cy="1887220"/>
+                    </a:xfrm>
+                    <a:prstGeom prst="rect">
+                      <a:avLst/>
+                    </a:prstGeom>
+                    <a:noFill/>
+                    <a:ln>
+                      <a:noFill/>
+                    </a:ln>
+                  </pic:spPr>
+                </pic:pic>
+              </a:graphicData>
+            </a:graphic>
+          </wp:inline>
+        </w:drawing>
+      </w:r>
+    </w:p>
+    <w:p>
+      <w:pPr>
+        <w:rPr>
+          <w:lang w:eastAsia="es-ES"/>
+        </w:rPr>
+      </w:pPr>
     </w:p>
     <w:sectPr>
-      <w:headerReference w:type="default" r:id="rId16"/>
-      <w:footerReference w:type="default" r:id="rId17"/>
+      <w:headerReference w:type="default" r:id="rId32"/>
+      <w:footerReference w:type="default" r:id="rId33"/>
       <w:pgSz w:w="11906" w:h="16838"/>
       <w:pgMar w:top="1417" w:right="1701" w:bottom="1417" w:left="1701" w:header="708" w:footer="708" w:gutter="0"/>
       <w:pgNumType w:start="1"/>
@@ -1774,7 +5352,7 @@
 </file>
 
 <file path=word/endnotes.xml><?xml version="1.0" encoding="utf-8"?>
-<w:endnotes xmlns:wpc="http://schemas.microsoft.com/office/word/2010/wordprocessingCanvas" xmlns:cx="http://schemas.microsoft.com/office/drawing/2014/chartex" xmlns:cx1="http://schemas.microsoft.com/office/drawing/2015/9/8/chartex" xmlns:cx2="http://schemas.microsoft.com/office/drawing/2015/10/21/chartex" xmlns:cx3="http://schemas.microsoft.com/office/drawing/2016/5/9/chartex" xmlns:cx4="http://schemas.microsoft.com/office/drawing/2016/5/10/chartex" xmlns:cx5="http://schemas.microsoft.com/office/drawing/2016/5/11/chartex" xmlns:cx6="http://schemas.microsoft.com/office/drawing/2016/5/12/chartex" xmlns:cx7="http://schemas.microsoft.com/office/drawing/2016/5/13/chartex" xmlns:cx8="http://schemas.microsoft.com/office/drawing/2016/5/14/chartex" xmlns:mc="http://schemas.openxmlformats.org/markup-compatibility/2006" xmlns:aink="http://schemas.microsoft.com/office/drawing/2016/ink" xmlns:am3d="http://schemas.microsoft.com/office/drawing/2017/model3d" xmlns:o="urn:schemas-microsoft-com:office:office" xmlns:r="http://schemas.openxmlformats.org/officeDocument/2006/relationships" xmlns:m="http://schemas.openxmlformats.org/officeDocument/2006/math" xmlns:v="urn:schemas-microsoft-com:vml" xmlns:wp14="http://schemas.microsoft.com/office/word/2010/wordprocessingDrawing" xmlns:wp="http://schemas.openxmlformats.org/drawingml/2006/wordprocessingDrawing" xmlns:w10="urn:schemas-microsoft-com:office:word" xmlns:w="http://schemas.openxmlformats.org/wordprocessingml/2006/main" xmlns:w14="http://schemas.microsoft.com/office/word/2010/wordml" xmlns:w15="http://schemas.microsoft.com/office/word/2012/wordml" xmlns:w16cid="http://schemas.microsoft.com/office/word/2016/wordml/cid" xmlns:w16se="http://schemas.microsoft.com/office/word/2015/wordml/symex" xmlns:wpg="http://schemas.microsoft.com/office/word/2010/wordprocessingGroup" xmlns:wpi="http://schemas.microsoft.com/office/word/2010/wordprocessingInk" xmlns:wne="http://schemas.microsoft.com/office/word/2006/wordml" xmlns:wps="http://schemas.microsoft.com/office/word/2010/wordprocessingShape" mc:Ignorable="w14 w15 w16se w16cid wp14">
+<w:endnotes xmlns:wpc="http://schemas.microsoft.com/office/word/2010/wordprocessingCanvas" xmlns:cx="http://schemas.microsoft.com/office/drawing/2014/chartex" xmlns:cx1="http://schemas.microsoft.com/office/drawing/2015/9/8/chartex" xmlns:cx2="http://schemas.microsoft.com/office/drawing/2015/10/21/chartex" xmlns:cx3="http://schemas.microsoft.com/office/drawing/2016/5/9/chartex" xmlns:cx4="http://schemas.microsoft.com/office/drawing/2016/5/10/chartex" xmlns:cx5="http://schemas.microsoft.com/office/drawing/2016/5/11/chartex" xmlns:cx6="http://schemas.microsoft.com/office/drawing/2016/5/12/chartex" xmlns:cx7="http://schemas.microsoft.com/office/drawing/2016/5/13/chartex" xmlns:cx8="http://schemas.microsoft.com/office/drawing/2016/5/14/chartex" xmlns:mc="http://schemas.openxmlformats.org/markup-compatibility/2006" xmlns:aink="http://schemas.microsoft.com/office/drawing/2016/ink" xmlns:am3d="http://schemas.microsoft.com/office/drawing/2017/model3d" xmlns:o="urn:schemas-microsoft-com:office:office" xmlns:oel="http://schemas.microsoft.com/office/2019/extlst" xmlns:r="http://schemas.openxmlformats.org/officeDocument/2006/relationships" xmlns:m="http://schemas.openxmlformats.org/officeDocument/2006/math" xmlns:v="urn:schemas-microsoft-com:vml" xmlns:wp14="http://schemas.microsoft.com/office/word/2010/wordprocessingDrawing" xmlns:wp="http://schemas.openxmlformats.org/drawingml/2006/wordprocessingDrawing" xmlns:w10="urn:schemas-microsoft-com:office:word" xmlns:w="http://schemas.openxmlformats.org/wordprocessingml/2006/main" xmlns:w14="http://schemas.microsoft.com/office/word/2010/wordml" xmlns:w15="http://schemas.microsoft.com/office/word/2012/wordml" xmlns:w16cex="http://schemas.microsoft.com/office/word/2018/wordml/cex" xmlns:w16cid="http://schemas.microsoft.com/office/word/2016/wordml/cid" xmlns:w16="http://schemas.microsoft.com/office/word/2018/wordml" xmlns:w16sdtdh="http://schemas.microsoft.com/office/word/2020/wordml/sdtdatahash" xmlns:w16se="http://schemas.microsoft.com/office/word/2015/wordml/symex" xmlns:wpg="http://schemas.microsoft.com/office/word/2010/wordprocessingGroup" xmlns:wpi="http://schemas.microsoft.com/office/word/2010/wordprocessingInk" xmlns:wne="http://schemas.microsoft.com/office/word/2006/wordml" xmlns:wps="http://schemas.microsoft.com/office/word/2010/wordprocessingShape" mc:Ignorable="w14 w15 w16se w16cid w16 w16cex w16sdtdh wp14">
   <w:endnote w:type="separator" w:id="-1">
     <w:p>
       <w:pPr>
@@ -1799,7 +5377,7 @@
 </file>
 
 <file path=word/footer1.xml><?xml version="1.0" encoding="utf-8"?>
-<w:ftr xmlns:wpc="http://schemas.microsoft.com/office/word/2010/wordprocessingCanvas" xmlns:cx="http://schemas.microsoft.com/office/drawing/2014/chartex" xmlns:cx1="http://schemas.microsoft.com/office/drawing/2015/9/8/chartex" xmlns:cx2="http://schemas.microsoft.com/office/drawing/2015/10/21/chartex" xmlns:cx3="http://schemas.microsoft.com/office/drawing/2016/5/9/chartex" xmlns:cx4="http://schemas.microsoft.com/office/drawing/2016/5/10/chartex" xmlns:cx5="http://schemas.microsoft.com/office/drawing/2016/5/11/chartex" xmlns:cx6="http://schemas.microsoft.com/office/drawing/2016/5/12/chartex" xmlns:cx7="http://schemas.microsoft.com/office/drawing/2016/5/13/chartex" xmlns:cx8="http://schemas.microsoft.com/office/drawing/2016/5/14/chartex" xmlns:mc="http://schemas.openxmlformats.org/markup-compatibility/2006" xmlns:aink="http://schemas.microsoft.com/office/drawing/2016/ink" xmlns:am3d="http://schemas.microsoft.com/office/drawing/2017/model3d" xmlns:o="urn:schemas-microsoft-com:office:office" xmlns:r="http://schemas.openxmlformats.org/officeDocument/2006/relationships" xmlns:m="http://schemas.openxmlformats.org/officeDocument/2006/math" xmlns:v="urn:schemas-microsoft-com:vml" xmlns:wp14="http://schemas.microsoft.com/office/word/2010/wordprocessingDrawing" xmlns:wp="http://schemas.openxmlformats.org/drawingml/2006/wordprocessingDrawing" xmlns:w10="urn:schemas-microsoft-com:office:word" xmlns:w="http://schemas.openxmlformats.org/wordprocessingml/2006/main" xmlns:w14="http://schemas.microsoft.com/office/word/2010/wordml" xmlns:w15="http://schemas.microsoft.com/office/word/2012/wordml" xmlns:w16cid="http://schemas.microsoft.com/office/word/2016/wordml/cid" xmlns:w16se="http://schemas.microsoft.com/office/word/2015/wordml/symex" xmlns:wpg="http://schemas.microsoft.com/office/word/2010/wordprocessingGroup" xmlns:wpi="http://schemas.microsoft.com/office/word/2010/wordprocessingInk" xmlns:wne="http://schemas.microsoft.com/office/word/2006/wordml" xmlns:wps="http://schemas.microsoft.com/office/word/2010/wordprocessingShape" mc:Ignorable="w14 w15 w16se w16cid wp14">
+<w:ftr xmlns:wpc="http://schemas.microsoft.com/office/word/2010/wordprocessingCanvas" xmlns:cx="http://schemas.microsoft.com/office/drawing/2014/chartex" xmlns:cx1="http://schemas.microsoft.com/office/drawing/2015/9/8/chartex" xmlns:cx2="http://schemas.microsoft.com/office/drawing/2015/10/21/chartex" xmlns:cx3="http://schemas.microsoft.com/office/drawing/2016/5/9/chartex" xmlns:cx4="http://schemas.microsoft.com/office/drawing/2016/5/10/chartex" xmlns:cx5="http://schemas.microsoft.com/office/drawing/2016/5/11/chartex" xmlns:cx6="http://schemas.microsoft.com/office/drawing/2016/5/12/chartex" xmlns:cx7="http://schemas.microsoft.com/office/drawing/2016/5/13/chartex" xmlns:cx8="http://schemas.microsoft.com/office/drawing/2016/5/14/chartex" xmlns:mc="http://schemas.openxmlformats.org/markup-compatibility/2006" xmlns:aink="http://schemas.microsoft.com/office/drawing/2016/ink" xmlns:am3d="http://schemas.microsoft.com/office/drawing/2017/model3d" xmlns:o="urn:schemas-microsoft-com:office:office" xmlns:oel="http://schemas.microsoft.com/office/2019/extlst" xmlns:r="http://schemas.openxmlformats.org/officeDocument/2006/relationships" xmlns:m="http://schemas.openxmlformats.org/officeDocument/2006/math" xmlns:v="urn:schemas-microsoft-com:vml" xmlns:wp14="http://schemas.microsoft.com/office/word/2010/wordprocessingDrawing" xmlns:wp="http://schemas.openxmlformats.org/drawingml/2006/wordprocessingDrawing" xmlns:w10="urn:schemas-microsoft-com:office:word" xmlns:w="http://schemas.openxmlformats.org/wordprocessingml/2006/main" xmlns:w14="http://schemas.microsoft.com/office/word/2010/wordml" xmlns:w15="http://schemas.microsoft.com/office/word/2012/wordml" xmlns:w16cex="http://schemas.microsoft.com/office/word/2018/wordml/cex" xmlns:w16cid="http://schemas.microsoft.com/office/word/2016/wordml/cid" xmlns:w16="http://schemas.microsoft.com/office/word/2018/wordml" xmlns:w16sdtdh="http://schemas.microsoft.com/office/word/2020/wordml/sdtdatahash" xmlns:w16se="http://schemas.microsoft.com/office/word/2015/wordml/symex" xmlns:wpg="http://schemas.microsoft.com/office/word/2010/wordprocessingGroup" xmlns:wpi="http://schemas.microsoft.com/office/word/2010/wordprocessingInk" xmlns:wne="http://schemas.microsoft.com/office/word/2006/wordml" xmlns:wps="http://schemas.microsoft.com/office/word/2010/wordprocessingShape" mc:Ignorable="w14 w15 w16se w16cid w16 w16cex w16sdtdh wp14">
   <w:p>
     <w:pPr>
       <w:pStyle w:val="Piedepgina"/>
@@ -1809,7 +5387,7 @@
 </file>
 
 <file path=word/footer2.xml><?xml version="1.0" encoding="utf-8"?>
-<w:ftr xmlns:wpc="http://schemas.microsoft.com/office/word/2010/wordprocessingCanvas" xmlns:cx="http://schemas.microsoft.com/office/drawing/2014/chartex" xmlns:cx1="http://schemas.microsoft.com/office/drawing/2015/9/8/chartex" xmlns:cx2="http://schemas.microsoft.com/office/drawing/2015/10/21/chartex" xmlns:cx3="http://schemas.microsoft.com/office/drawing/2016/5/9/chartex" xmlns:cx4="http://schemas.microsoft.com/office/drawing/2016/5/10/chartex" xmlns:cx5="http://schemas.microsoft.com/office/drawing/2016/5/11/chartex" xmlns:cx6="http://schemas.microsoft.com/office/drawing/2016/5/12/chartex" xmlns:cx7="http://schemas.microsoft.com/office/drawing/2016/5/13/chartex" xmlns:cx8="http://schemas.microsoft.com/office/drawing/2016/5/14/chartex" xmlns:mc="http://schemas.openxmlformats.org/markup-compatibility/2006" xmlns:aink="http://schemas.microsoft.com/office/drawing/2016/ink" xmlns:am3d="http://schemas.microsoft.com/office/drawing/2017/model3d" xmlns:o="urn:schemas-microsoft-com:office:office" xmlns:r="http://schemas.openxmlformats.org/officeDocument/2006/relationships" xmlns:m="http://schemas.openxmlformats.org/officeDocument/2006/math" xmlns:v="urn:schemas-microsoft-com:vml" xmlns:wp14="http://schemas.microsoft.com/office/word/2010/wordprocessingDrawing" xmlns:wp="http://schemas.openxmlformats.org/drawingml/2006/wordprocessingDrawing" xmlns:w10="urn:schemas-microsoft-com:office:word" xmlns:w="http://schemas.openxmlformats.org/wordprocessingml/2006/main" xmlns:w14="http://schemas.microsoft.com/office/word/2010/wordml" xmlns:w15="http://schemas.microsoft.com/office/word/2012/wordml" xmlns:w16cid="http://schemas.microsoft.com/office/word/2016/wordml/cid" xmlns:w16se="http://schemas.microsoft.com/office/word/2015/wordml/symex" xmlns:wpg="http://schemas.microsoft.com/office/word/2010/wordprocessingGroup" xmlns:wpi="http://schemas.microsoft.com/office/word/2010/wordprocessingInk" xmlns:wne="http://schemas.microsoft.com/office/word/2006/wordml" xmlns:wps="http://schemas.microsoft.com/office/word/2010/wordprocessingShape" mc:Ignorable="w14 w15 w16se w16cid wp14">
+<w:ftr xmlns:wpc="http://schemas.microsoft.com/office/word/2010/wordprocessingCanvas" xmlns:cx="http://schemas.microsoft.com/office/drawing/2014/chartex" xmlns:cx1="http://schemas.microsoft.com/office/drawing/2015/9/8/chartex" xmlns:cx2="http://schemas.microsoft.com/office/drawing/2015/10/21/chartex" xmlns:cx3="http://schemas.microsoft.com/office/drawing/2016/5/9/chartex" xmlns:cx4="http://schemas.microsoft.com/office/drawing/2016/5/10/chartex" xmlns:cx5="http://schemas.microsoft.com/office/drawing/2016/5/11/chartex" xmlns:cx6="http://schemas.microsoft.com/office/drawing/2016/5/12/chartex" xmlns:cx7="http://schemas.microsoft.com/office/drawing/2016/5/13/chartex" xmlns:cx8="http://schemas.microsoft.com/office/drawing/2016/5/14/chartex" xmlns:mc="http://schemas.openxmlformats.org/markup-compatibility/2006" xmlns:aink="http://schemas.microsoft.com/office/drawing/2016/ink" xmlns:am3d="http://schemas.microsoft.com/office/drawing/2017/model3d" xmlns:o="urn:schemas-microsoft-com:office:office" xmlns:oel="http://schemas.microsoft.com/office/2019/extlst" xmlns:r="http://schemas.openxmlformats.org/officeDocument/2006/relationships" xmlns:m="http://schemas.openxmlformats.org/officeDocument/2006/math" xmlns:v="urn:schemas-microsoft-com:vml" xmlns:wp14="http://schemas.microsoft.com/office/word/2010/wordprocessingDrawing" xmlns:wp="http://schemas.openxmlformats.org/drawingml/2006/wordprocessingDrawing" xmlns:w10="urn:schemas-microsoft-com:office:word" xmlns:w="http://schemas.openxmlformats.org/wordprocessingml/2006/main" xmlns:w14="http://schemas.microsoft.com/office/word/2010/wordml" xmlns:w15="http://schemas.microsoft.com/office/word/2012/wordml" xmlns:w16cex="http://schemas.microsoft.com/office/word/2018/wordml/cex" xmlns:w16cid="http://schemas.microsoft.com/office/word/2016/wordml/cid" xmlns:w16="http://schemas.microsoft.com/office/word/2018/wordml" xmlns:w16sdtdh="http://schemas.microsoft.com/office/word/2020/wordml/sdtdatahash" xmlns:w16se="http://schemas.microsoft.com/office/word/2015/wordml/symex" xmlns:wpg="http://schemas.microsoft.com/office/word/2010/wordprocessingGroup" xmlns:wpi="http://schemas.microsoft.com/office/word/2010/wordprocessingInk" xmlns:wne="http://schemas.microsoft.com/office/word/2006/wordml" xmlns:wps="http://schemas.microsoft.com/office/word/2010/wordprocessingShape" mc:Ignorable="w14 w15 w16se w16cid w16 w16cex w16sdtdh wp14">
   <w:p>
     <w:pPr>
       <w:pStyle w:val="Piedepgina"/>
@@ -1834,7 +5412,7 @@
 </file>
 
 <file path=word/footer3.xml><?xml version="1.0" encoding="utf-8"?>
-<w:ftr xmlns:wpc="http://schemas.microsoft.com/office/word/2010/wordprocessingCanvas" xmlns:cx="http://schemas.microsoft.com/office/drawing/2014/chartex" xmlns:cx1="http://schemas.microsoft.com/office/drawing/2015/9/8/chartex" xmlns:cx2="http://schemas.microsoft.com/office/drawing/2015/10/21/chartex" xmlns:cx3="http://schemas.microsoft.com/office/drawing/2016/5/9/chartex" xmlns:cx4="http://schemas.microsoft.com/office/drawing/2016/5/10/chartex" xmlns:cx5="http://schemas.microsoft.com/office/drawing/2016/5/11/chartex" xmlns:cx6="http://schemas.microsoft.com/office/drawing/2016/5/12/chartex" xmlns:cx7="http://schemas.microsoft.com/office/drawing/2016/5/13/chartex" xmlns:cx8="http://schemas.microsoft.com/office/drawing/2016/5/14/chartex" xmlns:mc="http://schemas.openxmlformats.org/markup-compatibility/2006" xmlns:aink="http://schemas.microsoft.com/office/drawing/2016/ink" xmlns:am3d="http://schemas.microsoft.com/office/drawing/2017/model3d" xmlns:o="urn:schemas-microsoft-com:office:office" xmlns:r="http://schemas.openxmlformats.org/officeDocument/2006/relationships" xmlns:m="http://schemas.openxmlformats.org/officeDocument/2006/math" xmlns:v="urn:schemas-microsoft-com:vml" xmlns:wp14="http://schemas.microsoft.com/office/word/2010/wordprocessingDrawing" xmlns:wp="http://schemas.openxmlformats.org/drawingml/2006/wordprocessingDrawing" xmlns:w10="urn:schemas-microsoft-com:office:word" xmlns:w="http://schemas.openxmlformats.org/wordprocessingml/2006/main" xmlns:w14="http://schemas.microsoft.com/office/word/2010/wordml" xmlns:w15="http://schemas.microsoft.com/office/word/2012/wordml" xmlns:w16cid="http://schemas.microsoft.com/office/word/2016/wordml/cid" xmlns:w16se="http://schemas.microsoft.com/office/word/2015/wordml/symex" xmlns:wpg="http://schemas.microsoft.com/office/word/2010/wordprocessingGroup" xmlns:wpi="http://schemas.microsoft.com/office/word/2010/wordprocessingInk" xmlns:wne="http://schemas.microsoft.com/office/word/2006/wordml" xmlns:wps="http://schemas.microsoft.com/office/word/2010/wordprocessingShape" mc:Ignorable="w14 w15 w16se w16cid wp14">
+<w:ftr xmlns:wpc="http://schemas.microsoft.com/office/word/2010/wordprocessingCanvas" xmlns:cx="http://schemas.microsoft.com/office/drawing/2014/chartex" xmlns:cx1="http://schemas.microsoft.com/office/drawing/2015/9/8/chartex" xmlns:cx2="http://schemas.microsoft.com/office/drawing/2015/10/21/chartex" xmlns:cx3="http://schemas.microsoft.com/office/drawing/2016/5/9/chartex" xmlns:cx4="http://schemas.microsoft.com/office/drawing/2016/5/10/chartex" xmlns:cx5="http://schemas.microsoft.com/office/drawing/2016/5/11/chartex" xmlns:cx6="http://schemas.microsoft.com/office/drawing/2016/5/12/chartex" xmlns:cx7="http://schemas.microsoft.com/office/drawing/2016/5/13/chartex" xmlns:cx8="http://schemas.microsoft.com/office/drawing/2016/5/14/chartex" xmlns:mc="http://schemas.openxmlformats.org/markup-compatibility/2006" xmlns:aink="http://schemas.microsoft.com/office/drawing/2016/ink" xmlns:am3d="http://schemas.microsoft.com/office/drawing/2017/model3d" xmlns:o="urn:schemas-microsoft-com:office:office" xmlns:oel="http://schemas.microsoft.com/office/2019/extlst" xmlns:r="http://schemas.openxmlformats.org/officeDocument/2006/relationships" xmlns:m="http://schemas.openxmlformats.org/officeDocument/2006/math" xmlns:v="urn:schemas-microsoft-com:vml" xmlns:wp14="http://schemas.microsoft.com/office/word/2010/wordprocessingDrawing" xmlns:wp="http://schemas.openxmlformats.org/drawingml/2006/wordprocessingDrawing" xmlns:w10="urn:schemas-microsoft-com:office:word" xmlns:w="http://schemas.openxmlformats.org/wordprocessingml/2006/main" xmlns:w14="http://schemas.microsoft.com/office/word/2010/wordml" xmlns:w15="http://schemas.microsoft.com/office/word/2012/wordml" xmlns:w16cex="http://schemas.microsoft.com/office/word/2018/wordml/cex" xmlns:w16cid="http://schemas.microsoft.com/office/word/2016/wordml/cid" xmlns:w16="http://schemas.microsoft.com/office/word/2018/wordml" xmlns:w16sdtdh="http://schemas.microsoft.com/office/word/2020/wordml/sdtdatahash" xmlns:w16se="http://schemas.microsoft.com/office/word/2015/wordml/symex" xmlns:wpg="http://schemas.microsoft.com/office/word/2010/wordprocessingGroup" xmlns:wpi="http://schemas.microsoft.com/office/word/2010/wordprocessingInk" xmlns:wne="http://schemas.microsoft.com/office/word/2006/wordml" xmlns:wps="http://schemas.microsoft.com/office/word/2010/wordprocessingShape" mc:Ignorable="w14 w15 w16se w16cid w16 w16cex w16sdtdh wp14">
   <w:p>
     <w:pPr>
       <w:pStyle w:val="Encabezado"/>
@@ -1878,7 +5456,7 @@
 </file>
 
 <file path=word/footer4.xml><?xml version="1.0" encoding="utf-8"?>
-<w:ftr xmlns:wpc="http://schemas.microsoft.com/office/word/2010/wordprocessingCanvas" xmlns:cx="http://schemas.microsoft.com/office/drawing/2014/chartex" xmlns:cx1="http://schemas.microsoft.com/office/drawing/2015/9/8/chartex" xmlns:cx2="http://schemas.microsoft.com/office/drawing/2015/10/21/chartex" xmlns:cx3="http://schemas.microsoft.com/office/drawing/2016/5/9/chartex" xmlns:cx4="http://schemas.microsoft.com/office/drawing/2016/5/10/chartex" xmlns:cx5="http://schemas.microsoft.com/office/drawing/2016/5/11/chartex" xmlns:cx6="http://schemas.microsoft.com/office/drawing/2016/5/12/chartex" xmlns:cx7="http://schemas.microsoft.com/office/drawing/2016/5/13/chartex" xmlns:cx8="http://schemas.microsoft.com/office/drawing/2016/5/14/chartex" xmlns:mc="http://schemas.openxmlformats.org/markup-compatibility/2006" xmlns:aink="http://schemas.microsoft.com/office/drawing/2016/ink" xmlns:am3d="http://schemas.microsoft.com/office/drawing/2017/model3d" xmlns:o="urn:schemas-microsoft-com:office:office" xmlns:r="http://schemas.openxmlformats.org/officeDocument/2006/relationships" xmlns:m="http://schemas.openxmlformats.org/officeDocument/2006/math" xmlns:v="urn:schemas-microsoft-com:vml" xmlns:wp14="http://schemas.microsoft.com/office/word/2010/wordprocessingDrawing" xmlns:wp="http://schemas.openxmlformats.org/drawingml/2006/wordprocessingDrawing" xmlns:w10="urn:schemas-microsoft-com:office:word" xmlns:w="http://schemas.openxmlformats.org/wordprocessingml/2006/main" xmlns:w14="http://schemas.microsoft.com/office/word/2010/wordml" xmlns:w15="http://schemas.microsoft.com/office/word/2012/wordml" xmlns:w16cid="http://schemas.microsoft.com/office/word/2016/wordml/cid" xmlns:w16se="http://schemas.microsoft.com/office/word/2015/wordml/symex" xmlns:wpg="http://schemas.microsoft.com/office/word/2010/wordprocessingGroup" xmlns:wpi="http://schemas.microsoft.com/office/word/2010/wordprocessingInk" xmlns:wne="http://schemas.microsoft.com/office/word/2006/wordml" xmlns:wps="http://schemas.microsoft.com/office/word/2010/wordprocessingShape" mc:Ignorable="w14 w15 w16se w16cid wp14">
+<w:ftr xmlns:wpc="http://schemas.microsoft.com/office/word/2010/wordprocessingCanvas" xmlns:cx="http://schemas.microsoft.com/office/drawing/2014/chartex" xmlns:cx1="http://schemas.microsoft.com/office/drawing/2015/9/8/chartex" xmlns:cx2="http://schemas.microsoft.com/office/drawing/2015/10/21/chartex" xmlns:cx3="http://schemas.microsoft.com/office/drawing/2016/5/9/chartex" xmlns:cx4="http://schemas.microsoft.com/office/drawing/2016/5/10/chartex" xmlns:cx5="http://schemas.microsoft.com/office/drawing/2016/5/11/chartex" xmlns:cx6="http://schemas.microsoft.com/office/drawing/2016/5/12/chartex" xmlns:cx7="http://schemas.microsoft.com/office/drawing/2016/5/13/chartex" xmlns:cx8="http://schemas.microsoft.com/office/drawing/2016/5/14/chartex" xmlns:mc="http://schemas.openxmlformats.org/markup-compatibility/2006" xmlns:aink="http://schemas.microsoft.com/office/drawing/2016/ink" xmlns:am3d="http://schemas.microsoft.com/office/drawing/2017/model3d" xmlns:o="urn:schemas-microsoft-com:office:office" xmlns:oel="http://schemas.microsoft.com/office/2019/extlst" xmlns:r="http://schemas.openxmlformats.org/officeDocument/2006/relationships" xmlns:m="http://schemas.openxmlformats.org/officeDocument/2006/math" xmlns:v="urn:schemas-microsoft-com:vml" xmlns:wp14="http://schemas.microsoft.com/office/word/2010/wordprocessingDrawing" xmlns:wp="http://schemas.openxmlformats.org/drawingml/2006/wordprocessingDrawing" xmlns:w10="urn:schemas-microsoft-com:office:word" xmlns:w="http://schemas.openxmlformats.org/wordprocessingml/2006/main" xmlns:w14="http://schemas.microsoft.com/office/word/2010/wordml" xmlns:w15="http://schemas.microsoft.com/office/word/2012/wordml" xmlns:w16cex="http://schemas.microsoft.com/office/word/2018/wordml/cex" xmlns:w16cid="http://schemas.microsoft.com/office/word/2016/wordml/cid" xmlns:w16="http://schemas.microsoft.com/office/word/2018/wordml" xmlns:w16sdtdh="http://schemas.microsoft.com/office/word/2020/wordml/sdtdatahash" xmlns:w16se="http://schemas.microsoft.com/office/word/2015/wordml/symex" xmlns:wpg="http://schemas.microsoft.com/office/word/2010/wordprocessingGroup" xmlns:wpi="http://schemas.microsoft.com/office/word/2010/wordprocessingInk" xmlns:wne="http://schemas.microsoft.com/office/word/2006/wordml" xmlns:wps="http://schemas.microsoft.com/office/word/2010/wordprocessingShape" mc:Ignorable="w14 w15 w16se w16cid w16 w16cex w16sdtdh wp14">
   <w:p>
     <w:pPr>
       <w:pStyle w:val="Piedepgina"/>
@@ -1947,7 +5525,7 @@
 </file>
 
 <file path=word/footnotes.xml><?xml version="1.0" encoding="utf-8"?>
-<w:footnotes xmlns:wpc="http://schemas.microsoft.com/office/word/2010/wordprocessingCanvas" xmlns:cx="http://schemas.microsoft.com/office/drawing/2014/chartex" xmlns:cx1="http://schemas.microsoft.com/office/drawing/2015/9/8/chartex" xmlns:cx2="http://schemas.microsoft.com/office/drawing/2015/10/21/chartex" xmlns:cx3="http://schemas.microsoft.com/office/drawing/2016/5/9/chartex" xmlns:cx4="http://schemas.microsoft.com/office/drawing/2016/5/10/chartex" xmlns:cx5="http://schemas.microsoft.com/office/drawing/2016/5/11/chartex" xmlns:cx6="http://schemas.microsoft.com/office/drawing/2016/5/12/chartex" xmlns:cx7="http://schemas.microsoft.com/office/drawing/2016/5/13/chartex" xmlns:cx8="http://schemas.microsoft.com/office/drawing/2016/5/14/chartex" xmlns:mc="http://schemas.openxmlformats.org/markup-compatibility/2006" xmlns:aink="http://schemas.microsoft.com/office/drawing/2016/ink" xmlns:am3d="http://schemas.microsoft.com/office/drawing/2017/model3d" xmlns:o="urn:schemas-microsoft-com:office:office" xmlns:r="http://schemas.openxmlformats.org/officeDocument/2006/relationships" xmlns:m="http://schemas.openxmlformats.org/officeDocument/2006/math" xmlns:v="urn:schemas-microsoft-com:vml" xmlns:wp14="http://schemas.microsoft.com/office/word/2010/wordprocessingDrawing" xmlns:wp="http://schemas.openxmlformats.org/drawingml/2006/wordprocessingDrawing" xmlns:w10="urn:schemas-microsoft-com:office:word" xmlns:w="http://schemas.openxmlformats.org/wordprocessingml/2006/main" xmlns:w14="http://schemas.microsoft.com/office/word/2010/wordml" xmlns:w15="http://schemas.microsoft.com/office/word/2012/wordml" xmlns:w16cid="http://schemas.microsoft.com/office/word/2016/wordml/cid" xmlns:w16se="http://schemas.microsoft.com/office/word/2015/wordml/symex" xmlns:wpg="http://schemas.microsoft.com/office/word/2010/wordprocessingGroup" xmlns:wpi="http://schemas.microsoft.com/office/word/2010/wordprocessingInk" xmlns:wne="http://schemas.microsoft.com/office/word/2006/wordml" xmlns:wps="http://schemas.microsoft.com/office/word/2010/wordprocessingShape" mc:Ignorable="w14 w15 w16se w16cid wp14">
+<w:footnotes xmlns:wpc="http://schemas.microsoft.com/office/word/2010/wordprocessingCanvas" xmlns:cx="http://schemas.microsoft.com/office/drawing/2014/chartex" xmlns:cx1="http://schemas.microsoft.com/office/drawing/2015/9/8/chartex" xmlns:cx2="http://schemas.microsoft.com/office/drawing/2015/10/21/chartex" xmlns:cx3="http://schemas.microsoft.com/office/drawing/2016/5/9/chartex" xmlns:cx4="http://schemas.microsoft.com/office/drawing/2016/5/10/chartex" xmlns:cx5="http://schemas.microsoft.com/office/drawing/2016/5/11/chartex" xmlns:cx6="http://schemas.microsoft.com/office/drawing/2016/5/12/chartex" xmlns:cx7="http://schemas.microsoft.com/office/drawing/2016/5/13/chartex" xmlns:cx8="http://schemas.microsoft.com/office/drawing/2016/5/14/chartex" xmlns:mc="http://schemas.openxmlformats.org/markup-compatibility/2006" xmlns:aink="http://schemas.microsoft.com/office/drawing/2016/ink" xmlns:am3d="http://schemas.microsoft.com/office/drawing/2017/model3d" xmlns:o="urn:schemas-microsoft-com:office:office" xmlns:oel="http://schemas.microsoft.com/office/2019/extlst" xmlns:r="http://schemas.openxmlformats.org/officeDocument/2006/relationships" xmlns:m="http://schemas.openxmlformats.org/officeDocument/2006/math" xmlns:v="urn:schemas-microsoft-com:vml" xmlns:wp14="http://schemas.microsoft.com/office/word/2010/wordprocessingDrawing" xmlns:wp="http://schemas.openxmlformats.org/drawingml/2006/wordprocessingDrawing" xmlns:w10="urn:schemas-microsoft-com:office:word" xmlns:w="http://schemas.openxmlformats.org/wordprocessingml/2006/main" xmlns:w14="http://schemas.microsoft.com/office/word/2010/wordml" xmlns:w15="http://schemas.microsoft.com/office/word/2012/wordml" xmlns:w16cex="http://schemas.microsoft.com/office/word/2018/wordml/cex" xmlns:w16cid="http://schemas.microsoft.com/office/word/2016/wordml/cid" xmlns:w16="http://schemas.microsoft.com/office/word/2018/wordml" xmlns:w16sdtdh="http://schemas.microsoft.com/office/word/2020/wordml/sdtdatahash" xmlns:w16se="http://schemas.microsoft.com/office/word/2015/wordml/symex" xmlns:wpg="http://schemas.microsoft.com/office/word/2010/wordprocessingGroup" xmlns:wpi="http://schemas.microsoft.com/office/word/2010/wordprocessingInk" xmlns:wne="http://schemas.microsoft.com/office/word/2006/wordml" xmlns:wps="http://schemas.microsoft.com/office/word/2010/wordprocessingShape" mc:Ignorable="w14 w15 w16se w16cid w16 w16cex w16sdtdh wp14">
   <w:footnote w:type="separator" w:id="-1">
     <w:p>
       <w:pPr>
@@ -1972,7 +5550,7 @@
 </file>
 
 <file path=word/header1.xml><?xml version="1.0" encoding="utf-8"?>
-<w:hdr xmlns:wpc="http://schemas.microsoft.com/office/word/2010/wordprocessingCanvas" xmlns:cx="http://schemas.microsoft.com/office/drawing/2014/chartex" xmlns:cx1="http://schemas.microsoft.com/office/drawing/2015/9/8/chartex" xmlns:cx2="http://schemas.microsoft.com/office/drawing/2015/10/21/chartex" xmlns:cx3="http://schemas.microsoft.com/office/drawing/2016/5/9/chartex" xmlns:cx4="http://schemas.microsoft.com/office/drawing/2016/5/10/chartex" xmlns:cx5="http://schemas.microsoft.com/office/drawing/2016/5/11/chartex" xmlns:cx6="http://schemas.microsoft.com/office/drawing/2016/5/12/chartex" xmlns:cx7="http://schemas.microsoft.com/office/drawing/2016/5/13/chartex" xmlns:cx8="http://schemas.microsoft.com/office/drawing/2016/5/14/chartex" xmlns:mc="http://schemas.openxmlformats.org/markup-compatibility/2006" xmlns:aink="http://schemas.microsoft.com/office/drawing/2016/ink" xmlns:am3d="http://schemas.microsoft.com/office/drawing/2017/model3d" xmlns:o="urn:schemas-microsoft-com:office:office" xmlns:r="http://schemas.openxmlformats.org/officeDocument/2006/relationships" xmlns:m="http://schemas.openxmlformats.org/officeDocument/2006/math" xmlns:v="urn:schemas-microsoft-com:vml" xmlns:wp14="http://schemas.microsoft.com/office/word/2010/wordprocessingDrawing" xmlns:wp="http://schemas.openxmlformats.org/drawingml/2006/wordprocessingDrawing" xmlns:w10="urn:schemas-microsoft-com:office:word" xmlns:w="http://schemas.openxmlformats.org/wordprocessingml/2006/main" xmlns:w14="http://schemas.microsoft.com/office/word/2010/wordml" xmlns:w15="http://schemas.microsoft.com/office/word/2012/wordml" xmlns:w16cid="http://schemas.microsoft.com/office/word/2016/wordml/cid" xmlns:w16se="http://schemas.microsoft.com/office/word/2015/wordml/symex" xmlns:wpg="http://schemas.microsoft.com/office/word/2010/wordprocessingGroup" xmlns:wpi="http://schemas.microsoft.com/office/word/2010/wordprocessingInk" xmlns:wne="http://schemas.microsoft.com/office/word/2006/wordml" xmlns:wps="http://schemas.microsoft.com/office/word/2010/wordprocessingShape" mc:Ignorable="w14 w15 w16se w16cid wp14">
+<w:hdr xmlns:wpc="http://schemas.microsoft.com/office/word/2010/wordprocessingCanvas" xmlns:cx="http://schemas.microsoft.com/office/drawing/2014/chartex" xmlns:cx1="http://schemas.microsoft.com/office/drawing/2015/9/8/chartex" xmlns:cx2="http://schemas.microsoft.com/office/drawing/2015/10/21/chartex" xmlns:cx3="http://schemas.microsoft.com/office/drawing/2016/5/9/chartex" xmlns:cx4="http://schemas.microsoft.com/office/drawing/2016/5/10/chartex" xmlns:cx5="http://schemas.microsoft.com/office/drawing/2016/5/11/chartex" xmlns:cx6="http://schemas.microsoft.com/office/drawing/2016/5/12/chartex" xmlns:cx7="http://schemas.microsoft.com/office/drawing/2016/5/13/chartex" xmlns:cx8="http://schemas.microsoft.com/office/drawing/2016/5/14/chartex" xmlns:mc="http://schemas.openxmlformats.org/markup-compatibility/2006" xmlns:aink="http://schemas.microsoft.com/office/drawing/2016/ink" xmlns:am3d="http://schemas.microsoft.com/office/drawing/2017/model3d" xmlns:o="urn:schemas-microsoft-com:office:office" xmlns:oel="http://schemas.microsoft.com/office/2019/extlst" xmlns:r="http://schemas.openxmlformats.org/officeDocument/2006/relationships" xmlns:m="http://schemas.openxmlformats.org/officeDocument/2006/math" xmlns:v="urn:schemas-microsoft-com:vml" xmlns:wp14="http://schemas.microsoft.com/office/word/2010/wordprocessingDrawing" xmlns:wp="http://schemas.openxmlformats.org/drawingml/2006/wordprocessingDrawing" xmlns:w10="urn:schemas-microsoft-com:office:word" xmlns:w="http://schemas.openxmlformats.org/wordprocessingml/2006/main" xmlns:w14="http://schemas.microsoft.com/office/word/2010/wordml" xmlns:w15="http://schemas.microsoft.com/office/word/2012/wordml" xmlns:w16cex="http://schemas.microsoft.com/office/word/2018/wordml/cex" xmlns:w16cid="http://schemas.microsoft.com/office/word/2016/wordml/cid" xmlns:w16="http://schemas.microsoft.com/office/word/2018/wordml" xmlns:w16sdtdh="http://schemas.microsoft.com/office/word/2020/wordml/sdtdatahash" xmlns:w16se="http://schemas.microsoft.com/office/word/2015/wordml/symex" xmlns:wpg="http://schemas.microsoft.com/office/word/2010/wordprocessingGroup" xmlns:wpi="http://schemas.microsoft.com/office/word/2010/wordprocessingInk" xmlns:wne="http://schemas.microsoft.com/office/word/2006/wordml" xmlns:wps="http://schemas.microsoft.com/office/word/2010/wordprocessingShape" mc:Ignorable="w14 w15 w16se w16cid w16 w16cex w16sdtdh wp14">
   <w:p>
     <w:pPr>
       <w:pStyle w:val="Encabezado"/>
@@ -1982,7 +5560,7 @@
 </file>
 
 <file path=word/header2.xml><?xml version="1.0" encoding="utf-8"?>
-<w:hdr xmlns:wpc="http://schemas.microsoft.com/office/word/2010/wordprocessingCanvas" xmlns:cx="http://schemas.microsoft.com/office/drawing/2014/chartex" xmlns:cx1="http://schemas.microsoft.com/office/drawing/2015/9/8/chartex" xmlns:cx2="http://schemas.microsoft.com/office/drawing/2015/10/21/chartex" xmlns:cx3="http://schemas.microsoft.com/office/drawing/2016/5/9/chartex" xmlns:cx4="http://schemas.microsoft.com/office/drawing/2016/5/10/chartex" xmlns:cx5="http://schemas.microsoft.com/office/drawing/2016/5/11/chartex" xmlns:cx6="http://schemas.microsoft.com/office/drawing/2016/5/12/chartex" xmlns:cx7="http://schemas.microsoft.com/office/drawing/2016/5/13/chartex" xmlns:cx8="http://schemas.microsoft.com/office/drawing/2016/5/14/chartex" xmlns:mc="http://schemas.openxmlformats.org/markup-compatibility/2006" xmlns:aink="http://schemas.microsoft.com/office/drawing/2016/ink" xmlns:am3d="http://schemas.microsoft.com/office/drawing/2017/model3d" xmlns:o="urn:schemas-microsoft-com:office:office" xmlns:r="http://schemas.openxmlformats.org/officeDocument/2006/relationships" xmlns:m="http://schemas.openxmlformats.org/officeDocument/2006/math" xmlns:v="urn:schemas-microsoft-com:vml" xmlns:wp14="http://schemas.microsoft.com/office/word/2010/wordprocessingDrawing" xmlns:wp="http://schemas.openxmlformats.org/drawingml/2006/wordprocessingDrawing" xmlns:w10="urn:schemas-microsoft-com:office:word" xmlns:w="http://schemas.openxmlformats.org/wordprocessingml/2006/main" xmlns:w14="http://schemas.microsoft.com/office/word/2010/wordml" xmlns:w15="http://schemas.microsoft.com/office/word/2012/wordml" xmlns:w16cid="http://schemas.microsoft.com/office/word/2016/wordml/cid" xmlns:w16se="http://schemas.microsoft.com/office/word/2015/wordml/symex" xmlns:wpg="http://schemas.microsoft.com/office/word/2010/wordprocessingGroup" xmlns:wpi="http://schemas.microsoft.com/office/word/2010/wordprocessingInk" xmlns:wne="http://schemas.microsoft.com/office/word/2006/wordml" xmlns:wps="http://schemas.microsoft.com/office/word/2010/wordprocessingShape" mc:Ignorable="w14 w15 w16se w16cid wp14">
+<w:hdr xmlns:wpc="http://schemas.microsoft.com/office/word/2010/wordprocessingCanvas" xmlns:cx="http://schemas.microsoft.com/office/drawing/2014/chartex" xmlns:cx1="http://schemas.microsoft.com/office/drawing/2015/9/8/chartex" xmlns:cx2="http://schemas.microsoft.com/office/drawing/2015/10/21/chartex" xmlns:cx3="http://schemas.microsoft.com/office/drawing/2016/5/9/chartex" xmlns:cx4="http://schemas.microsoft.com/office/drawing/2016/5/10/chartex" xmlns:cx5="http://schemas.microsoft.com/office/drawing/2016/5/11/chartex" xmlns:cx6="http://schemas.microsoft.com/office/drawing/2016/5/12/chartex" xmlns:cx7="http://schemas.microsoft.com/office/drawing/2016/5/13/chartex" xmlns:cx8="http://schemas.microsoft.com/office/drawing/2016/5/14/chartex" xmlns:mc="http://schemas.openxmlformats.org/markup-compatibility/2006" xmlns:aink="http://schemas.microsoft.com/office/drawing/2016/ink" xmlns:am3d="http://schemas.microsoft.com/office/drawing/2017/model3d" xmlns:o="urn:schemas-microsoft-com:office:office" xmlns:oel="http://schemas.microsoft.com/office/2019/extlst" xmlns:r="http://schemas.openxmlformats.org/officeDocument/2006/relationships" xmlns:m="http://schemas.openxmlformats.org/officeDocument/2006/math" xmlns:v="urn:schemas-microsoft-com:vml" xmlns:wp14="http://schemas.microsoft.com/office/word/2010/wordprocessingDrawing" xmlns:wp="http://schemas.openxmlformats.org/drawingml/2006/wordprocessingDrawing" xmlns:w10="urn:schemas-microsoft-com:office:word" xmlns:w="http://schemas.openxmlformats.org/wordprocessingml/2006/main" xmlns:w14="http://schemas.microsoft.com/office/word/2010/wordml" xmlns:w15="http://schemas.microsoft.com/office/word/2012/wordml" xmlns:w16cex="http://schemas.microsoft.com/office/word/2018/wordml/cex" xmlns:w16cid="http://schemas.microsoft.com/office/word/2016/wordml/cid" xmlns:w16="http://schemas.microsoft.com/office/word/2018/wordml" xmlns:w16sdtdh="http://schemas.microsoft.com/office/word/2020/wordml/sdtdatahash" xmlns:w16se="http://schemas.microsoft.com/office/word/2015/wordml/symex" xmlns:wpg="http://schemas.microsoft.com/office/word/2010/wordprocessingGroup" xmlns:wpi="http://schemas.microsoft.com/office/word/2010/wordprocessingInk" xmlns:wne="http://schemas.microsoft.com/office/word/2006/wordml" xmlns:wps="http://schemas.microsoft.com/office/word/2010/wordprocessingShape" mc:Ignorable="w14 w15 w16se w16cid w16 w16cex w16sdtdh wp14">
   <w:p>
     <w:pPr>
       <w:pStyle w:val="Encabezado"/>
@@ -1992,7 +5570,7 @@
 </file>
 
 <file path=word/header3.xml><?xml version="1.0" encoding="utf-8"?>
-<w:hdr xmlns:wpc="http://schemas.microsoft.com/office/word/2010/wordprocessingCanvas" xmlns:cx="http://schemas.microsoft.com/office/drawing/2014/chartex" xmlns:cx1="http://schemas.microsoft.com/office/drawing/2015/9/8/chartex" xmlns:cx2="http://schemas.microsoft.com/office/drawing/2015/10/21/chartex" xmlns:cx3="http://schemas.microsoft.com/office/drawing/2016/5/9/chartex" xmlns:cx4="http://schemas.microsoft.com/office/drawing/2016/5/10/chartex" xmlns:cx5="http://schemas.microsoft.com/office/drawing/2016/5/11/chartex" xmlns:cx6="http://schemas.microsoft.com/office/drawing/2016/5/12/chartex" xmlns:cx7="http://schemas.microsoft.com/office/drawing/2016/5/13/chartex" xmlns:cx8="http://schemas.microsoft.com/office/drawing/2016/5/14/chartex" xmlns:mc="http://schemas.openxmlformats.org/markup-compatibility/2006" xmlns:aink="http://schemas.microsoft.com/office/drawing/2016/ink" xmlns:am3d="http://schemas.microsoft.com/office/drawing/2017/model3d" xmlns:o="urn:schemas-microsoft-com:office:office" xmlns:r="http://schemas.openxmlformats.org/officeDocument/2006/relationships" xmlns:m="http://schemas.openxmlformats.org/officeDocument/2006/math" xmlns:v="urn:schemas-microsoft-com:vml" xmlns:wp14="http://schemas.microsoft.com/office/word/2010/wordprocessingDrawing" xmlns:wp="http://schemas.openxmlformats.org/drawingml/2006/wordprocessingDrawing" xmlns:w10="urn:schemas-microsoft-com:office:word" xmlns:w="http://schemas.openxmlformats.org/wordprocessingml/2006/main" xmlns:w14="http://schemas.microsoft.com/office/word/2010/wordml" xmlns:w15="http://schemas.microsoft.com/office/word/2012/wordml" xmlns:w16cid="http://schemas.microsoft.com/office/word/2016/wordml/cid" xmlns:w16se="http://schemas.microsoft.com/office/word/2015/wordml/symex" xmlns:wpg="http://schemas.microsoft.com/office/word/2010/wordprocessingGroup" xmlns:wpi="http://schemas.microsoft.com/office/word/2010/wordprocessingInk" xmlns:wne="http://schemas.microsoft.com/office/word/2006/wordml" xmlns:wps="http://schemas.microsoft.com/office/word/2010/wordprocessingShape" mc:Ignorable="w14 w15 w16se w16cid wp14">
+<w:hdr xmlns:wpc="http://schemas.microsoft.com/office/word/2010/wordprocessingCanvas" xmlns:cx="http://schemas.microsoft.com/office/drawing/2014/chartex" xmlns:cx1="http://schemas.microsoft.com/office/drawing/2015/9/8/chartex" xmlns:cx2="http://schemas.microsoft.com/office/drawing/2015/10/21/chartex" xmlns:cx3="http://schemas.microsoft.com/office/drawing/2016/5/9/chartex" xmlns:cx4="http://schemas.microsoft.com/office/drawing/2016/5/10/chartex" xmlns:cx5="http://schemas.microsoft.com/office/drawing/2016/5/11/chartex" xmlns:cx6="http://schemas.microsoft.com/office/drawing/2016/5/12/chartex" xmlns:cx7="http://schemas.microsoft.com/office/drawing/2016/5/13/chartex" xmlns:cx8="http://schemas.microsoft.com/office/drawing/2016/5/14/chartex" xmlns:mc="http://schemas.openxmlformats.org/markup-compatibility/2006" xmlns:aink="http://schemas.microsoft.com/office/drawing/2016/ink" xmlns:am3d="http://schemas.microsoft.com/office/drawing/2017/model3d" xmlns:o="urn:schemas-microsoft-com:office:office" xmlns:oel="http://schemas.microsoft.com/office/2019/extlst" xmlns:r="http://schemas.openxmlformats.org/officeDocument/2006/relationships" xmlns:m="http://schemas.openxmlformats.org/officeDocument/2006/math" xmlns:v="urn:schemas-microsoft-com:vml" xmlns:wp14="http://schemas.microsoft.com/office/word/2010/wordprocessingDrawing" xmlns:wp="http://schemas.openxmlformats.org/drawingml/2006/wordprocessingDrawing" xmlns:w10="urn:schemas-microsoft-com:office:word" xmlns:w="http://schemas.openxmlformats.org/wordprocessingml/2006/main" xmlns:w14="http://schemas.microsoft.com/office/word/2010/wordml" xmlns:w15="http://schemas.microsoft.com/office/word/2012/wordml" xmlns:w16cex="http://schemas.microsoft.com/office/word/2018/wordml/cex" xmlns:w16cid="http://schemas.microsoft.com/office/word/2016/wordml/cid" xmlns:w16="http://schemas.microsoft.com/office/word/2018/wordml" xmlns:w16sdtdh="http://schemas.microsoft.com/office/word/2020/wordml/sdtdatahash" xmlns:w16se="http://schemas.microsoft.com/office/word/2015/wordml/symex" xmlns:wpg="http://schemas.microsoft.com/office/word/2010/wordprocessingGroup" xmlns:wpi="http://schemas.microsoft.com/office/word/2010/wordprocessingInk" xmlns:wne="http://schemas.microsoft.com/office/word/2006/wordml" xmlns:wps="http://schemas.microsoft.com/office/word/2010/wordprocessingShape" mc:Ignorable="w14 w15 w16se w16cid w16 w16cex w16sdtdh wp14">
   <w:p>
     <w:pPr>
       <w:pStyle w:val="Encabezado"/>
@@ -2012,7 +5590,7 @@
 </file>
 
 <file path=word/header4.xml><?xml version="1.0" encoding="utf-8"?>
-<w:hdr xmlns:wpc="http://schemas.microsoft.com/office/word/2010/wordprocessingCanvas" xmlns:cx="http://schemas.microsoft.com/office/drawing/2014/chartex" xmlns:cx1="http://schemas.microsoft.com/office/drawing/2015/9/8/chartex" xmlns:cx2="http://schemas.microsoft.com/office/drawing/2015/10/21/chartex" xmlns:cx3="http://schemas.microsoft.com/office/drawing/2016/5/9/chartex" xmlns:cx4="http://schemas.microsoft.com/office/drawing/2016/5/10/chartex" xmlns:cx5="http://schemas.microsoft.com/office/drawing/2016/5/11/chartex" xmlns:cx6="http://schemas.microsoft.com/office/drawing/2016/5/12/chartex" xmlns:cx7="http://schemas.microsoft.com/office/drawing/2016/5/13/chartex" xmlns:cx8="http://schemas.microsoft.com/office/drawing/2016/5/14/chartex" xmlns:mc="http://schemas.openxmlformats.org/markup-compatibility/2006" xmlns:aink="http://schemas.microsoft.com/office/drawing/2016/ink" xmlns:am3d="http://schemas.microsoft.com/office/drawing/2017/model3d" xmlns:o="urn:schemas-microsoft-com:office:office" xmlns:r="http://schemas.openxmlformats.org/officeDocument/2006/relationships" xmlns:m="http://schemas.openxmlformats.org/officeDocument/2006/math" xmlns:v="urn:schemas-microsoft-com:vml" xmlns:wp14="http://schemas.microsoft.com/office/word/2010/wordprocessingDrawing" xmlns:wp="http://schemas.openxmlformats.org/drawingml/2006/wordprocessingDrawing" xmlns:w10="urn:schemas-microsoft-com:office:word" xmlns:w="http://schemas.openxmlformats.org/wordprocessingml/2006/main" xmlns:w14="http://schemas.microsoft.com/office/word/2010/wordml" xmlns:w15="http://schemas.microsoft.com/office/word/2012/wordml" xmlns:w16cid="http://schemas.microsoft.com/office/word/2016/wordml/cid" xmlns:w16se="http://schemas.microsoft.com/office/word/2015/wordml/symex" xmlns:wpg="http://schemas.microsoft.com/office/word/2010/wordprocessingGroup" xmlns:wpi="http://schemas.microsoft.com/office/word/2010/wordprocessingInk" xmlns:wne="http://schemas.microsoft.com/office/word/2006/wordml" xmlns:wps="http://schemas.microsoft.com/office/word/2010/wordprocessingShape" mc:Ignorable="w14 w15 w16se w16cid wp14">
+<w:hdr xmlns:wpc="http://schemas.microsoft.com/office/word/2010/wordprocessingCanvas" xmlns:cx="http://schemas.microsoft.com/office/drawing/2014/chartex" xmlns:cx1="http://schemas.microsoft.com/office/drawing/2015/9/8/chartex" xmlns:cx2="http://schemas.microsoft.com/office/drawing/2015/10/21/chartex" xmlns:cx3="http://schemas.microsoft.com/office/drawing/2016/5/9/chartex" xmlns:cx4="http://schemas.microsoft.com/office/drawing/2016/5/10/chartex" xmlns:cx5="http://schemas.microsoft.com/office/drawing/2016/5/11/chartex" xmlns:cx6="http://schemas.microsoft.com/office/drawing/2016/5/12/chartex" xmlns:cx7="http://schemas.microsoft.com/office/drawing/2016/5/13/chartex" xmlns:cx8="http://schemas.microsoft.com/office/drawing/2016/5/14/chartex" xmlns:mc="http://schemas.openxmlformats.org/markup-compatibility/2006" xmlns:aink="http://schemas.microsoft.com/office/drawing/2016/ink" xmlns:am3d="http://schemas.microsoft.com/office/drawing/2017/model3d" xmlns:o="urn:schemas-microsoft-com:office:office" xmlns:oel="http://schemas.microsoft.com/office/2019/extlst" xmlns:r="http://schemas.openxmlformats.org/officeDocument/2006/relationships" xmlns:m="http://schemas.openxmlformats.org/officeDocument/2006/math" xmlns:v="urn:schemas-microsoft-com:vml" xmlns:wp14="http://schemas.microsoft.com/office/word/2010/wordprocessingDrawing" xmlns:wp="http://schemas.openxmlformats.org/drawingml/2006/wordprocessingDrawing" xmlns:w10="urn:schemas-microsoft-com:office:word" xmlns:w="http://schemas.openxmlformats.org/wordprocessingml/2006/main" xmlns:w14="http://schemas.microsoft.com/office/word/2010/wordml" xmlns:w15="http://schemas.microsoft.com/office/word/2012/wordml" xmlns:w16cex="http://schemas.microsoft.com/office/word/2018/wordml/cex" xmlns:w16cid="http://schemas.microsoft.com/office/word/2016/wordml/cid" xmlns:w16="http://schemas.microsoft.com/office/word/2018/wordml" xmlns:w16sdtdh="http://schemas.microsoft.com/office/word/2020/wordml/sdtdatahash" xmlns:w16se="http://schemas.microsoft.com/office/word/2015/wordml/symex" xmlns:wpg="http://schemas.microsoft.com/office/word/2010/wordprocessingGroup" xmlns:wpi="http://schemas.microsoft.com/office/word/2010/wordprocessingInk" xmlns:wne="http://schemas.microsoft.com/office/word/2006/wordml" xmlns:wps="http://schemas.microsoft.com/office/word/2010/wordprocessingShape" mc:Ignorable="w14 w15 w16se w16cid w16 w16cex w16sdtdh wp14">
   <w:p>
     <w:pPr>
       <w:pStyle w:val="Encabezado"/>
@@ -2057,8 +5635,121 @@
 </file>
 
 <file path=word/numbering.xml><?xml version="1.0" encoding="utf-8"?>
-<w:numbering xmlns:wpc="http://schemas.microsoft.com/office/word/2010/wordprocessingCanvas" xmlns:cx="http://schemas.microsoft.com/office/drawing/2014/chartex" xmlns:cx1="http://schemas.microsoft.com/office/drawing/2015/9/8/chartex" xmlns:cx2="http://schemas.microsoft.com/office/drawing/2015/10/21/chartex" xmlns:cx3="http://schemas.microsoft.com/office/drawing/2016/5/9/chartex" xmlns:cx4="http://schemas.microsoft.com/office/drawing/2016/5/10/chartex" xmlns:cx5="http://schemas.microsoft.com/office/drawing/2016/5/11/chartex" xmlns:cx6="http://schemas.microsoft.com/office/drawing/2016/5/12/chartex" xmlns:cx7="http://schemas.microsoft.com/office/drawing/2016/5/13/chartex" xmlns:cx8="http://schemas.microsoft.com/office/drawing/2016/5/14/chartex" xmlns:mc="http://schemas.openxmlformats.org/markup-compatibility/2006" xmlns:aink="http://schemas.microsoft.com/office/drawing/2016/ink" xmlns:am3d="http://schemas.microsoft.com/office/drawing/2017/model3d" xmlns:o="urn:schemas-microsoft-com:office:office" xmlns:r="http://schemas.openxmlformats.org/officeDocument/2006/relationships" xmlns:m="http://schemas.openxmlformats.org/officeDocument/2006/math" xmlns:v="urn:schemas-microsoft-com:vml" xmlns:wp14="http://schemas.microsoft.com/office/word/2010/wordprocessingDrawing" xmlns:wp="http://schemas.openxmlformats.org/drawingml/2006/wordprocessingDrawing" xmlns:w10="urn:schemas-microsoft-com:office:word" xmlns:w="http://schemas.openxmlformats.org/wordprocessingml/2006/main" xmlns:w14="http://schemas.microsoft.com/office/word/2010/wordml" xmlns:w15="http://schemas.microsoft.com/office/word/2012/wordml" xmlns:w16cid="http://schemas.microsoft.com/office/word/2016/wordml/cid" xmlns:w16se="http://schemas.microsoft.com/office/word/2015/wordml/symex" xmlns:wpg="http://schemas.microsoft.com/office/word/2010/wordprocessingGroup" xmlns:wpi="http://schemas.microsoft.com/office/word/2010/wordprocessingInk" xmlns:wne="http://schemas.microsoft.com/office/word/2006/wordml" xmlns:wps="http://schemas.microsoft.com/office/word/2010/wordprocessingShape" mc:Ignorable="w14 w15 w16se w16cid wp14">
+<w:numbering xmlns:wpc="http://schemas.microsoft.com/office/word/2010/wordprocessingCanvas" xmlns:cx="http://schemas.microsoft.com/office/drawing/2014/chartex" xmlns:cx1="http://schemas.microsoft.com/office/drawing/2015/9/8/chartex" xmlns:cx2="http://schemas.microsoft.com/office/drawing/2015/10/21/chartex" xmlns:cx3="http://schemas.microsoft.com/office/drawing/2016/5/9/chartex" xmlns:cx4="http://schemas.microsoft.com/office/drawing/2016/5/10/chartex" xmlns:cx5="http://schemas.microsoft.com/office/drawing/2016/5/11/chartex" xmlns:cx6="http://schemas.microsoft.com/office/drawing/2016/5/12/chartex" xmlns:cx7="http://schemas.microsoft.com/office/drawing/2016/5/13/chartex" xmlns:cx8="http://schemas.microsoft.com/office/drawing/2016/5/14/chartex" xmlns:mc="http://schemas.openxmlformats.org/markup-compatibility/2006" xmlns:aink="http://schemas.microsoft.com/office/drawing/2016/ink" xmlns:am3d="http://schemas.microsoft.com/office/drawing/2017/model3d" xmlns:o="urn:schemas-microsoft-com:office:office" xmlns:oel="http://schemas.microsoft.com/office/2019/extlst" xmlns:r="http://schemas.openxmlformats.org/officeDocument/2006/relationships" xmlns:m="http://schemas.openxmlformats.org/officeDocument/2006/math" xmlns:v="urn:schemas-microsoft-com:vml" xmlns:wp14="http://schemas.microsoft.com/office/word/2010/wordprocessingDrawing" xmlns:wp="http://schemas.openxmlformats.org/drawingml/2006/wordprocessingDrawing" xmlns:w10="urn:schemas-microsoft-com:office:word" xmlns:w="http://schemas.openxmlformats.org/wordprocessingml/2006/main" xmlns:w14="http://schemas.microsoft.com/office/word/2010/wordml" xmlns:w15="http://schemas.microsoft.com/office/word/2012/wordml" xmlns:w16cex="http://schemas.microsoft.com/office/word/2018/wordml/cex" xmlns:w16cid="http://schemas.microsoft.com/office/word/2016/wordml/cid" xmlns:w16="http://schemas.microsoft.com/office/word/2018/wordml" xmlns:w16sdtdh="http://schemas.microsoft.com/office/word/2020/wordml/sdtdatahash" xmlns:w16se="http://schemas.microsoft.com/office/word/2015/wordml/symex" xmlns:wpg="http://schemas.microsoft.com/office/word/2010/wordprocessingGroup" xmlns:wpi="http://schemas.microsoft.com/office/word/2010/wordprocessingInk" xmlns:wne="http://schemas.microsoft.com/office/word/2006/wordml" xmlns:wps="http://schemas.microsoft.com/office/word/2010/wordprocessingShape" mc:Ignorable="w14 w15 w16se w16cid w16 w16cex w16sdtdh wp14">
   <w:abstractNum w:abstractNumId="0" w15:restartNumberingAfterBreak="0">
+    <w:nsid w:val="048D3B91"/>
+    <w:multiLevelType w:val="hybridMultilevel"/>
+    <w:tmpl w:val="E18E8512"/>
+    <w:lvl w:ilvl="0" w:tplc="26B411B6">
+      <w:start w:val="1"/>
+      <w:numFmt w:val="bullet"/>
+      <w:lvlText w:val="-"/>
+      <w:lvlJc w:val="left"/>
+      <w:pPr>
+        <w:ind w:left="720" w:hanging="360"/>
+      </w:pPr>
+      <w:rPr>
+        <w:rFonts w:ascii="Calibri" w:eastAsiaTheme="minorHAnsi" w:hAnsi="Calibri" w:cs="Calibri" w:hint="default"/>
+      </w:rPr>
+    </w:lvl>
+    <w:lvl w:ilvl="1" w:tplc="0C0A0003" w:tentative="1">
+      <w:start w:val="1"/>
+      <w:numFmt w:val="bullet"/>
+      <w:lvlText w:val="o"/>
+      <w:lvlJc w:val="left"/>
+      <w:pPr>
+        <w:ind w:left="1440" w:hanging="360"/>
+      </w:pPr>
+      <w:rPr>
+        <w:rFonts w:ascii="Courier New" w:hAnsi="Courier New" w:cs="Courier New" w:hint="default"/>
+      </w:rPr>
+    </w:lvl>
+    <w:lvl w:ilvl="2" w:tplc="0C0A0005" w:tentative="1">
+      <w:start w:val="1"/>
+      <w:numFmt w:val="bullet"/>
+      <w:lvlText w:val=""/>
+      <w:lvlJc w:val="left"/>
+      <w:pPr>
+        <w:ind w:left="2160" w:hanging="360"/>
+      </w:pPr>
+      <w:rPr>
+        <w:rFonts w:ascii="Wingdings" w:hAnsi="Wingdings" w:hint="default"/>
+      </w:rPr>
+    </w:lvl>
+    <w:lvl w:ilvl="3" w:tplc="0C0A0001" w:tentative="1">
+      <w:start w:val="1"/>
+      <w:numFmt w:val="bullet"/>
+      <w:lvlText w:val=""/>
+      <w:lvlJc w:val="left"/>
+      <w:pPr>
+        <w:ind w:left="2880" w:hanging="360"/>
+      </w:pPr>
+      <w:rPr>
+        <w:rFonts w:ascii="Symbol" w:hAnsi="Symbol" w:hint="default"/>
+      </w:rPr>
+    </w:lvl>
+    <w:lvl w:ilvl="4" w:tplc="0C0A0003" w:tentative="1">
+      <w:start w:val="1"/>
+      <w:numFmt w:val="bullet"/>
+      <w:lvlText w:val="o"/>
+      <w:lvlJc w:val="left"/>
+      <w:pPr>
+        <w:ind w:left="3600" w:hanging="360"/>
+      </w:pPr>
+      <w:rPr>
+        <w:rFonts w:ascii="Courier New" w:hAnsi="Courier New" w:cs="Courier New" w:hint="default"/>
+      </w:rPr>
+    </w:lvl>
+    <w:lvl w:ilvl="5" w:tplc="0C0A0005" w:tentative="1">
+      <w:start w:val="1"/>
+      <w:numFmt w:val="bullet"/>
+      <w:lvlText w:val=""/>
+      <w:lvlJc w:val="left"/>
+      <w:pPr>
+        <w:ind w:left="4320" w:hanging="360"/>
+      </w:pPr>
+      <w:rPr>
+        <w:rFonts w:ascii="Wingdings" w:hAnsi="Wingdings" w:hint="default"/>
+      </w:rPr>
+    </w:lvl>
+    <w:lvl w:ilvl="6" w:tplc="0C0A0001" w:tentative="1">
+      <w:start w:val="1"/>
+      <w:numFmt w:val="bullet"/>
+      <w:lvlText w:val=""/>
+      <w:lvlJc w:val="left"/>
+      <w:pPr>
+        <w:ind w:left="5040" w:hanging="360"/>
+      </w:pPr>
+      <w:rPr>
+        <w:rFonts w:ascii="Symbol" w:hAnsi="Symbol" w:hint="default"/>
+      </w:rPr>
+    </w:lvl>
+    <w:lvl w:ilvl="7" w:tplc="0C0A0003" w:tentative="1">
+      <w:start w:val="1"/>
+      <w:numFmt w:val="bullet"/>
+      <w:lvlText w:val="o"/>
+      <w:lvlJc w:val="left"/>
+      <w:pPr>
+        <w:ind w:left="5760" w:hanging="360"/>
+      </w:pPr>
+      <w:rPr>
+        <w:rFonts w:ascii="Courier New" w:hAnsi="Courier New" w:cs="Courier New" w:hint="default"/>
+      </w:rPr>
+    </w:lvl>
+    <w:lvl w:ilvl="8" w:tplc="0C0A0005" w:tentative="1">
+      <w:start w:val="1"/>
+      <w:numFmt w:val="bullet"/>
+      <w:lvlText w:val=""/>
+      <w:lvlJc w:val="left"/>
+      <w:pPr>
+        <w:ind w:left="6480" w:hanging="360"/>
+      </w:pPr>
+      <w:rPr>
+        <w:rFonts w:ascii="Wingdings" w:hAnsi="Wingdings" w:hint="default"/>
+      </w:rPr>
+    </w:lvl>
+  </w:abstractNum>
+  <w:abstractNum w:abstractNumId="1" w15:restartNumberingAfterBreak="0">
     <w:nsid w:val="19A63E56"/>
     <w:multiLevelType w:val="hybridMultilevel"/>
     <w:tmpl w:val="D40E9608"/>
@@ -2147,14 +5838,247 @@
       </w:pPr>
     </w:lvl>
   </w:abstractNum>
-  <w:num w:numId="1">
+  <w:abstractNum w:abstractNumId="2" w15:restartNumberingAfterBreak="0">
+    <w:nsid w:val="385B2D0A"/>
+    <w:multiLevelType w:val="hybridMultilevel"/>
+    <w:tmpl w:val="500C6660"/>
+    <w:lvl w:ilvl="0" w:tplc="34A63CEA">
+      <w:numFmt w:val="bullet"/>
+      <w:lvlText w:val="-"/>
+      <w:lvlJc w:val="left"/>
+      <w:pPr>
+        <w:ind w:left="720" w:hanging="360"/>
+      </w:pPr>
+      <w:rPr>
+        <w:rFonts w:ascii="Calibri" w:eastAsiaTheme="minorHAnsi" w:hAnsi="Calibri" w:cs="Calibri" w:hint="default"/>
+      </w:rPr>
+    </w:lvl>
+    <w:lvl w:ilvl="1" w:tplc="0C0A0003" w:tentative="1">
+      <w:start w:val="1"/>
+      <w:numFmt w:val="bullet"/>
+      <w:lvlText w:val="o"/>
+      <w:lvlJc w:val="left"/>
+      <w:pPr>
+        <w:ind w:left="1440" w:hanging="360"/>
+      </w:pPr>
+      <w:rPr>
+        <w:rFonts w:ascii="Courier New" w:hAnsi="Courier New" w:cs="Courier New" w:hint="default"/>
+      </w:rPr>
+    </w:lvl>
+    <w:lvl w:ilvl="2" w:tplc="0C0A0005" w:tentative="1">
+      <w:start w:val="1"/>
+      <w:numFmt w:val="bullet"/>
+      <w:lvlText w:val=""/>
+      <w:lvlJc w:val="left"/>
+      <w:pPr>
+        <w:ind w:left="2160" w:hanging="360"/>
+      </w:pPr>
+      <w:rPr>
+        <w:rFonts w:ascii="Wingdings" w:hAnsi="Wingdings" w:hint="default"/>
+      </w:rPr>
+    </w:lvl>
+    <w:lvl w:ilvl="3" w:tplc="0C0A0001" w:tentative="1">
+      <w:start w:val="1"/>
+      <w:numFmt w:val="bullet"/>
+      <w:lvlText w:val=""/>
+      <w:lvlJc w:val="left"/>
+      <w:pPr>
+        <w:ind w:left="2880" w:hanging="360"/>
+      </w:pPr>
+      <w:rPr>
+        <w:rFonts w:ascii="Symbol" w:hAnsi="Symbol" w:hint="default"/>
+      </w:rPr>
+    </w:lvl>
+    <w:lvl w:ilvl="4" w:tplc="0C0A0003" w:tentative="1">
+      <w:start w:val="1"/>
+      <w:numFmt w:val="bullet"/>
+      <w:lvlText w:val="o"/>
+      <w:lvlJc w:val="left"/>
+      <w:pPr>
+        <w:ind w:left="3600" w:hanging="360"/>
+      </w:pPr>
+      <w:rPr>
+        <w:rFonts w:ascii="Courier New" w:hAnsi="Courier New" w:cs="Courier New" w:hint="default"/>
+      </w:rPr>
+    </w:lvl>
+    <w:lvl w:ilvl="5" w:tplc="0C0A0005" w:tentative="1">
+      <w:start w:val="1"/>
+      <w:numFmt w:val="bullet"/>
+      <w:lvlText w:val=""/>
+      <w:lvlJc w:val="left"/>
+      <w:pPr>
+        <w:ind w:left="4320" w:hanging="360"/>
+      </w:pPr>
+      <w:rPr>
+        <w:rFonts w:ascii="Wingdings" w:hAnsi="Wingdings" w:hint="default"/>
+      </w:rPr>
+    </w:lvl>
+    <w:lvl w:ilvl="6" w:tplc="0C0A0001" w:tentative="1">
+      <w:start w:val="1"/>
+      <w:numFmt w:val="bullet"/>
+      <w:lvlText w:val=""/>
+      <w:lvlJc w:val="left"/>
+      <w:pPr>
+        <w:ind w:left="5040" w:hanging="360"/>
+      </w:pPr>
+      <w:rPr>
+        <w:rFonts w:ascii="Symbol" w:hAnsi="Symbol" w:hint="default"/>
+      </w:rPr>
+    </w:lvl>
+    <w:lvl w:ilvl="7" w:tplc="0C0A0003" w:tentative="1">
+      <w:start w:val="1"/>
+      <w:numFmt w:val="bullet"/>
+      <w:lvlText w:val="o"/>
+      <w:lvlJc w:val="left"/>
+      <w:pPr>
+        <w:ind w:left="5760" w:hanging="360"/>
+      </w:pPr>
+      <w:rPr>
+        <w:rFonts w:ascii="Courier New" w:hAnsi="Courier New" w:cs="Courier New" w:hint="default"/>
+      </w:rPr>
+    </w:lvl>
+    <w:lvl w:ilvl="8" w:tplc="0C0A0005" w:tentative="1">
+      <w:start w:val="1"/>
+      <w:numFmt w:val="bullet"/>
+      <w:lvlText w:val=""/>
+      <w:lvlJc w:val="left"/>
+      <w:pPr>
+        <w:ind w:left="6480" w:hanging="360"/>
+      </w:pPr>
+      <w:rPr>
+        <w:rFonts w:ascii="Wingdings" w:hAnsi="Wingdings" w:hint="default"/>
+      </w:rPr>
+    </w:lvl>
+  </w:abstractNum>
+  <w:abstractNum w:abstractNumId="3" w15:restartNumberingAfterBreak="0">
+    <w:nsid w:val="390F3352"/>
+    <w:multiLevelType w:val="hybridMultilevel"/>
+    <w:tmpl w:val="5BC4D1CE"/>
+    <w:lvl w:ilvl="0" w:tplc="43B849E6">
+      <w:numFmt w:val="bullet"/>
+      <w:lvlText w:val="-"/>
+      <w:lvlJc w:val="left"/>
+      <w:pPr>
+        <w:ind w:left="720" w:hanging="360"/>
+      </w:pPr>
+      <w:rPr>
+        <w:rFonts w:ascii="Times New Roman" w:eastAsiaTheme="minorHAnsi" w:hAnsi="Times New Roman" w:cs="Times New Roman" w:hint="default"/>
+      </w:rPr>
+    </w:lvl>
+    <w:lvl w:ilvl="1" w:tplc="0C0A0003" w:tentative="1">
+      <w:start w:val="1"/>
+      <w:numFmt w:val="bullet"/>
+      <w:lvlText w:val="o"/>
+      <w:lvlJc w:val="left"/>
+      <w:pPr>
+        <w:ind w:left="1440" w:hanging="360"/>
+      </w:pPr>
+      <w:rPr>
+        <w:rFonts w:ascii="Courier New" w:hAnsi="Courier New" w:cs="Courier New" w:hint="default"/>
+      </w:rPr>
+    </w:lvl>
+    <w:lvl w:ilvl="2" w:tplc="0C0A0005" w:tentative="1">
+      <w:start w:val="1"/>
+      <w:numFmt w:val="bullet"/>
+      <w:lvlText w:val=""/>
+      <w:lvlJc w:val="left"/>
+      <w:pPr>
+        <w:ind w:left="2160" w:hanging="360"/>
+      </w:pPr>
+      <w:rPr>
+        <w:rFonts w:ascii="Wingdings" w:hAnsi="Wingdings" w:hint="default"/>
+      </w:rPr>
+    </w:lvl>
+    <w:lvl w:ilvl="3" w:tplc="0C0A0001" w:tentative="1">
+      <w:start w:val="1"/>
+      <w:numFmt w:val="bullet"/>
+      <w:lvlText w:val=""/>
+      <w:lvlJc w:val="left"/>
+      <w:pPr>
+        <w:ind w:left="2880" w:hanging="360"/>
+      </w:pPr>
+      <w:rPr>
+        <w:rFonts w:ascii="Symbol" w:hAnsi="Symbol" w:hint="default"/>
+      </w:rPr>
+    </w:lvl>
+    <w:lvl w:ilvl="4" w:tplc="0C0A0003" w:tentative="1">
+      <w:start w:val="1"/>
+      <w:numFmt w:val="bullet"/>
+      <w:lvlText w:val="o"/>
+      <w:lvlJc w:val="left"/>
+      <w:pPr>
+        <w:ind w:left="3600" w:hanging="360"/>
+      </w:pPr>
+      <w:rPr>
+        <w:rFonts w:ascii="Courier New" w:hAnsi="Courier New" w:cs="Courier New" w:hint="default"/>
+      </w:rPr>
+    </w:lvl>
+    <w:lvl w:ilvl="5" w:tplc="0C0A0005" w:tentative="1">
+      <w:start w:val="1"/>
+      <w:numFmt w:val="bullet"/>
+      <w:lvlText w:val=""/>
+      <w:lvlJc w:val="left"/>
+      <w:pPr>
+        <w:ind w:left="4320" w:hanging="360"/>
+      </w:pPr>
+      <w:rPr>
+        <w:rFonts w:ascii="Wingdings" w:hAnsi="Wingdings" w:hint="default"/>
+      </w:rPr>
+    </w:lvl>
+    <w:lvl w:ilvl="6" w:tplc="0C0A0001" w:tentative="1">
+      <w:start w:val="1"/>
+      <w:numFmt w:val="bullet"/>
+      <w:lvlText w:val=""/>
+      <w:lvlJc w:val="left"/>
+      <w:pPr>
+        <w:ind w:left="5040" w:hanging="360"/>
+      </w:pPr>
+      <w:rPr>
+        <w:rFonts w:ascii="Symbol" w:hAnsi="Symbol" w:hint="default"/>
+      </w:rPr>
+    </w:lvl>
+    <w:lvl w:ilvl="7" w:tplc="0C0A0003" w:tentative="1">
+      <w:start w:val="1"/>
+      <w:numFmt w:val="bullet"/>
+      <w:lvlText w:val="o"/>
+      <w:lvlJc w:val="left"/>
+      <w:pPr>
+        <w:ind w:left="5760" w:hanging="360"/>
+      </w:pPr>
+      <w:rPr>
+        <w:rFonts w:ascii="Courier New" w:hAnsi="Courier New" w:cs="Courier New" w:hint="default"/>
+      </w:rPr>
+    </w:lvl>
+    <w:lvl w:ilvl="8" w:tplc="0C0A0005" w:tentative="1">
+      <w:start w:val="1"/>
+      <w:numFmt w:val="bullet"/>
+      <w:lvlText w:val=""/>
+      <w:lvlJc w:val="left"/>
+      <w:pPr>
+        <w:ind w:left="6480" w:hanging="360"/>
+      </w:pPr>
+      <w:rPr>
+        <w:rFonts w:ascii="Wingdings" w:hAnsi="Wingdings" w:hint="default"/>
+      </w:rPr>
+    </w:lvl>
+  </w:abstractNum>
+  <w:num w:numId="1" w16cid:durableId="554120140">
+    <w:abstractNumId w:val="1"/>
+  </w:num>
+  <w:num w:numId="2" w16cid:durableId="265039386">
     <w:abstractNumId w:val="0"/>
+  </w:num>
+  <w:num w:numId="3" w16cid:durableId="1629703681">
+    <w:abstractNumId w:val="3"/>
+  </w:num>
+  <w:num w:numId="4" w16cid:durableId="1657564708">
+    <w:abstractNumId w:val="2"/>
   </w:num>
 </w:numbering>
 </file>
 
 <file path=word/styles.xml><?xml version="1.0" encoding="utf-8"?>
-<w:styles xmlns:mc="http://schemas.openxmlformats.org/markup-compatibility/2006" xmlns:r="http://schemas.openxmlformats.org/officeDocument/2006/relationships" xmlns:w="http://schemas.openxmlformats.org/wordprocessingml/2006/main" xmlns:w14="http://schemas.microsoft.com/office/word/2010/wordml" xmlns:w15="http://schemas.microsoft.com/office/word/2012/wordml" xmlns:w16cid="http://schemas.microsoft.com/office/word/2016/wordml/cid" xmlns:w16se="http://schemas.microsoft.com/office/word/2015/wordml/symex" mc:Ignorable="w14 w15 w16se w16cid">
+<w:styles xmlns:mc="http://schemas.openxmlformats.org/markup-compatibility/2006" xmlns:r="http://schemas.openxmlformats.org/officeDocument/2006/relationships" xmlns:w="http://schemas.openxmlformats.org/wordprocessingml/2006/main" xmlns:w14="http://schemas.microsoft.com/office/word/2010/wordml" xmlns:w15="http://schemas.microsoft.com/office/word/2012/wordml" xmlns:w16cex="http://schemas.microsoft.com/office/word/2018/wordml/cex" xmlns:w16cid="http://schemas.microsoft.com/office/word/2016/wordml/cid" xmlns:w16="http://schemas.microsoft.com/office/word/2018/wordml" xmlns:w16sdtdh="http://schemas.microsoft.com/office/word/2020/wordml/sdtdatahash" xmlns:w16se="http://schemas.microsoft.com/office/word/2015/wordml/symex" mc:Ignorable="w14 w15 w16se w16cid w16 w16cex w16sdtdh">
   <w:docDefaults>
     <w:rPrDefault>
       <w:rPr>
@@ -2170,7 +6094,7 @@
       </w:pPr>
     </w:pPrDefault>
   </w:docDefaults>
-  <w:latentStyles w:defLockedState="0" w:defUIPriority="99" w:defSemiHidden="0" w:defUnhideWhenUsed="0" w:defQFormat="0" w:count="375">
+  <w:latentStyles w:defLockedState="0" w:defUIPriority="99" w:defSemiHidden="0" w:defUnhideWhenUsed="0" w:defQFormat="0" w:count="376">
     <w:lsdException w:name="Normal" w:uiPriority="0" w:qFormat="1"/>
     <w:lsdException w:name="heading 1" w:uiPriority="9" w:qFormat="1"/>
     <w:lsdException w:name="heading 2" w:semiHidden="1" w:uiPriority="9" w:unhideWhenUsed="1" w:qFormat="1"/>
@@ -2546,6 +6470,7 @@
     <w:lsdException w:name="Smart Hyperlink" w:semiHidden="1" w:unhideWhenUsed="1"/>
     <w:lsdException w:name="Hashtag" w:semiHidden="1" w:unhideWhenUsed="1"/>
     <w:lsdException w:name="Unresolved Mention" w:semiHidden="1" w:unhideWhenUsed="1"/>
+    <w:lsdException w:name="Smart Link" w:semiHidden="1" w:unhideWhenUsed="1"/>
   </w:latentStyles>
   <w:style w:type="paragraph" w:default="1" w:styleId="Normal">
     <w:name w:val="Normal"/>
@@ -2999,6 +6924,29 @@
       </w:tblBorders>
     </w:tblPr>
   </w:style>
+  <w:style w:type="paragraph" w:styleId="Prrafodelista">
+    <w:name w:val="List Paragraph"/>
+    <w:basedOn w:val="Normal"/>
+    <w:uiPriority w:val="34"/>
+    <w:qFormat/>
+    <w:rsid w:val="001C564D"/>
+    <w:pPr>
+      <w:ind w:left="720"/>
+      <w:contextualSpacing/>
+    </w:pPr>
+  </w:style>
+  <w:style w:type="character" w:styleId="Mencinsinresolver">
+    <w:name w:val="Unresolved Mention"/>
+    <w:basedOn w:val="Fuentedeprrafopredeter"/>
+    <w:uiPriority w:val="99"/>
+    <w:semiHidden/>
+    <w:unhideWhenUsed/>
+    <w:rsid w:val="00BC173E"/>
+    <w:rPr>
+      <w:color w:val="605E5C"/>
+      <w:shd w:val="clear" w:color="auto" w:fill="E1DFDD"/>
+    </w:rPr>
+  </w:style>
 </w:styles>
 </file>
 
@@ -3302,7 +7250,7 @@
 </file>
 
 <file path=customXml/itemProps1.xml><?xml version="1.0" encoding="utf-8"?>
-<ds:datastoreItem xmlns:ds="http://schemas.openxmlformats.org/officeDocument/2006/customXml" ds:itemID="{964EAB9F-AA8F-48AE-BB9F-E032482195AF}">
+<ds:datastoreItem xmlns:ds="http://schemas.openxmlformats.org/officeDocument/2006/customXml" ds:itemID="{F6A89F9B-95BF-4B4E-9EF0-C5507F23658C}">
   <ds:schemaRefs>
     <ds:schemaRef ds:uri="http://schemas.openxmlformats.org/officeDocument/2006/bibliography"/>
   </ds:schemaRefs>
